--- a/question answer.docx
+++ b/question answer.docx
@@ -852,6 +852,31 @@
       <w:pPr>
         <w:shd w:val="clear" w:color="auto" w:fill="FFFFFF"/>
         <w:spacing w:after="0" w:line="240" w:lineRule="auto"/>
+        <w:rPr>
+          <w:rFonts w:ascii="Times New Roman" w:eastAsia="Times New Roman" w:hAnsi="Times New Roman" w:cs="Times New Roman"/>
+          <w:b/>
+          <w:bCs/>
+          <w:color w:val="404040"/>
+          <w:sz w:val="32"/>
+          <w:szCs w:val="32"/>
+        </w:rPr>
+      </w:pPr>
+      <w:r>
+        <w:rPr>
+          <w:rFonts w:ascii="Times New Roman" w:eastAsia="Times New Roman" w:hAnsi="Times New Roman" w:cs="Times New Roman"/>
+          <w:b/>
+          <w:bCs/>
+          <w:color w:val="404040"/>
+          <w:sz w:val="32"/>
+          <w:szCs w:val="32"/>
+        </w:rPr>
+        <w:t>FROM MODULE-1</w:t>
+      </w:r>
+    </w:p>
+    <w:p>
+      <w:pPr>
+        <w:shd w:val="clear" w:color="auto" w:fill="FFFFFF"/>
+        <w:spacing w:after="0" w:line="240" w:lineRule="auto"/>
         <w:jc w:val="right"/>
         <w:rPr>
           <w:rFonts w:ascii="Arial" w:eastAsia="Times New Roman" w:hAnsi="Arial" w:cs="Arial"/>
@@ -860,6 +885,4141 @@
           <w:szCs w:val="20"/>
         </w:rPr>
       </w:pPr>
+    </w:p>
+    <w:p>
+      <w:pPr>
+        <w:shd w:val="clear" w:color="auto" w:fill="FFFFFF"/>
+        <w:spacing w:after="0" w:line="240" w:lineRule="auto"/>
+        <w:jc w:val="right"/>
+        <w:rPr>
+          <w:rFonts w:ascii="Arial" w:eastAsia="Times New Roman" w:hAnsi="Arial" w:cs="Arial"/>
+          <w:color w:val="404040"/>
+          <w:sz w:val="20"/>
+          <w:szCs w:val="20"/>
+        </w:rPr>
+      </w:pPr>
+    </w:p>
+    <w:p>
+      <w:pPr>
+        <w:shd w:val="clear" w:color="auto" w:fill="FFFFFF"/>
+        <w:tabs>
+          <w:tab w:val="left" w:pos="916"/>
+          <w:tab w:val="left" w:pos="1832"/>
+          <w:tab w:val="left" w:pos="2748"/>
+          <w:tab w:val="left" w:pos="3664"/>
+          <w:tab w:val="left" w:pos="4580"/>
+          <w:tab w:val="left" w:pos="5496"/>
+          <w:tab w:val="left" w:pos="6412"/>
+          <w:tab w:val="left" w:pos="7328"/>
+          <w:tab w:val="left" w:pos="8244"/>
+          <w:tab w:val="left" w:pos="9160"/>
+          <w:tab w:val="left" w:pos="10076"/>
+          <w:tab w:val="left" w:pos="10992"/>
+          <w:tab w:val="left" w:pos="11908"/>
+          <w:tab w:val="left" w:pos="12824"/>
+          <w:tab w:val="left" w:pos="13740"/>
+          <w:tab w:val="left" w:pos="14656"/>
+        </w:tabs>
+        <w:wordWrap w:val="0"/>
+        <w:spacing w:after="0" w:line="240" w:lineRule="atLeast"/>
+        <w:rPr>
+          <w:rFonts w:ascii="Lucida Console" w:eastAsia="Times New Roman" w:hAnsi="Lucida Console" w:cs="Courier New"/>
+          <w:color w:val="000000"/>
+          <w:sz w:val="20"/>
+          <w:szCs w:val="20"/>
+          <w:bdr w:val="none" w:sz="0" w:space="0" w:color="auto" w:frame="1"/>
+        </w:rPr>
+      </w:pPr>
+      <w:r>
+        <w:rPr>
+          <w:rFonts w:ascii="Lucida Console" w:eastAsia="Times New Roman" w:hAnsi="Lucida Console" w:cs="Courier New"/>
+          <w:color w:val="000000"/>
+          <w:sz w:val="20"/>
+          <w:szCs w:val="20"/>
+          <w:bdr w:val="none" w:sz="0" w:space="0" w:color="auto" w:frame="1"/>
+        </w:rPr>
+        <w:t xml:space="preserve">ID                            Description </w:t>
+      </w:r>
+      <w:proofErr w:type="spellStart"/>
+      <w:r>
+        <w:rPr>
+          <w:rFonts w:ascii="Lucida Console" w:eastAsia="Times New Roman" w:hAnsi="Lucida Console" w:cs="Courier New"/>
+          <w:color w:val="000000"/>
+          <w:sz w:val="20"/>
+          <w:szCs w:val="20"/>
+          <w:bdr w:val="none" w:sz="0" w:space="0" w:color="auto" w:frame="1"/>
+        </w:rPr>
+        <w:t>GeneRatio</w:t>
+      </w:r>
+      <w:proofErr w:type="spellEnd"/>
+      <w:r>
+        <w:rPr>
+          <w:rFonts w:ascii="Lucida Console" w:eastAsia="Times New Roman" w:hAnsi="Lucida Console" w:cs="Courier New"/>
+          <w:color w:val="000000"/>
+          <w:sz w:val="20"/>
+          <w:szCs w:val="20"/>
+          <w:bdr w:val="none" w:sz="0" w:space="0" w:color="auto" w:frame="1"/>
+        </w:rPr>
+        <w:t xml:space="preserve">   </w:t>
+      </w:r>
+      <w:proofErr w:type="spellStart"/>
+      <w:r>
+        <w:rPr>
+          <w:rFonts w:ascii="Lucida Console" w:eastAsia="Times New Roman" w:hAnsi="Lucida Console" w:cs="Courier New"/>
+          <w:color w:val="000000"/>
+          <w:sz w:val="20"/>
+          <w:szCs w:val="20"/>
+          <w:bdr w:val="none" w:sz="0" w:space="0" w:color="auto" w:frame="1"/>
+        </w:rPr>
+        <w:t>BgRatio</w:t>
+      </w:r>
+      <w:proofErr w:type="spellEnd"/>
+      <w:r>
+        <w:rPr>
+          <w:rFonts w:ascii="Lucida Console" w:eastAsia="Times New Roman" w:hAnsi="Lucida Console" w:cs="Courier New"/>
+          <w:color w:val="000000"/>
+          <w:sz w:val="20"/>
+          <w:szCs w:val="20"/>
+          <w:bdr w:val="none" w:sz="0" w:space="0" w:color="auto" w:frame="1"/>
+        </w:rPr>
+        <w:t xml:space="preserve"> </w:t>
+      </w:r>
+      <w:proofErr w:type="spellStart"/>
+      <w:r>
+        <w:rPr>
+          <w:rFonts w:ascii="Lucida Console" w:eastAsia="Times New Roman" w:hAnsi="Lucida Console" w:cs="Courier New"/>
+          <w:color w:val="000000"/>
+          <w:sz w:val="20"/>
+          <w:szCs w:val="20"/>
+          <w:bdr w:val="none" w:sz="0" w:space="0" w:color="auto" w:frame="1"/>
+        </w:rPr>
+        <w:t>RichFactor</w:t>
+      </w:r>
+      <w:proofErr w:type="spellEnd"/>
+      <w:r>
+        <w:rPr>
+          <w:rFonts w:ascii="Lucida Console" w:eastAsia="Times New Roman" w:hAnsi="Lucida Console" w:cs="Courier New"/>
+          <w:color w:val="000000"/>
+          <w:sz w:val="20"/>
+          <w:szCs w:val="20"/>
+          <w:bdr w:val="none" w:sz="0" w:space="0" w:color="auto" w:frame="1"/>
+        </w:rPr>
+        <w:t xml:space="preserve"> </w:t>
+      </w:r>
+      <w:proofErr w:type="spellStart"/>
+      <w:r>
+        <w:rPr>
+          <w:rFonts w:ascii="Lucida Console" w:eastAsia="Times New Roman" w:hAnsi="Lucida Console" w:cs="Courier New"/>
+          <w:color w:val="000000"/>
+          <w:sz w:val="20"/>
+          <w:szCs w:val="20"/>
+          <w:bdr w:val="none" w:sz="0" w:space="0" w:color="auto" w:frame="1"/>
+        </w:rPr>
+        <w:t>FoldEnrichment</w:t>
+      </w:r>
+      <w:proofErr w:type="spellEnd"/>
+    </w:p>
+    <w:p>
+      <w:pPr>
+        <w:shd w:val="clear" w:color="auto" w:fill="FFFFFF"/>
+        <w:tabs>
+          <w:tab w:val="left" w:pos="916"/>
+          <w:tab w:val="left" w:pos="1832"/>
+          <w:tab w:val="left" w:pos="2748"/>
+          <w:tab w:val="left" w:pos="3664"/>
+          <w:tab w:val="left" w:pos="4580"/>
+          <w:tab w:val="left" w:pos="5496"/>
+          <w:tab w:val="left" w:pos="6412"/>
+          <w:tab w:val="left" w:pos="7328"/>
+          <w:tab w:val="left" w:pos="8244"/>
+          <w:tab w:val="left" w:pos="9160"/>
+          <w:tab w:val="left" w:pos="10076"/>
+          <w:tab w:val="left" w:pos="10992"/>
+          <w:tab w:val="left" w:pos="11908"/>
+          <w:tab w:val="left" w:pos="12824"/>
+          <w:tab w:val="left" w:pos="13740"/>
+          <w:tab w:val="left" w:pos="14656"/>
+        </w:tabs>
+        <w:wordWrap w:val="0"/>
+        <w:spacing w:after="0" w:line="240" w:lineRule="atLeast"/>
+        <w:rPr>
+          <w:rFonts w:ascii="Lucida Console" w:eastAsia="Times New Roman" w:hAnsi="Lucida Console" w:cs="Courier New"/>
+          <w:color w:val="000000"/>
+          <w:sz w:val="20"/>
+          <w:szCs w:val="20"/>
+          <w:bdr w:val="none" w:sz="0" w:space="0" w:color="auto" w:frame="1"/>
+        </w:rPr>
+      </w:pPr>
+      <w:r>
+        <w:rPr>
+          <w:rFonts w:ascii="Lucida Console" w:eastAsia="Times New Roman" w:hAnsi="Lucida Console" w:cs="Courier New"/>
+          <w:color w:val="000000"/>
+          <w:sz w:val="20"/>
+          <w:szCs w:val="20"/>
+          <w:bdr w:val="none" w:sz="0" w:space="0" w:color="auto" w:frame="1"/>
+        </w:rPr>
+        <w:t xml:space="preserve">GO:0098813 </w:t>
+      </w:r>
+      <w:proofErr w:type="spellStart"/>
+      <w:r>
+        <w:rPr>
+          <w:rFonts w:ascii="Lucida Console" w:eastAsia="Times New Roman" w:hAnsi="Lucida Console" w:cs="Courier New"/>
+          <w:color w:val="000000"/>
+          <w:sz w:val="20"/>
+          <w:szCs w:val="20"/>
+          <w:bdr w:val="none" w:sz="0" w:space="0" w:color="auto" w:frame="1"/>
+        </w:rPr>
+        <w:t>GO:0098813</w:t>
+      </w:r>
+      <w:proofErr w:type="spellEnd"/>
+      <w:r>
+        <w:rPr>
+          <w:rFonts w:ascii="Lucida Console" w:eastAsia="Times New Roman" w:hAnsi="Lucida Console" w:cs="Courier New"/>
+          <w:color w:val="000000"/>
+          <w:sz w:val="20"/>
+          <w:szCs w:val="20"/>
+          <w:bdr w:val="none" w:sz="0" w:space="0" w:color="auto" w:frame="1"/>
+        </w:rPr>
+        <w:t xml:space="preserve">         nuclear chromosome segregation     12/19 315/18842 0.03809524       37.77845</w:t>
+      </w:r>
+    </w:p>
+    <w:p>
+      <w:pPr>
+        <w:shd w:val="clear" w:color="auto" w:fill="FFFFFF"/>
+        <w:tabs>
+          <w:tab w:val="left" w:pos="916"/>
+          <w:tab w:val="left" w:pos="1832"/>
+          <w:tab w:val="left" w:pos="2748"/>
+          <w:tab w:val="left" w:pos="3664"/>
+          <w:tab w:val="left" w:pos="4580"/>
+          <w:tab w:val="left" w:pos="5496"/>
+          <w:tab w:val="left" w:pos="6412"/>
+          <w:tab w:val="left" w:pos="7328"/>
+          <w:tab w:val="left" w:pos="8244"/>
+          <w:tab w:val="left" w:pos="9160"/>
+          <w:tab w:val="left" w:pos="10076"/>
+          <w:tab w:val="left" w:pos="10992"/>
+          <w:tab w:val="left" w:pos="11908"/>
+          <w:tab w:val="left" w:pos="12824"/>
+          <w:tab w:val="left" w:pos="13740"/>
+          <w:tab w:val="left" w:pos="14656"/>
+        </w:tabs>
+        <w:wordWrap w:val="0"/>
+        <w:spacing w:after="0" w:line="240" w:lineRule="atLeast"/>
+        <w:rPr>
+          <w:rFonts w:ascii="Lucida Console" w:eastAsia="Times New Roman" w:hAnsi="Lucida Console" w:cs="Courier New"/>
+          <w:color w:val="000000"/>
+          <w:sz w:val="20"/>
+          <w:szCs w:val="20"/>
+          <w:bdr w:val="none" w:sz="0" w:space="0" w:color="auto" w:frame="1"/>
+        </w:rPr>
+      </w:pPr>
+      <w:r>
+        <w:rPr>
+          <w:rFonts w:ascii="Lucida Console" w:eastAsia="Times New Roman" w:hAnsi="Lucida Console" w:cs="Courier New"/>
+          <w:color w:val="000000"/>
+          <w:sz w:val="20"/>
+          <w:szCs w:val="20"/>
+          <w:bdr w:val="none" w:sz="0" w:space="0" w:color="auto" w:frame="1"/>
+        </w:rPr>
+        <w:t xml:space="preserve">GO:0000819 </w:t>
+      </w:r>
+      <w:proofErr w:type="spellStart"/>
+      <w:r>
+        <w:rPr>
+          <w:rFonts w:ascii="Lucida Console" w:eastAsia="Times New Roman" w:hAnsi="Lucida Console" w:cs="Courier New"/>
+          <w:color w:val="000000"/>
+          <w:sz w:val="20"/>
+          <w:szCs w:val="20"/>
+          <w:bdr w:val="none" w:sz="0" w:space="0" w:color="auto" w:frame="1"/>
+        </w:rPr>
+        <w:t>GO:0000819</w:t>
+      </w:r>
+      <w:proofErr w:type="spellEnd"/>
+      <w:r>
+        <w:rPr>
+          <w:rFonts w:ascii="Lucida Console" w:eastAsia="Times New Roman" w:hAnsi="Lucida Console" w:cs="Courier New"/>
+          <w:color w:val="000000"/>
+          <w:sz w:val="20"/>
+          <w:szCs w:val="20"/>
+          <w:bdr w:val="none" w:sz="0" w:space="0" w:color="auto" w:frame="1"/>
+        </w:rPr>
+        <w:t xml:space="preserve">           sister chromatid segregation     11/19 246/18842 0.04471545       44.34360</w:t>
+      </w:r>
+    </w:p>
+    <w:p>
+      <w:pPr>
+        <w:shd w:val="clear" w:color="auto" w:fill="FFFFFF"/>
+        <w:tabs>
+          <w:tab w:val="left" w:pos="916"/>
+          <w:tab w:val="left" w:pos="1832"/>
+          <w:tab w:val="left" w:pos="2748"/>
+          <w:tab w:val="left" w:pos="3664"/>
+          <w:tab w:val="left" w:pos="4580"/>
+          <w:tab w:val="left" w:pos="5496"/>
+          <w:tab w:val="left" w:pos="6412"/>
+          <w:tab w:val="left" w:pos="7328"/>
+          <w:tab w:val="left" w:pos="8244"/>
+          <w:tab w:val="left" w:pos="9160"/>
+          <w:tab w:val="left" w:pos="10076"/>
+          <w:tab w:val="left" w:pos="10992"/>
+          <w:tab w:val="left" w:pos="11908"/>
+          <w:tab w:val="left" w:pos="12824"/>
+          <w:tab w:val="left" w:pos="13740"/>
+          <w:tab w:val="left" w:pos="14656"/>
+        </w:tabs>
+        <w:wordWrap w:val="0"/>
+        <w:spacing w:after="0" w:line="240" w:lineRule="atLeast"/>
+        <w:rPr>
+          <w:rFonts w:ascii="Lucida Console" w:eastAsia="Times New Roman" w:hAnsi="Lucida Console" w:cs="Courier New"/>
+          <w:color w:val="000000"/>
+          <w:sz w:val="20"/>
+          <w:szCs w:val="20"/>
+          <w:bdr w:val="none" w:sz="0" w:space="0" w:color="auto" w:frame="1"/>
+        </w:rPr>
+      </w:pPr>
+      <w:r>
+        <w:rPr>
+          <w:rFonts w:ascii="Lucida Console" w:eastAsia="Times New Roman" w:hAnsi="Lucida Console" w:cs="Courier New"/>
+          <w:color w:val="000000"/>
+          <w:sz w:val="20"/>
+          <w:szCs w:val="20"/>
+          <w:bdr w:val="none" w:sz="0" w:space="0" w:color="auto" w:frame="1"/>
+        </w:rPr>
+        <w:t xml:space="preserve">GO:0140014 </w:t>
+      </w:r>
+      <w:proofErr w:type="spellStart"/>
+      <w:r>
+        <w:rPr>
+          <w:rFonts w:ascii="Lucida Console" w:eastAsia="Times New Roman" w:hAnsi="Lucida Console" w:cs="Courier New"/>
+          <w:color w:val="000000"/>
+          <w:sz w:val="20"/>
+          <w:szCs w:val="20"/>
+          <w:bdr w:val="none" w:sz="0" w:space="0" w:color="auto" w:frame="1"/>
+        </w:rPr>
+        <w:t>GO:0140014</w:t>
+      </w:r>
+      <w:proofErr w:type="spellEnd"/>
+      <w:r>
+        <w:rPr>
+          <w:rFonts w:ascii="Lucida Console" w:eastAsia="Times New Roman" w:hAnsi="Lucida Console" w:cs="Courier New"/>
+          <w:color w:val="000000"/>
+          <w:sz w:val="20"/>
+          <w:szCs w:val="20"/>
+          <w:bdr w:val="none" w:sz="0" w:space="0" w:color="auto" w:frame="1"/>
+        </w:rPr>
+        <w:t xml:space="preserve">               mitotic nuclear division     11/19 281/18842 0.03914591       38.82038</w:t>
+      </w:r>
+    </w:p>
+    <w:p>
+      <w:pPr>
+        <w:shd w:val="clear" w:color="auto" w:fill="FFFFFF"/>
+        <w:tabs>
+          <w:tab w:val="left" w:pos="916"/>
+          <w:tab w:val="left" w:pos="1832"/>
+          <w:tab w:val="left" w:pos="2748"/>
+          <w:tab w:val="left" w:pos="3664"/>
+          <w:tab w:val="left" w:pos="4580"/>
+          <w:tab w:val="left" w:pos="5496"/>
+          <w:tab w:val="left" w:pos="6412"/>
+          <w:tab w:val="left" w:pos="7328"/>
+          <w:tab w:val="left" w:pos="8244"/>
+          <w:tab w:val="left" w:pos="9160"/>
+          <w:tab w:val="left" w:pos="10076"/>
+          <w:tab w:val="left" w:pos="10992"/>
+          <w:tab w:val="left" w:pos="11908"/>
+          <w:tab w:val="left" w:pos="12824"/>
+          <w:tab w:val="left" w:pos="13740"/>
+          <w:tab w:val="left" w:pos="14656"/>
+        </w:tabs>
+        <w:wordWrap w:val="0"/>
+        <w:spacing w:after="0" w:line="240" w:lineRule="atLeast"/>
+        <w:rPr>
+          <w:rFonts w:ascii="Lucida Console" w:eastAsia="Times New Roman" w:hAnsi="Lucida Console" w:cs="Courier New"/>
+          <w:color w:val="000000"/>
+          <w:sz w:val="20"/>
+          <w:szCs w:val="20"/>
+          <w:bdr w:val="none" w:sz="0" w:space="0" w:color="auto" w:frame="1"/>
+        </w:rPr>
+      </w:pPr>
+      <w:r>
+        <w:rPr>
+          <w:rFonts w:ascii="Lucida Console" w:eastAsia="Times New Roman" w:hAnsi="Lucida Console" w:cs="Courier New"/>
+          <w:color w:val="000000"/>
+          <w:sz w:val="20"/>
+          <w:szCs w:val="20"/>
+          <w:bdr w:val="none" w:sz="0" w:space="0" w:color="auto" w:frame="1"/>
+        </w:rPr>
+        <w:t xml:space="preserve">GO:0007059 </w:t>
+      </w:r>
+      <w:proofErr w:type="spellStart"/>
+      <w:r>
+        <w:rPr>
+          <w:rFonts w:ascii="Lucida Console" w:eastAsia="Times New Roman" w:hAnsi="Lucida Console" w:cs="Courier New"/>
+          <w:color w:val="000000"/>
+          <w:sz w:val="20"/>
+          <w:szCs w:val="20"/>
+          <w:bdr w:val="none" w:sz="0" w:space="0" w:color="auto" w:frame="1"/>
+        </w:rPr>
+        <w:t>GO:0007059</w:t>
+      </w:r>
+      <w:proofErr w:type="spellEnd"/>
+      <w:r>
+        <w:rPr>
+          <w:rFonts w:ascii="Lucida Console" w:eastAsia="Times New Roman" w:hAnsi="Lucida Console" w:cs="Courier New"/>
+          <w:color w:val="000000"/>
+          <w:sz w:val="20"/>
+          <w:szCs w:val="20"/>
+          <w:bdr w:val="none" w:sz="0" w:space="0" w:color="auto" w:frame="1"/>
+        </w:rPr>
+        <w:t xml:space="preserve">                 chromosome segregation     12/19 420/18842 0.02857143       28.33383</w:t>
+      </w:r>
+    </w:p>
+    <w:p>
+      <w:pPr>
+        <w:shd w:val="clear" w:color="auto" w:fill="FFFFFF"/>
+        <w:tabs>
+          <w:tab w:val="left" w:pos="916"/>
+          <w:tab w:val="left" w:pos="1832"/>
+          <w:tab w:val="left" w:pos="2748"/>
+          <w:tab w:val="left" w:pos="3664"/>
+          <w:tab w:val="left" w:pos="4580"/>
+          <w:tab w:val="left" w:pos="5496"/>
+          <w:tab w:val="left" w:pos="6412"/>
+          <w:tab w:val="left" w:pos="7328"/>
+          <w:tab w:val="left" w:pos="8244"/>
+          <w:tab w:val="left" w:pos="9160"/>
+          <w:tab w:val="left" w:pos="10076"/>
+          <w:tab w:val="left" w:pos="10992"/>
+          <w:tab w:val="left" w:pos="11908"/>
+          <w:tab w:val="left" w:pos="12824"/>
+          <w:tab w:val="left" w:pos="13740"/>
+          <w:tab w:val="left" w:pos="14656"/>
+        </w:tabs>
+        <w:wordWrap w:val="0"/>
+        <w:spacing w:after="0" w:line="240" w:lineRule="atLeast"/>
+        <w:rPr>
+          <w:rFonts w:ascii="Lucida Console" w:eastAsia="Times New Roman" w:hAnsi="Lucida Console" w:cs="Courier New"/>
+          <w:color w:val="000000"/>
+          <w:sz w:val="20"/>
+          <w:szCs w:val="20"/>
+          <w:bdr w:val="none" w:sz="0" w:space="0" w:color="auto" w:frame="1"/>
+        </w:rPr>
+      </w:pPr>
+      <w:r>
+        <w:rPr>
+          <w:rFonts w:ascii="Lucida Console" w:eastAsia="Times New Roman" w:hAnsi="Lucida Console" w:cs="Courier New"/>
+          <w:color w:val="000000"/>
+          <w:sz w:val="20"/>
+          <w:szCs w:val="20"/>
+          <w:bdr w:val="none" w:sz="0" w:space="0" w:color="auto" w:frame="1"/>
+        </w:rPr>
+        <w:t xml:space="preserve">GO:0000280 </w:t>
+      </w:r>
+      <w:proofErr w:type="spellStart"/>
+      <w:r>
+        <w:rPr>
+          <w:rFonts w:ascii="Lucida Console" w:eastAsia="Times New Roman" w:hAnsi="Lucida Console" w:cs="Courier New"/>
+          <w:color w:val="000000"/>
+          <w:sz w:val="20"/>
+          <w:szCs w:val="20"/>
+          <w:bdr w:val="none" w:sz="0" w:space="0" w:color="auto" w:frame="1"/>
+        </w:rPr>
+        <w:t>GO:0000280</w:t>
+      </w:r>
+      <w:proofErr w:type="spellEnd"/>
+      <w:r>
+        <w:rPr>
+          <w:rFonts w:ascii="Lucida Console" w:eastAsia="Times New Roman" w:hAnsi="Lucida Console" w:cs="Courier New"/>
+          <w:color w:val="000000"/>
+          <w:sz w:val="20"/>
+          <w:szCs w:val="20"/>
+          <w:bdr w:val="none" w:sz="0" w:space="0" w:color="auto" w:frame="1"/>
+        </w:rPr>
+        <w:t xml:space="preserve">                       nuclear division     12/19 422/18842 0.02843602       28.19955</w:t>
+      </w:r>
+    </w:p>
+    <w:p>
+      <w:pPr>
+        <w:shd w:val="clear" w:color="auto" w:fill="FFFFFF"/>
+        <w:tabs>
+          <w:tab w:val="left" w:pos="916"/>
+          <w:tab w:val="left" w:pos="1832"/>
+          <w:tab w:val="left" w:pos="2748"/>
+          <w:tab w:val="left" w:pos="3664"/>
+          <w:tab w:val="left" w:pos="4580"/>
+          <w:tab w:val="left" w:pos="5496"/>
+          <w:tab w:val="left" w:pos="6412"/>
+          <w:tab w:val="left" w:pos="7328"/>
+          <w:tab w:val="left" w:pos="8244"/>
+          <w:tab w:val="left" w:pos="9160"/>
+          <w:tab w:val="left" w:pos="10076"/>
+          <w:tab w:val="left" w:pos="10992"/>
+          <w:tab w:val="left" w:pos="11908"/>
+          <w:tab w:val="left" w:pos="12824"/>
+          <w:tab w:val="left" w:pos="13740"/>
+          <w:tab w:val="left" w:pos="14656"/>
+        </w:tabs>
+        <w:wordWrap w:val="0"/>
+        <w:spacing w:after="0" w:line="240" w:lineRule="atLeast"/>
+        <w:rPr>
+          <w:rFonts w:ascii="Lucida Console" w:eastAsia="Times New Roman" w:hAnsi="Lucida Console" w:cs="Courier New"/>
+          <w:color w:val="000000"/>
+          <w:sz w:val="20"/>
+          <w:szCs w:val="20"/>
+          <w:bdr w:val="none" w:sz="0" w:space="0" w:color="auto" w:frame="1"/>
+        </w:rPr>
+      </w:pPr>
+      <w:r>
+        <w:rPr>
+          <w:rFonts w:ascii="Lucida Console" w:eastAsia="Times New Roman" w:hAnsi="Lucida Console" w:cs="Courier New"/>
+          <w:color w:val="000000"/>
+          <w:sz w:val="20"/>
+          <w:szCs w:val="20"/>
+          <w:bdr w:val="none" w:sz="0" w:space="0" w:color="auto" w:frame="1"/>
+        </w:rPr>
+        <w:t xml:space="preserve">GO:0044772 </w:t>
+      </w:r>
+      <w:proofErr w:type="spellStart"/>
+      <w:r>
+        <w:rPr>
+          <w:rFonts w:ascii="Lucida Console" w:eastAsia="Times New Roman" w:hAnsi="Lucida Console" w:cs="Courier New"/>
+          <w:color w:val="000000"/>
+          <w:sz w:val="20"/>
+          <w:szCs w:val="20"/>
+          <w:bdr w:val="none" w:sz="0" w:space="0" w:color="auto" w:frame="1"/>
+        </w:rPr>
+        <w:t>GO:0044772</w:t>
+      </w:r>
+      <w:proofErr w:type="spellEnd"/>
+      <w:r>
+        <w:rPr>
+          <w:rFonts w:ascii="Lucida Console" w:eastAsia="Times New Roman" w:hAnsi="Lucida Console" w:cs="Courier New"/>
+          <w:color w:val="000000"/>
+          <w:sz w:val="20"/>
+          <w:szCs w:val="20"/>
+          <w:bdr w:val="none" w:sz="0" w:space="0" w:color="auto" w:frame="1"/>
+        </w:rPr>
+        <w:t xml:space="preserve">    mitotic cell cycle phase transition     12/19 434/18842 0.02764977       27.41984</w:t>
+      </w:r>
+    </w:p>
+    <w:p>
+      <w:pPr>
+        <w:shd w:val="clear" w:color="auto" w:fill="FFFFFF"/>
+        <w:tabs>
+          <w:tab w:val="left" w:pos="916"/>
+          <w:tab w:val="left" w:pos="1832"/>
+          <w:tab w:val="left" w:pos="2748"/>
+          <w:tab w:val="left" w:pos="3664"/>
+          <w:tab w:val="left" w:pos="4580"/>
+          <w:tab w:val="left" w:pos="5496"/>
+          <w:tab w:val="left" w:pos="6412"/>
+          <w:tab w:val="left" w:pos="7328"/>
+          <w:tab w:val="left" w:pos="8244"/>
+          <w:tab w:val="left" w:pos="9160"/>
+          <w:tab w:val="left" w:pos="10076"/>
+          <w:tab w:val="left" w:pos="10992"/>
+          <w:tab w:val="left" w:pos="11908"/>
+          <w:tab w:val="left" w:pos="12824"/>
+          <w:tab w:val="left" w:pos="13740"/>
+          <w:tab w:val="left" w:pos="14656"/>
+        </w:tabs>
+        <w:wordWrap w:val="0"/>
+        <w:spacing w:after="0" w:line="240" w:lineRule="atLeast"/>
+        <w:rPr>
+          <w:rFonts w:ascii="Lucida Console" w:eastAsia="Times New Roman" w:hAnsi="Lucida Console" w:cs="Courier New"/>
+          <w:color w:val="000000"/>
+          <w:sz w:val="20"/>
+          <w:szCs w:val="20"/>
+          <w:bdr w:val="none" w:sz="0" w:space="0" w:color="auto" w:frame="1"/>
+        </w:rPr>
+      </w:pPr>
+      <w:r>
+        <w:rPr>
+          <w:rFonts w:ascii="Lucida Console" w:eastAsia="Times New Roman" w:hAnsi="Lucida Console" w:cs="Courier New"/>
+          <w:color w:val="000000"/>
+          <w:sz w:val="20"/>
+          <w:szCs w:val="20"/>
+          <w:bdr w:val="none" w:sz="0" w:space="0" w:color="auto" w:frame="1"/>
+        </w:rPr>
+        <w:t xml:space="preserve">GO:0000070 </w:t>
+      </w:r>
+      <w:proofErr w:type="spellStart"/>
+      <w:r>
+        <w:rPr>
+          <w:rFonts w:ascii="Lucida Console" w:eastAsia="Times New Roman" w:hAnsi="Lucida Console" w:cs="Courier New"/>
+          <w:color w:val="000000"/>
+          <w:sz w:val="20"/>
+          <w:szCs w:val="20"/>
+          <w:bdr w:val="none" w:sz="0" w:space="0" w:color="auto" w:frame="1"/>
+        </w:rPr>
+        <w:t>GO:0000070</w:t>
+      </w:r>
+      <w:proofErr w:type="spellEnd"/>
+      <w:r>
+        <w:rPr>
+          <w:rFonts w:ascii="Lucida Console" w:eastAsia="Times New Roman" w:hAnsi="Lucida Console" w:cs="Courier New"/>
+          <w:color w:val="000000"/>
+          <w:sz w:val="20"/>
+          <w:szCs w:val="20"/>
+          <w:bdr w:val="none" w:sz="0" w:space="0" w:color="auto" w:frame="1"/>
+        </w:rPr>
+        <w:t xml:space="preserve">   mitotic sister chromatid segregation     10/19 205/18842 0.04878049       48.37484</w:t>
+      </w:r>
+    </w:p>
+    <w:p>
+      <w:pPr>
+        <w:shd w:val="clear" w:color="auto" w:fill="FFFFFF"/>
+        <w:tabs>
+          <w:tab w:val="left" w:pos="916"/>
+          <w:tab w:val="left" w:pos="1832"/>
+          <w:tab w:val="left" w:pos="2748"/>
+          <w:tab w:val="left" w:pos="3664"/>
+          <w:tab w:val="left" w:pos="4580"/>
+          <w:tab w:val="left" w:pos="5496"/>
+          <w:tab w:val="left" w:pos="6412"/>
+          <w:tab w:val="left" w:pos="7328"/>
+          <w:tab w:val="left" w:pos="8244"/>
+          <w:tab w:val="left" w:pos="9160"/>
+          <w:tab w:val="left" w:pos="10076"/>
+          <w:tab w:val="left" w:pos="10992"/>
+          <w:tab w:val="left" w:pos="11908"/>
+          <w:tab w:val="left" w:pos="12824"/>
+          <w:tab w:val="left" w:pos="13740"/>
+          <w:tab w:val="left" w:pos="14656"/>
+        </w:tabs>
+        <w:wordWrap w:val="0"/>
+        <w:spacing w:after="0" w:line="240" w:lineRule="atLeast"/>
+        <w:rPr>
+          <w:rFonts w:ascii="Lucida Console" w:eastAsia="Times New Roman" w:hAnsi="Lucida Console" w:cs="Courier New"/>
+          <w:color w:val="000000"/>
+          <w:sz w:val="20"/>
+          <w:szCs w:val="20"/>
+          <w:bdr w:val="none" w:sz="0" w:space="0" w:color="auto" w:frame="1"/>
+        </w:rPr>
+      </w:pPr>
+      <w:r>
+        <w:rPr>
+          <w:rFonts w:ascii="Lucida Console" w:eastAsia="Times New Roman" w:hAnsi="Lucida Console" w:cs="Courier New"/>
+          <w:color w:val="000000"/>
+          <w:sz w:val="20"/>
+          <w:szCs w:val="20"/>
+          <w:bdr w:val="none" w:sz="0" w:space="0" w:color="auto" w:frame="1"/>
+        </w:rPr>
+        <w:t xml:space="preserve">GO:0048285 </w:t>
+      </w:r>
+      <w:proofErr w:type="spellStart"/>
+      <w:r>
+        <w:rPr>
+          <w:rFonts w:ascii="Lucida Console" w:eastAsia="Times New Roman" w:hAnsi="Lucida Console" w:cs="Courier New"/>
+          <w:color w:val="000000"/>
+          <w:sz w:val="20"/>
+          <w:szCs w:val="20"/>
+          <w:bdr w:val="none" w:sz="0" w:space="0" w:color="auto" w:frame="1"/>
+        </w:rPr>
+        <w:t>GO:0048285</w:t>
+      </w:r>
+      <w:proofErr w:type="spellEnd"/>
+      <w:r>
+        <w:rPr>
+          <w:rFonts w:ascii="Lucida Console" w:eastAsia="Times New Roman" w:hAnsi="Lucida Console" w:cs="Courier New"/>
+          <w:color w:val="000000"/>
+          <w:sz w:val="20"/>
+          <w:szCs w:val="20"/>
+          <w:bdr w:val="none" w:sz="0" w:space="0" w:color="auto" w:frame="1"/>
+        </w:rPr>
+        <w:t xml:space="preserve">                      organelle fission     12/19 470/18842 0.02553191       25.31960</w:t>
+      </w:r>
+    </w:p>
+    <w:p>
+      <w:pPr>
+        <w:shd w:val="clear" w:color="auto" w:fill="FFFFFF"/>
+        <w:tabs>
+          <w:tab w:val="left" w:pos="916"/>
+          <w:tab w:val="left" w:pos="1832"/>
+          <w:tab w:val="left" w:pos="2748"/>
+          <w:tab w:val="left" w:pos="3664"/>
+          <w:tab w:val="left" w:pos="4580"/>
+          <w:tab w:val="left" w:pos="5496"/>
+          <w:tab w:val="left" w:pos="6412"/>
+          <w:tab w:val="left" w:pos="7328"/>
+          <w:tab w:val="left" w:pos="8244"/>
+          <w:tab w:val="left" w:pos="9160"/>
+          <w:tab w:val="left" w:pos="10076"/>
+          <w:tab w:val="left" w:pos="10992"/>
+          <w:tab w:val="left" w:pos="11908"/>
+          <w:tab w:val="left" w:pos="12824"/>
+          <w:tab w:val="left" w:pos="13740"/>
+          <w:tab w:val="left" w:pos="14656"/>
+        </w:tabs>
+        <w:wordWrap w:val="0"/>
+        <w:spacing w:after="0" w:line="240" w:lineRule="atLeast"/>
+        <w:rPr>
+          <w:rFonts w:ascii="Lucida Console" w:eastAsia="Times New Roman" w:hAnsi="Lucida Console" w:cs="Courier New"/>
+          <w:color w:val="000000"/>
+          <w:sz w:val="20"/>
+          <w:szCs w:val="20"/>
+          <w:bdr w:val="none" w:sz="0" w:space="0" w:color="auto" w:frame="1"/>
+        </w:rPr>
+      </w:pPr>
+      <w:r>
+        <w:rPr>
+          <w:rFonts w:ascii="Lucida Console" w:eastAsia="Times New Roman" w:hAnsi="Lucida Console" w:cs="Courier New"/>
+          <w:color w:val="000000"/>
+          <w:sz w:val="20"/>
+          <w:szCs w:val="20"/>
+          <w:bdr w:val="none" w:sz="0" w:space="0" w:color="auto" w:frame="1"/>
+        </w:rPr>
+        <w:t xml:space="preserve">GO:0007088 </w:t>
+      </w:r>
+      <w:proofErr w:type="spellStart"/>
+      <w:r>
+        <w:rPr>
+          <w:rFonts w:ascii="Lucida Console" w:eastAsia="Times New Roman" w:hAnsi="Lucida Console" w:cs="Courier New"/>
+          <w:color w:val="000000"/>
+          <w:sz w:val="20"/>
+          <w:szCs w:val="20"/>
+          <w:bdr w:val="none" w:sz="0" w:space="0" w:color="auto" w:frame="1"/>
+        </w:rPr>
+        <w:t>GO:0007088</w:t>
+      </w:r>
+      <w:proofErr w:type="spellEnd"/>
+      <w:r>
+        <w:rPr>
+          <w:rFonts w:ascii="Lucida Console" w:eastAsia="Times New Roman" w:hAnsi="Lucida Console" w:cs="Courier New"/>
+          <w:color w:val="000000"/>
+          <w:sz w:val="20"/>
+          <w:szCs w:val="20"/>
+          <w:bdr w:val="none" w:sz="0" w:space="0" w:color="auto" w:frame="1"/>
+        </w:rPr>
+        <w:t xml:space="preserve"> regulation of mitotic nuclear division      8/19 120/18842 0.06666667       66.11228</w:t>
+      </w:r>
+    </w:p>
+    <w:p>
+      <w:pPr>
+        <w:shd w:val="clear" w:color="auto" w:fill="FFFFFF"/>
+        <w:tabs>
+          <w:tab w:val="left" w:pos="916"/>
+          <w:tab w:val="left" w:pos="1832"/>
+          <w:tab w:val="left" w:pos="2748"/>
+          <w:tab w:val="left" w:pos="3664"/>
+          <w:tab w:val="left" w:pos="4580"/>
+          <w:tab w:val="left" w:pos="5496"/>
+          <w:tab w:val="left" w:pos="6412"/>
+          <w:tab w:val="left" w:pos="7328"/>
+          <w:tab w:val="left" w:pos="8244"/>
+          <w:tab w:val="left" w:pos="9160"/>
+          <w:tab w:val="left" w:pos="10076"/>
+          <w:tab w:val="left" w:pos="10992"/>
+          <w:tab w:val="left" w:pos="11908"/>
+          <w:tab w:val="left" w:pos="12824"/>
+          <w:tab w:val="left" w:pos="13740"/>
+          <w:tab w:val="left" w:pos="14656"/>
+        </w:tabs>
+        <w:wordWrap w:val="0"/>
+        <w:spacing w:after="0" w:line="240" w:lineRule="atLeast"/>
+        <w:rPr>
+          <w:rFonts w:ascii="Lucida Console" w:eastAsia="Times New Roman" w:hAnsi="Lucida Console" w:cs="Courier New"/>
+          <w:color w:val="000000"/>
+          <w:sz w:val="20"/>
+          <w:szCs w:val="20"/>
+          <w:bdr w:val="none" w:sz="0" w:space="0" w:color="auto" w:frame="1"/>
+        </w:rPr>
+      </w:pPr>
+      <w:r>
+        <w:rPr>
+          <w:rFonts w:ascii="Lucida Console" w:eastAsia="Times New Roman" w:hAnsi="Lucida Console" w:cs="Courier New"/>
+          <w:color w:val="000000"/>
+          <w:sz w:val="20"/>
+          <w:szCs w:val="20"/>
+          <w:bdr w:val="none" w:sz="0" w:space="0" w:color="auto" w:frame="1"/>
+        </w:rPr>
+        <w:t xml:space="preserve">GO:0007346 </w:t>
+      </w:r>
+      <w:proofErr w:type="spellStart"/>
+      <w:r>
+        <w:rPr>
+          <w:rFonts w:ascii="Lucida Console" w:eastAsia="Times New Roman" w:hAnsi="Lucida Console" w:cs="Courier New"/>
+          <w:color w:val="000000"/>
+          <w:sz w:val="20"/>
+          <w:szCs w:val="20"/>
+          <w:bdr w:val="none" w:sz="0" w:space="0" w:color="auto" w:frame="1"/>
+        </w:rPr>
+        <w:t>GO:0007346</w:t>
+      </w:r>
+      <w:proofErr w:type="spellEnd"/>
+      <w:r>
+        <w:rPr>
+          <w:rFonts w:ascii="Lucida Console" w:eastAsia="Times New Roman" w:hAnsi="Lucida Console" w:cs="Courier New"/>
+          <w:color w:val="000000"/>
+          <w:sz w:val="20"/>
+          <w:szCs w:val="20"/>
+          <w:bdr w:val="none" w:sz="0" w:space="0" w:color="auto" w:frame="1"/>
+        </w:rPr>
+        <w:t xml:space="preserve">       regulation of mitotic cell cycle     11/19 492/18842 0.02235772       22.17180</w:t>
+      </w:r>
+    </w:p>
+    <w:p>
+      <w:pPr>
+        <w:shd w:val="clear" w:color="auto" w:fill="FFFFFF"/>
+        <w:tabs>
+          <w:tab w:val="left" w:pos="916"/>
+          <w:tab w:val="left" w:pos="1832"/>
+          <w:tab w:val="left" w:pos="2748"/>
+          <w:tab w:val="left" w:pos="3664"/>
+          <w:tab w:val="left" w:pos="4580"/>
+          <w:tab w:val="left" w:pos="5496"/>
+          <w:tab w:val="left" w:pos="6412"/>
+          <w:tab w:val="left" w:pos="7328"/>
+          <w:tab w:val="left" w:pos="8244"/>
+          <w:tab w:val="left" w:pos="9160"/>
+          <w:tab w:val="left" w:pos="10076"/>
+          <w:tab w:val="left" w:pos="10992"/>
+          <w:tab w:val="left" w:pos="11908"/>
+          <w:tab w:val="left" w:pos="12824"/>
+          <w:tab w:val="left" w:pos="13740"/>
+          <w:tab w:val="left" w:pos="14656"/>
+        </w:tabs>
+        <w:wordWrap w:val="0"/>
+        <w:spacing w:after="0" w:line="240" w:lineRule="atLeast"/>
+        <w:rPr>
+          <w:rFonts w:ascii="Lucida Console" w:eastAsia="Times New Roman" w:hAnsi="Lucida Console" w:cs="Courier New"/>
+          <w:color w:val="000000"/>
+          <w:sz w:val="20"/>
+          <w:szCs w:val="20"/>
+          <w:bdr w:val="none" w:sz="0" w:space="0" w:color="auto" w:frame="1"/>
+        </w:rPr>
+      </w:pPr>
+      <w:r>
+        <w:rPr>
+          <w:rFonts w:ascii="Lucida Console" w:eastAsia="Times New Roman" w:hAnsi="Lucida Console" w:cs="Courier New"/>
+          <w:color w:val="000000"/>
+          <w:sz w:val="20"/>
+          <w:szCs w:val="20"/>
+          <w:bdr w:val="none" w:sz="0" w:space="0" w:color="auto" w:frame="1"/>
+        </w:rPr>
+        <w:t xml:space="preserve">             </w:t>
+      </w:r>
+      <w:proofErr w:type="spellStart"/>
+      <w:r>
+        <w:rPr>
+          <w:rFonts w:ascii="Lucida Console" w:eastAsia="Times New Roman" w:hAnsi="Lucida Console" w:cs="Courier New"/>
+          <w:color w:val="000000"/>
+          <w:sz w:val="20"/>
+          <w:szCs w:val="20"/>
+          <w:bdr w:val="none" w:sz="0" w:space="0" w:color="auto" w:frame="1"/>
+        </w:rPr>
+        <w:t>zScore</w:t>
+      </w:r>
+      <w:proofErr w:type="spellEnd"/>
+      <w:r>
+        <w:rPr>
+          <w:rFonts w:ascii="Lucida Console" w:eastAsia="Times New Roman" w:hAnsi="Lucida Console" w:cs="Courier New"/>
+          <w:color w:val="000000"/>
+          <w:sz w:val="20"/>
+          <w:szCs w:val="20"/>
+          <w:bdr w:val="none" w:sz="0" w:space="0" w:color="auto" w:frame="1"/>
+        </w:rPr>
+        <w:t xml:space="preserve">       </w:t>
+      </w:r>
+      <w:proofErr w:type="spellStart"/>
+      <w:r>
+        <w:rPr>
+          <w:rFonts w:ascii="Lucida Console" w:eastAsia="Times New Roman" w:hAnsi="Lucida Console" w:cs="Courier New"/>
+          <w:color w:val="000000"/>
+          <w:sz w:val="20"/>
+          <w:szCs w:val="20"/>
+          <w:bdr w:val="none" w:sz="0" w:space="0" w:color="auto" w:frame="1"/>
+        </w:rPr>
+        <w:t>pvalue</w:t>
+      </w:r>
+      <w:proofErr w:type="spellEnd"/>
+      <w:r>
+        <w:rPr>
+          <w:rFonts w:ascii="Lucida Console" w:eastAsia="Times New Roman" w:hAnsi="Lucida Console" w:cs="Courier New"/>
+          <w:color w:val="000000"/>
+          <w:sz w:val="20"/>
+          <w:szCs w:val="20"/>
+          <w:bdr w:val="none" w:sz="0" w:space="0" w:color="auto" w:frame="1"/>
+        </w:rPr>
+        <w:t xml:space="preserve">     </w:t>
+      </w:r>
+      <w:proofErr w:type="spellStart"/>
+      <w:proofErr w:type="gramStart"/>
+      <w:r>
+        <w:rPr>
+          <w:rFonts w:ascii="Lucida Console" w:eastAsia="Times New Roman" w:hAnsi="Lucida Console" w:cs="Courier New"/>
+          <w:color w:val="000000"/>
+          <w:sz w:val="20"/>
+          <w:szCs w:val="20"/>
+          <w:bdr w:val="none" w:sz="0" w:space="0" w:color="auto" w:frame="1"/>
+        </w:rPr>
+        <w:t>p.adjust</w:t>
+      </w:r>
+      <w:proofErr w:type="spellEnd"/>
+      <w:proofErr w:type="gramEnd"/>
+      <w:r>
+        <w:rPr>
+          <w:rFonts w:ascii="Lucida Console" w:eastAsia="Times New Roman" w:hAnsi="Lucida Console" w:cs="Courier New"/>
+          <w:color w:val="000000"/>
+          <w:sz w:val="20"/>
+          <w:szCs w:val="20"/>
+          <w:bdr w:val="none" w:sz="0" w:space="0" w:color="auto" w:frame="1"/>
+        </w:rPr>
+        <w:t xml:space="preserve">       </w:t>
+      </w:r>
+      <w:proofErr w:type="spellStart"/>
+      <w:r>
+        <w:rPr>
+          <w:rFonts w:ascii="Lucida Console" w:eastAsia="Times New Roman" w:hAnsi="Lucida Console" w:cs="Courier New"/>
+          <w:color w:val="000000"/>
+          <w:sz w:val="20"/>
+          <w:szCs w:val="20"/>
+          <w:bdr w:val="none" w:sz="0" w:space="0" w:color="auto" w:frame="1"/>
+        </w:rPr>
+        <w:t>qvalue</w:t>
+      </w:r>
+      <w:proofErr w:type="spellEnd"/>
+    </w:p>
+    <w:p>
+      <w:pPr>
+        <w:shd w:val="clear" w:color="auto" w:fill="FFFFFF"/>
+        <w:tabs>
+          <w:tab w:val="left" w:pos="916"/>
+          <w:tab w:val="left" w:pos="1832"/>
+          <w:tab w:val="left" w:pos="2748"/>
+          <w:tab w:val="left" w:pos="3664"/>
+          <w:tab w:val="left" w:pos="4580"/>
+          <w:tab w:val="left" w:pos="5496"/>
+          <w:tab w:val="left" w:pos="6412"/>
+          <w:tab w:val="left" w:pos="7328"/>
+          <w:tab w:val="left" w:pos="8244"/>
+          <w:tab w:val="left" w:pos="9160"/>
+          <w:tab w:val="left" w:pos="10076"/>
+          <w:tab w:val="left" w:pos="10992"/>
+          <w:tab w:val="left" w:pos="11908"/>
+          <w:tab w:val="left" w:pos="12824"/>
+          <w:tab w:val="left" w:pos="13740"/>
+          <w:tab w:val="left" w:pos="14656"/>
+        </w:tabs>
+        <w:wordWrap w:val="0"/>
+        <w:spacing w:after="0" w:line="240" w:lineRule="atLeast"/>
+        <w:rPr>
+          <w:rFonts w:ascii="Lucida Console" w:eastAsia="Times New Roman" w:hAnsi="Lucida Console" w:cs="Courier New"/>
+          <w:color w:val="000000"/>
+          <w:sz w:val="20"/>
+          <w:szCs w:val="20"/>
+          <w:bdr w:val="none" w:sz="0" w:space="0" w:color="auto" w:frame="1"/>
+        </w:rPr>
+      </w:pPr>
+      <w:r>
+        <w:rPr>
+          <w:rFonts w:ascii="Lucida Console" w:eastAsia="Times New Roman" w:hAnsi="Lucida Console" w:cs="Courier New"/>
+          <w:color w:val="000000"/>
+          <w:sz w:val="20"/>
+          <w:szCs w:val="20"/>
+          <w:bdr w:val="none" w:sz="0" w:space="0" w:color="auto" w:frame="1"/>
+        </w:rPr>
+        <w:t xml:space="preserve">GO:0098813 20.91368 1.755656e-17 1.032326e-13 </w:t>
+      </w:r>
+      <w:proofErr w:type="spellStart"/>
+      <w:r>
+        <w:rPr>
+          <w:rFonts w:ascii="Lucida Console" w:eastAsia="Times New Roman" w:hAnsi="Lucida Console" w:cs="Courier New"/>
+          <w:color w:val="000000"/>
+          <w:sz w:val="20"/>
+          <w:szCs w:val="20"/>
+          <w:bdr w:val="none" w:sz="0" w:space="0" w:color="auto" w:frame="1"/>
+        </w:rPr>
+        <w:t>1.032326e-13</w:t>
+      </w:r>
+      <w:proofErr w:type="spellEnd"/>
+    </w:p>
+    <w:p>
+      <w:pPr>
+        <w:shd w:val="clear" w:color="auto" w:fill="FFFFFF"/>
+        <w:tabs>
+          <w:tab w:val="left" w:pos="916"/>
+          <w:tab w:val="left" w:pos="1832"/>
+          <w:tab w:val="left" w:pos="2748"/>
+          <w:tab w:val="left" w:pos="3664"/>
+          <w:tab w:val="left" w:pos="4580"/>
+          <w:tab w:val="left" w:pos="5496"/>
+          <w:tab w:val="left" w:pos="6412"/>
+          <w:tab w:val="left" w:pos="7328"/>
+          <w:tab w:val="left" w:pos="8244"/>
+          <w:tab w:val="left" w:pos="9160"/>
+          <w:tab w:val="left" w:pos="10076"/>
+          <w:tab w:val="left" w:pos="10992"/>
+          <w:tab w:val="left" w:pos="11908"/>
+          <w:tab w:val="left" w:pos="12824"/>
+          <w:tab w:val="left" w:pos="13740"/>
+          <w:tab w:val="left" w:pos="14656"/>
+        </w:tabs>
+        <w:wordWrap w:val="0"/>
+        <w:spacing w:after="0" w:line="240" w:lineRule="atLeast"/>
+        <w:rPr>
+          <w:rFonts w:ascii="Lucida Console" w:eastAsia="Times New Roman" w:hAnsi="Lucida Console" w:cs="Courier New"/>
+          <w:color w:val="000000"/>
+          <w:sz w:val="20"/>
+          <w:szCs w:val="20"/>
+          <w:bdr w:val="none" w:sz="0" w:space="0" w:color="auto" w:frame="1"/>
+        </w:rPr>
+      </w:pPr>
+      <w:r>
+        <w:rPr>
+          <w:rFonts w:ascii="Lucida Console" w:eastAsia="Times New Roman" w:hAnsi="Lucida Console" w:cs="Courier New"/>
+          <w:color w:val="000000"/>
+          <w:sz w:val="20"/>
+          <w:szCs w:val="20"/>
+          <w:bdr w:val="none" w:sz="0" w:space="0" w:color="auto" w:frame="1"/>
+        </w:rPr>
+        <w:t xml:space="preserve">GO:0000819 21.74038 1.035371e-16 3.043992e-13 </w:t>
+      </w:r>
+      <w:proofErr w:type="spellStart"/>
+      <w:r>
+        <w:rPr>
+          <w:rFonts w:ascii="Lucida Console" w:eastAsia="Times New Roman" w:hAnsi="Lucida Console" w:cs="Courier New"/>
+          <w:color w:val="000000"/>
+          <w:sz w:val="20"/>
+          <w:szCs w:val="20"/>
+          <w:bdr w:val="none" w:sz="0" w:space="0" w:color="auto" w:frame="1"/>
+        </w:rPr>
+        <w:t>3.043992e-13</w:t>
+      </w:r>
+      <w:proofErr w:type="spellEnd"/>
+    </w:p>
+    <w:p>
+      <w:pPr>
+        <w:shd w:val="clear" w:color="auto" w:fill="FFFFFF"/>
+        <w:tabs>
+          <w:tab w:val="left" w:pos="916"/>
+          <w:tab w:val="left" w:pos="1832"/>
+          <w:tab w:val="left" w:pos="2748"/>
+          <w:tab w:val="left" w:pos="3664"/>
+          <w:tab w:val="left" w:pos="4580"/>
+          <w:tab w:val="left" w:pos="5496"/>
+          <w:tab w:val="left" w:pos="6412"/>
+          <w:tab w:val="left" w:pos="7328"/>
+          <w:tab w:val="left" w:pos="8244"/>
+          <w:tab w:val="left" w:pos="9160"/>
+          <w:tab w:val="left" w:pos="10076"/>
+          <w:tab w:val="left" w:pos="10992"/>
+          <w:tab w:val="left" w:pos="11908"/>
+          <w:tab w:val="left" w:pos="12824"/>
+          <w:tab w:val="left" w:pos="13740"/>
+          <w:tab w:val="left" w:pos="14656"/>
+        </w:tabs>
+        <w:wordWrap w:val="0"/>
+        <w:spacing w:after="0" w:line="240" w:lineRule="atLeast"/>
+        <w:rPr>
+          <w:rFonts w:ascii="Lucida Console" w:eastAsia="Times New Roman" w:hAnsi="Lucida Console" w:cs="Courier New"/>
+          <w:color w:val="000000"/>
+          <w:sz w:val="20"/>
+          <w:szCs w:val="20"/>
+          <w:bdr w:val="none" w:sz="0" w:space="0" w:color="auto" w:frame="1"/>
+        </w:rPr>
+      </w:pPr>
+      <w:r>
+        <w:rPr>
+          <w:rFonts w:ascii="Lucida Console" w:eastAsia="Times New Roman" w:hAnsi="Lucida Console" w:cs="Courier New"/>
+          <w:color w:val="000000"/>
+          <w:sz w:val="20"/>
+          <w:szCs w:val="20"/>
+          <w:bdr w:val="none" w:sz="0" w:space="0" w:color="auto" w:frame="1"/>
+        </w:rPr>
+        <w:t xml:space="preserve">GO:0140014 20.29377 4.539582e-16 7.018150e-13 </w:t>
+      </w:r>
+      <w:proofErr w:type="spellStart"/>
+      <w:r>
+        <w:rPr>
+          <w:rFonts w:ascii="Lucida Console" w:eastAsia="Times New Roman" w:hAnsi="Lucida Console" w:cs="Courier New"/>
+          <w:color w:val="000000"/>
+          <w:sz w:val="20"/>
+          <w:szCs w:val="20"/>
+          <w:bdr w:val="none" w:sz="0" w:space="0" w:color="auto" w:frame="1"/>
+        </w:rPr>
+        <w:t>7.018150e-13</w:t>
+      </w:r>
+      <w:proofErr w:type="spellEnd"/>
+    </w:p>
+    <w:p>
+      <w:pPr>
+        <w:shd w:val="clear" w:color="auto" w:fill="FFFFFF"/>
+        <w:tabs>
+          <w:tab w:val="left" w:pos="916"/>
+          <w:tab w:val="left" w:pos="1832"/>
+          <w:tab w:val="left" w:pos="2748"/>
+          <w:tab w:val="left" w:pos="3664"/>
+          <w:tab w:val="left" w:pos="4580"/>
+          <w:tab w:val="left" w:pos="5496"/>
+          <w:tab w:val="left" w:pos="6412"/>
+          <w:tab w:val="left" w:pos="7328"/>
+          <w:tab w:val="left" w:pos="8244"/>
+          <w:tab w:val="left" w:pos="9160"/>
+          <w:tab w:val="left" w:pos="10076"/>
+          <w:tab w:val="left" w:pos="10992"/>
+          <w:tab w:val="left" w:pos="11908"/>
+          <w:tab w:val="left" w:pos="12824"/>
+          <w:tab w:val="left" w:pos="13740"/>
+          <w:tab w:val="left" w:pos="14656"/>
+        </w:tabs>
+        <w:wordWrap w:val="0"/>
+        <w:spacing w:after="0" w:line="240" w:lineRule="atLeast"/>
+        <w:rPr>
+          <w:rFonts w:ascii="Lucida Console" w:eastAsia="Times New Roman" w:hAnsi="Lucida Console" w:cs="Courier New"/>
+          <w:color w:val="000000"/>
+          <w:sz w:val="20"/>
+          <w:szCs w:val="20"/>
+          <w:bdr w:val="none" w:sz="0" w:space="0" w:color="auto" w:frame="1"/>
+        </w:rPr>
+      </w:pPr>
+      <w:r>
+        <w:rPr>
+          <w:rFonts w:ascii="Lucida Console" w:eastAsia="Times New Roman" w:hAnsi="Lucida Console" w:cs="Courier New"/>
+          <w:color w:val="000000"/>
+          <w:sz w:val="20"/>
+          <w:szCs w:val="20"/>
+          <w:bdr w:val="none" w:sz="0" w:space="0" w:color="auto" w:frame="1"/>
+        </w:rPr>
+        <w:t xml:space="preserve">GO:0007059 17.99870 5.636791e-16 7.018150e-13 </w:t>
+      </w:r>
+      <w:proofErr w:type="spellStart"/>
+      <w:r>
+        <w:rPr>
+          <w:rFonts w:ascii="Lucida Console" w:eastAsia="Times New Roman" w:hAnsi="Lucida Console" w:cs="Courier New"/>
+          <w:color w:val="000000"/>
+          <w:sz w:val="20"/>
+          <w:szCs w:val="20"/>
+          <w:bdr w:val="none" w:sz="0" w:space="0" w:color="auto" w:frame="1"/>
+        </w:rPr>
+        <w:t>7.018150e-13</w:t>
+      </w:r>
+      <w:proofErr w:type="spellEnd"/>
+    </w:p>
+    <w:p>
+      <w:pPr>
+        <w:shd w:val="clear" w:color="auto" w:fill="FFFFFF"/>
+        <w:tabs>
+          <w:tab w:val="left" w:pos="916"/>
+          <w:tab w:val="left" w:pos="1832"/>
+          <w:tab w:val="left" w:pos="2748"/>
+          <w:tab w:val="left" w:pos="3664"/>
+          <w:tab w:val="left" w:pos="4580"/>
+          <w:tab w:val="left" w:pos="5496"/>
+          <w:tab w:val="left" w:pos="6412"/>
+          <w:tab w:val="left" w:pos="7328"/>
+          <w:tab w:val="left" w:pos="8244"/>
+          <w:tab w:val="left" w:pos="9160"/>
+          <w:tab w:val="left" w:pos="10076"/>
+          <w:tab w:val="left" w:pos="10992"/>
+          <w:tab w:val="left" w:pos="11908"/>
+          <w:tab w:val="left" w:pos="12824"/>
+          <w:tab w:val="left" w:pos="13740"/>
+          <w:tab w:val="left" w:pos="14656"/>
+        </w:tabs>
+        <w:wordWrap w:val="0"/>
+        <w:spacing w:after="0" w:line="240" w:lineRule="atLeast"/>
+        <w:rPr>
+          <w:rFonts w:ascii="Lucida Console" w:eastAsia="Times New Roman" w:hAnsi="Lucida Console" w:cs="Courier New"/>
+          <w:color w:val="000000"/>
+          <w:sz w:val="20"/>
+          <w:szCs w:val="20"/>
+          <w:bdr w:val="none" w:sz="0" w:space="0" w:color="auto" w:frame="1"/>
+        </w:rPr>
+      </w:pPr>
+      <w:r>
+        <w:rPr>
+          <w:rFonts w:ascii="Lucida Console" w:eastAsia="Times New Roman" w:hAnsi="Lucida Console" w:cs="Courier New"/>
+          <w:color w:val="000000"/>
+          <w:sz w:val="20"/>
+          <w:szCs w:val="20"/>
+          <w:bdr w:val="none" w:sz="0" w:space="0" w:color="auto" w:frame="1"/>
+        </w:rPr>
+        <w:lastRenderedPageBreak/>
+        <w:t xml:space="preserve">GO:0000280 17.95385 5.967815e-16 7.018150e-13 </w:t>
+      </w:r>
+      <w:proofErr w:type="spellStart"/>
+      <w:r>
+        <w:rPr>
+          <w:rFonts w:ascii="Lucida Console" w:eastAsia="Times New Roman" w:hAnsi="Lucida Console" w:cs="Courier New"/>
+          <w:color w:val="000000"/>
+          <w:sz w:val="20"/>
+          <w:szCs w:val="20"/>
+          <w:bdr w:val="none" w:sz="0" w:space="0" w:color="auto" w:frame="1"/>
+        </w:rPr>
+        <w:t>7.018150e-13</w:t>
+      </w:r>
+      <w:proofErr w:type="spellEnd"/>
+    </w:p>
+    <w:p>
+      <w:pPr>
+        <w:shd w:val="clear" w:color="auto" w:fill="FFFFFF"/>
+        <w:tabs>
+          <w:tab w:val="left" w:pos="916"/>
+          <w:tab w:val="left" w:pos="1832"/>
+          <w:tab w:val="left" w:pos="2748"/>
+          <w:tab w:val="left" w:pos="3664"/>
+          <w:tab w:val="left" w:pos="4580"/>
+          <w:tab w:val="left" w:pos="5496"/>
+          <w:tab w:val="left" w:pos="6412"/>
+          <w:tab w:val="left" w:pos="7328"/>
+          <w:tab w:val="left" w:pos="8244"/>
+          <w:tab w:val="left" w:pos="9160"/>
+          <w:tab w:val="left" w:pos="10076"/>
+          <w:tab w:val="left" w:pos="10992"/>
+          <w:tab w:val="left" w:pos="11908"/>
+          <w:tab w:val="left" w:pos="12824"/>
+          <w:tab w:val="left" w:pos="13740"/>
+          <w:tab w:val="left" w:pos="14656"/>
+        </w:tabs>
+        <w:wordWrap w:val="0"/>
+        <w:spacing w:after="0" w:line="240" w:lineRule="atLeast"/>
+        <w:rPr>
+          <w:rFonts w:ascii="Lucida Console" w:eastAsia="Times New Roman" w:hAnsi="Lucida Console" w:cs="Courier New"/>
+          <w:color w:val="000000"/>
+          <w:sz w:val="20"/>
+          <w:szCs w:val="20"/>
+          <w:bdr w:val="none" w:sz="0" w:space="0" w:color="auto" w:frame="1"/>
+        </w:rPr>
+      </w:pPr>
+      <w:r>
+        <w:rPr>
+          <w:rFonts w:ascii="Lucida Console" w:eastAsia="Times New Roman" w:hAnsi="Lucida Console" w:cs="Courier New"/>
+          <w:color w:val="000000"/>
+          <w:sz w:val="20"/>
+          <w:szCs w:val="20"/>
+          <w:bdr w:val="none" w:sz="0" w:space="0" w:color="auto" w:frame="1"/>
+        </w:rPr>
+        <w:t xml:space="preserve">GO:0044772 17.69115 8.356619e-16 8.189487e-13 </w:t>
+      </w:r>
+      <w:proofErr w:type="spellStart"/>
+      <w:r>
+        <w:rPr>
+          <w:rFonts w:ascii="Lucida Console" w:eastAsia="Times New Roman" w:hAnsi="Lucida Console" w:cs="Courier New"/>
+          <w:color w:val="000000"/>
+          <w:sz w:val="20"/>
+          <w:szCs w:val="20"/>
+          <w:bdr w:val="none" w:sz="0" w:space="0" w:color="auto" w:frame="1"/>
+        </w:rPr>
+        <w:t>8.189487e-13</w:t>
+      </w:r>
+      <w:proofErr w:type="spellEnd"/>
+    </w:p>
+    <w:p>
+      <w:pPr>
+        <w:shd w:val="clear" w:color="auto" w:fill="FFFFFF"/>
+        <w:tabs>
+          <w:tab w:val="left" w:pos="916"/>
+          <w:tab w:val="left" w:pos="1832"/>
+          <w:tab w:val="left" w:pos="2748"/>
+          <w:tab w:val="left" w:pos="3664"/>
+          <w:tab w:val="left" w:pos="4580"/>
+          <w:tab w:val="left" w:pos="5496"/>
+          <w:tab w:val="left" w:pos="6412"/>
+          <w:tab w:val="left" w:pos="7328"/>
+          <w:tab w:val="left" w:pos="8244"/>
+          <w:tab w:val="left" w:pos="9160"/>
+          <w:tab w:val="left" w:pos="10076"/>
+          <w:tab w:val="left" w:pos="10992"/>
+          <w:tab w:val="left" w:pos="11908"/>
+          <w:tab w:val="left" w:pos="12824"/>
+          <w:tab w:val="left" w:pos="13740"/>
+          <w:tab w:val="left" w:pos="14656"/>
+        </w:tabs>
+        <w:wordWrap w:val="0"/>
+        <w:spacing w:after="0" w:line="240" w:lineRule="atLeast"/>
+        <w:rPr>
+          <w:rFonts w:ascii="Lucida Console" w:eastAsia="Times New Roman" w:hAnsi="Lucida Console" w:cs="Courier New"/>
+          <w:color w:val="000000"/>
+          <w:sz w:val="20"/>
+          <w:szCs w:val="20"/>
+          <w:bdr w:val="none" w:sz="0" w:space="0" w:color="auto" w:frame="1"/>
+        </w:rPr>
+      </w:pPr>
+      <w:r>
+        <w:rPr>
+          <w:rFonts w:ascii="Lucida Console" w:eastAsia="Times New Roman" w:hAnsi="Lucida Console" w:cs="Courier New"/>
+          <w:color w:val="000000"/>
+          <w:sz w:val="20"/>
+          <w:szCs w:val="20"/>
+          <w:bdr w:val="none" w:sz="0" w:space="0" w:color="auto" w:frame="1"/>
+        </w:rPr>
+        <w:t xml:space="preserve">GO:0000070 21.66811 1.581506e-15 1.328465e-12 </w:t>
+      </w:r>
+      <w:proofErr w:type="spellStart"/>
+      <w:r>
+        <w:rPr>
+          <w:rFonts w:ascii="Lucida Console" w:eastAsia="Times New Roman" w:hAnsi="Lucida Console" w:cs="Courier New"/>
+          <w:color w:val="000000"/>
+          <w:sz w:val="20"/>
+          <w:szCs w:val="20"/>
+          <w:bdr w:val="none" w:sz="0" w:space="0" w:color="auto" w:frame="1"/>
+        </w:rPr>
+        <w:t>1.328465e-12</w:t>
+      </w:r>
+      <w:proofErr w:type="spellEnd"/>
+    </w:p>
+    <w:p>
+      <w:pPr>
+        <w:shd w:val="clear" w:color="auto" w:fill="FFFFFF"/>
+        <w:tabs>
+          <w:tab w:val="left" w:pos="916"/>
+          <w:tab w:val="left" w:pos="1832"/>
+          <w:tab w:val="left" w:pos="2748"/>
+          <w:tab w:val="left" w:pos="3664"/>
+          <w:tab w:val="left" w:pos="4580"/>
+          <w:tab w:val="left" w:pos="5496"/>
+          <w:tab w:val="left" w:pos="6412"/>
+          <w:tab w:val="left" w:pos="7328"/>
+          <w:tab w:val="left" w:pos="8244"/>
+          <w:tab w:val="left" w:pos="9160"/>
+          <w:tab w:val="left" w:pos="10076"/>
+          <w:tab w:val="left" w:pos="10992"/>
+          <w:tab w:val="left" w:pos="11908"/>
+          <w:tab w:val="left" w:pos="12824"/>
+          <w:tab w:val="left" w:pos="13740"/>
+          <w:tab w:val="left" w:pos="14656"/>
+        </w:tabs>
+        <w:wordWrap w:val="0"/>
+        <w:spacing w:after="0" w:line="240" w:lineRule="atLeast"/>
+        <w:rPr>
+          <w:rFonts w:ascii="Lucida Console" w:eastAsia="Times New Roman" w:hAnsi="Lucida Console" w:cs="Courier New"/>
+          <w:color w:val="000000"/>
+          <w:sz w:val="20"/>
+          <w:szCs w:val="20"/>
+          <w:bdr w:val="none" w:sz="0" w:space="0" w:color="auto" w:frame="1"/>
+        </w:rPr>
+      </w:pPr>
+      <w:r>
+        <w:rPr>
+          <w:rFonts w:ascii="Lucida Console" w:eastAsia="Times New Roman" w:hAnsi="Lucida Console" w:cs="Courier New"/>
+          <w:color w:val="000000"/>
+          <w:sz w:val="20"/>
+          <w:szCs w:val="20"/>
+          <w:bdr w:val="none" w:sz="0" w:space="0" w:color="auto" w:frame="1"/>
+        </w:rPr>
+        <w:t xml:space="preserve">GO:0048285 16.96334 2.172675e-15 1.596916e-12 </w:t>
+      </w:r>
+      <w:proofErr w:type="spellStart"/>
+      <w:r>
+        <w:rPr>
+          <w:rFonts w:ascii="Lucida Console" w:eastAsia="Times New Roman" w:hAnsi="Lucida Console" w:cs="Courier New"/>
+          <w:color w:val="000000"/>
+          <w:sz w:val="20"/>
+          <w:szCs w:val="20"/>
+          <w:bdr w:val="none" w:sz="0" w:space="0" w:color="auto" w:frame="1"/>
+        </w:rPr>
+        <w:t>1.596916e-12</w:t>
+      </w:r>
+      <w:proofErr w:type="spellEnd"/>
+    </w:p>
+    <w:p>
+      <w:pPr>
+        <w:shd w:val="clear" w:color="auto" w:fill="FFFFFF"/>
+        <w:tabs>
+          <w:tab w:val="left" w:pos="916"/>
+          <w:tab w:val="left" w:pos="1832"/>
+          <w:tab w:val="left" w:pos="2748"/>
+          <w:tab w:val="left" w:pos="3664"/>
+          <w:tab w:val="left" w:pos="4580"/>
+          <w:tab w:val="left" w:pos="5496"/>
+          <w:tab w:val="left" w:pos="6412"/>
+          <w:tab w:val="left" w:pos="7328"/>
+          <w:tab w:val="left" w:pos="8244"/>
+          <w:tab w:val="left" w:pos="9160"/>
+          <w:tab w:val="left" w:pos="10076"/>
+          <w:tab w:val="left" w:pos="10992"/>
+          <w:tab w:val="left" w:pos="11908"/>
+          <w:tab w:val="left" w:pos="12824"/>
+          <w:tab w:val="left" w:pos="13740"/>
+          <w:tab w:val="left" w:pos="14656"/>
+        </w:tabs>
+        <w:wordWrap w:val="0"/>
+        <w:spacing w:after="0" w:line="240" w:lineRule="atLeast"/>
+        <w:rPr>
+          <w:rFonts w:ascii="Lucida Console" w:eastAsia="Times New Roman" w:hAnsi="Lucida Console" w:cs="Courier New"/>
+          <w:color w:val="000000"/>
+          <w:sz w:val="20"/>
+          <w:szCs w:val="20"/>
+          <w:bdr w:val="none" w:sz="0" w:space="0" w:color="auto" w:frame="1"/>
+        </w:rPr>
+      </w:pPr>
+      <w:r>
+        <w:rPr>
+          <w:rFonts w:ascii="Lucida Console" w:eastAsia="Times New Roman" w:hAnsi="Lucida Console" w:cs="Courier New"/>
+          <w:color w:val="000000"/>
+          <w:sz w:val="20"/>
+          <w:szCs w:val="20"/>
+          <w:bdr w:val="none" w:sz="0" w:space="0" w:color="auto" w:frame="1"/>
+        </w:rPr>
+        <w:t xml:space="preserve">GO:0007088 22.73326 1.522882e-13 9.949495e-11 </w:t>
+      </w:r>
+      <w:proofErr w:type="spellStart"/>
+      <w:r>
+        <w:rPr>
+          <w:rFonts w:ascii="Lucida Console" w:eastAsia="Times New Roman" w:hAnsi="Lucida Console" w:cs="Courier New"/>
+          <w:color w:val="000000"/>
+          <w:sz w:val="20"/>
+          <w:szCs w:val="20"/>
+          <w:bdr w:val="none" w:sz="0" w:space="0" w:color="auto" w:frame="1"/>
+        </w:rPr>
+        <w:t>9.949495e-11</w:t>
+      </w:r>
+      <w:proofErr w:type="spellEnd"/>
+    </w:p>
+    <w:p>
+      <w:pPr>
+        <w:shd w:val="clear" w:color="auto" w:fill="FFFFFF"/>
+        <w:tabs>
+          <w:tab w:val="left" w:pos="916"/>
+          <w:tab w:val="left" w:pos="1832"/>
+          <w:tab w:val="left" w:pos="2748"/>
+          <w:tab w:val="left" w:pos="3664"/>
+          <w:tab w:val="left" w:pos="4580"/>
+          <w:tab w:val="left" w:pos="5496"/>
+          <w:tab w:val="left" w:pos="6412"/>
+          <w:tab w:val="left" w:pos="7328"/>
+          <w:tab w:val="left" w:pos="8244"/>
+          <w:tab w:val="left" w:pos="9160"/>
+          <w:tab w:val="left" w:pos="10076"/>
+          <w:tab w:val="left" w:pos="10992"/>
+          <w:tab w:val="left" w:pos="11908"/>
+          <w:tab w:val="left" w:pos="12824"/>
+          <w:tab w:val="left" w:pos="13740"/>
+          <w:tab w:val="left" w:pos="14656"/>
+        </w:tabs>
+        <w:wordWrap w:val="0"/>
+        <w:spacing w:after="0" w:line="240" w:lineRule="atLeast"/>
+        <w:rPr>
+          <w:rFonts w:ascii="Lucida Console" w:eastAsia="Times New Roman" w:hAnsi="Lucida Console" w:cs="Courier New"/>
+          <w:color w:val="000000"/>
+          <w:sz w:val="20"/>
+          <w:szCs w:val="20"/>
+          <w:bdr w:val="none" w:sz="0" w:space="0" w:color="auto" w:frame="1"/>
+        </w:rPr>
+      </w:pPr>
+      <w:r>
+        <w:rPr>
+          <w:rFonts w:ascii="Lucida Console" w:eastAsia="Times New Roman" w:hAnsi="Lucida Console" w:cs="Courier New"/>
+          <w:color w:val="000000"/>
+          <w:sz w:val="20"/>
+          <w:szCs w:val="20"/>
+          <w:bdr w:val="none" w:sz="0" w:space="0" w:color="auto" w:frame="1"/>
+        </w:rPr>
+        <w:t xml:space="preserve">GO:0007346 15.11843 2.156377e-13 1.267950e-10 </w:t>
+      </w:r>
+      <w:proofErr w:type="spellStart"/>
+      <w:r>
+        <w:rPr>
+          <w:rFonts w:ascii="Lucida Console" w:eastAsia="Times New Roman" w:hAnsi="Lucida Console" w:cs="Courier New"/>
+          <w:color w:val="000000"/>
+          <w:sz w:val="20"/>
+          <w:szCs w:val="20"/>
+          <w:bdr w:val="none" w:sz="0" w:space="0" w:color="auto" w:frame="1"/>
+        </w:rPr>
+        <w:t>1.267950e-10</w:t>
+      </w:r>
+      <w:proofErr w:type="spellEnd"/>
+    </w:p>
+    <w:p>
+      <w:pPr>
+        <w:shd w:val="clear" w:color="auto" w:fill="FFFFFF"/>
+        <w:tabs>
+          <w:tab w:val="left" w:pos="916"/>
+          <w:tab w:val="left" w:pos="1832"/>
+          <w:tab w:val="left" w:pos="2748"/>
+          <w:tab w:val="left" w:pos="3664"/>
+          <w:tab w:val="left" w:pos="4580"/>
+          <w:tab w:val="left" w:pos="5496"/>
+          <w:tab w:val="left" w:pos="6412"/>
+          <w:tab w:val="left" w:pos="7328"/>
+          <w:tab w:val="left" w:pos="8244"/>
+          <w:tab w:val="left" w:pos="9160"/>
+          <w:tab w:val="left" w:pos="10076"/>
+          <w:tab w:val="left" w:pos="10992"/>
+          <w:tab w:val="left" w:pos="11908"/>
+          <w:tab w:val="left" w:pos="12824"/>
+          <w:tab w:val="left" w:pos="13740"/>
+          <w:tab w:val="left" w:pos="14656"/>
+        </w:tabs>
+        <w:wordWrap w:val="0"/>
+        <w:spacing w:after="0" w:line="240" w:lineRule="atLeast"/>
+        <w:rPr>
+          <w:rFonts w:ascii="Lucida Console" w:eastAsia="Times New Roman" w:hAnsi="Lucida Console" w:cs="Courier New"/>
+          <w:color w:val="000000"/>
+          <w:sz w:val="20"/>
+          <w:szCs w:val="20"/>
+          <w:bdr w:val="none" w:sz="0" w:space="0" w:color="auto" w:frame="1"/>
+        </w:rPr>
+      </w:pPr>
+      <w:r>
+        <w:rPr>
+          <w:rFonts w:ascii="Lucida Console" w:eastAsia="Times New Roman" w:hAnsi="Lucida Console" w:cs="Courier New"/>
+          <w:color w:val="000000"/>
+          <w:sz w:val="20"/>
+          <w:szCs w:val="20"/>
+          <w:bdr w:val="none" w:sz="0" w:space="0" w:color="auto" w:frame="1"/>
+        </w:rPr>
+        <w:t xml:space="preserve">                                                                           </w:t>
+      </w:r>
+      <w:proofErr w:type="spellStart"/>
+      <w:r>
+        <w:rPr>
+          <w:rFonts w:ascii="Lucida Console" w:eastAsia="Times New Roman" w:hAnsi="Lucida Console" w:cs="Courier New"/>
+          <w:color w:val="000000"/>
+          <w:sz w:val="20"/>
+          <w:szCs w:val="20"/>
+          <w:bdr w:val="none" w:sz="0" w:space="0" w:color="auto" w:frame="1"/>
+        </w:rPr>
+        <w:t>geneID</w:t>
+      </w:r>
+      <w:proofErr w:type="spellEnd"/>
+      <w:r>
+        <w:rPr>
+          <w:rFonts w:ascii="Lucida Console" w:eastAsia="Times New Roman" w:hAnsi="Lucida Console" w:cs="Courier New"/>
+          <w:color w:val="000000"/>
+          <w:sz w:val="20"/>
+          <w:szCs w:val="20"/>
+          <w:bdr w:val="none" w:sz="0" w:space="0" w:color="auto" w:frame="1"/>
+        </w:rPr>
+        <w:t xml:space="preserve"> Count</w:t>
+      </w:r>
+    </w:p>
+    <w:p>
+      <w:pPr>
+        <w:shd w:val="clear" w:color="auto" w:fill="FFFFFF"/>
+        <w:tabs>
+          <w:tab w:val="left" w:pos="916"/>
+          <w:tab w:val="left" w:pos="1832"/>
+          <w:tab w:val="left" w:pos="2748"/>
+          <w:tab w:val="left" w:pos="3664"/>
+          <w:tab w:val="left" w:pos="4580"/>
+          <w:tab w:val="left" w:pos="5496"/>
+          <w:tab w:val="left" w:pos="6412"/>
+          <w:tab w:val="left" w:pos="7328"/>
+          <w:tab w:val="left" w:pos="8244"/>
+          <w:tab w:val="left" w:pos="9160"/>
+          <w:tab w:val="left" w:pos="10076"/>
+          <w:tab w:val="left" w:pos="10992"/>
+          <w:tab w:val="left" w:pos="11908"/>
+          <w:tab w:val="left" w:pos="12824"/>
+          <w:tab w:val="left" w:pos="13740"/>
+          <w:tab w:val="left" w:pos="14656"/>
+        </w:tabs>
+        <w:wordWrap w:val="0"/>
+        <w:spacing w:after="0" w:line="240" w:lineRule="atLeast"/>
+        <w:rPr>
+          <w:rFonts w:ascii="Lucida Console" w:eastAsia="Times New Roman" w:hAnsi="Lucida Console" w:cs="Courier New"/>
+          <w:color w:val="000000"/>
+          <w:sz w:val="20"/>
+          <w:szCs w:val="20"/>
+          <w:bdr w:val="none" w:sz="0" w:space="0" w:color="auto" w:frame="1"/>
+        </w:rPr>
+      </w:pPr>
+      <w:r>
+        <w:rPr>
+          <w:rFonts w:ascii="Lucida Console" w:eastAsia="Times New Roman" w:hAnsi="Lucida Console" w:cs="Courier New"/>
+          <w:color w:val="000000"/>
+          <w:sz w:val="20"/>
+          <w:szCs w:val="20"/>
+          <w:bdr w:val="none" w:sz="0" w:space="0" w:color="auto" w:frame="1"/>
+        </w:rPr>
+        <w:t>GO:0098813 ZWINT/NUSAP1/UBE2C/PRC1/CCNB1/NEK2/KIF4A/TOP2A/CDK1/DLGAP5/CENPF/CDC20    12</w:t>
+      </w:r>
+    </w:p>
+    <w:p>
+      <w:pPr>
+        <w:shd w:val="clear" w:color="auto" w:fill="FFFFFF"/>
+        <w:tabs>
+          <w:tab w:val="left" w:pos="916"/>
+          <w:tab w:val="left" w:pos="1832"/>
+          <w:tab w:val="left" w:pos="2748"/>
+          <w:tab w:val="left" w:pos="3664"/>
+          <w:tab w:val="left" w:pos="4580"/>
+          <w:tab w:val="left" w:pos="5496"/>
+          <w:tab w:val="left" w:pos="6412"/>
+          <w:tab w:val="left" w:pos="7328"/>
+          <w:tab w:val="left" w:pos="8244"/>
+          <w:tab w:val="left" w:pos="9160"/>
+          <w:tab w:val="left" w:pos="10076"/>
+          <w:tab w:val="left" w:pos="10992"/>
+          <w:tab w:val="left" w:pos="11908"/>
+          <w:tab w:val="left" w:pos="12824"/>
+          <w:tab w:val="left" w:pos="13740"/>
+          <w:tab w:val="left" w:pos="14656"/>
+        </w:tabs>
+        <w:wordWrap w:val="0"/>
+        <w:spacing w:after="0" w:line="240" w:lineRule="atLeast"/>
+        <w:rPr>
+          <w:rFonts w:ascii="Lucida Console" w:eastAsia="Times New Roman" w:hAnsi="Lucida Console" w:cs="Courier New"/>
+          <w:color w:val="000000"/>
+          <w:sz w:val="20"/>
+          <w:szCs w:val="20"/>
+          <w:bdr w:val="none" w:sz="0" w:space="0" w:color="auto" w:frame="1"/>
+        </w:rPr>
+      </w:pPr>
+      <w:r>
+        <w:rPr>
+          <w:rFonts w:ascii="Lucida Console" w:eastAsia="Times New Roman" w:hAnsi="Lucida Console" w:cs="Courier New"/>
+          <w:color w:val="000000"/>
+          <w:sz w:val="20"/>
+          <w:szCs w:val="20"/>
+          <w:bdr w:val="none" w:sz="0" w:space="0" w:color="auto" w:frame="1"/>
+        </w:rPr>
+        <w:t>GO:0000819      ZWINT/NUSAP1/UBE2C/PRC1/CCNB1/KIF4A/TOP2A/CDK1/DLGAP5/CENPF/CDC20    11</w:t>
+      </w:r>
+    </w:p>
+    <w:p>
+      <w:pPr>
+        <w:shd w:val="clear" w:color="auto" w:fill="FFFFFF"/>
+        <w:tabs>
+          <w:tab w:val="left" w:pos="916"/>
+          <w:tab w:val="left" w:pos="1832"/>
+          <w:tab w:val="left" w:pos="2748"/>
+          <w:tab w:val="left" w:pos="3664"/>
+          <w:tab w:val="left" w:pos="4580"/>
+          <w:tab w:val="left" w:pos="5496"/>
+          <w:tab w:val="left" w:pos="6412"/>
+          <w:tab w:val="left" w:pos="7328"/>
+          <w:tab w:val="left" w:pos="8244"/>
+          <w:tab w:val="left" w:pos="9160"/>
+          <w:tab w:val="left" w:pos="10076"/>
+          <w:tab w:val="left" w:pos="10992"/>
+          <w:tab w:val="left" w:pos="11908"/>
+          <w:tab w:val="left" w:pos="12824"/>
+          <w:tab w:val="left" w:pos="13740"/>
+          <w:tab w:val="left" w:pos="14656"/>
+        </w:tabs>
+        <w:wordWrap w:val="0"/>
+        <w:spacing w:after="0" w:line="240" w:lineRule="atLeast"/>
+        <w:rPr>
+          <w:rFonts w:ascii="Lucida Console" w:eastAsia="Times New Roman" w:hAnsi="Lucida Console" w:cs="Courier New"/>
+          <w:color w:val="000000"/>
+          <w:sz w:val="20"/>
+          <w:szCs w:val="20"/>
+          <w:bdr w:val="none" w:sz="0" w:space="0" w:color="auto" w:frame="1"/>
+        </w:rPr>
+      </w:pPr>
+      <w:r>
+        <w:rPr>
+          <w:rFonts w:ascii="Lucida Console" w:eastAsia="Times New Roman" w:hAnsi="Lucida Console" w:cs="Courier New"/>
+          <w:color w:val="000000"/>
+          <w:sz w:val="20"/>
+          <w:szCs w:val="20"/>
+          <w:bdr w:val="none" w:sz="0" w:space="0" w:color="auto" w:frame="1"/>
+        </w:rPr>
+        <w:t>GO:0140014       ZWINT/NUSAP1/UBE2C/PRC1/CCNB1/NEK2/KIF4A/CDK1/DLGAP5/CENPF/CDC20    11</w:t>
+      </w:r>
+    </w:p>
+    <w:p>
+      <w:pPr>
+        <w:shd w:val="clear" w:color="auto" w:fill="FFFFFF"/>
+        <w:tabs>
+          <w:tab w:val="left" w:pos="916"/>
+          <w:tab w:val="left" w:pos="1832"/>
+          <w:tab w:val="left" w:pos="2748"/>
+          <w:tab w:val="left" w:pos="3664"/>
+          <w:tab w:val="left" w:pos="4580"/>
+          <w:tab w:val="left" w:pos="5496"/>
+          <w:tab w:val="left" w:pos="6412"/>
+          <w:tab w:val="left" w:pos="7328"/>
+          <w:tab w:val="left" w:pos="8244"/>
+          <w:tab w:val="left" w:pos="9160"/>
+          <w:tab w:val="left" w:pos="10076"/>
+          <w:tab w:val="left" w:pos="10992"/>
+          <w:tab w:val="left" w:pos="11908"/>
+          <w:tab w:val="left" w:pos="12824"/>
+          <w:tab w:val="left" w:pos="13740"/>
+          <w:tab w:val="left" w:pos="14656"/>
+        </w:tabs>
+        <w:wordWrap w:val="0"/>
+        <w:spacing w:after="0" w:line="240" w:lineRule="atLeast"/>
+        <w:rPr>
+          <w:rFonts w:ascii="Lucida Console" w:eastAsia="Times New Roman" w:hAnsi="Lucida Console" w:cs="Courier New"/>
+          <w:color w:val="000000"/>
+          <w:sz w:val="20"/>
+          <w:szCs w:val="20"/>
+          <w:bdr w:val="none" w:sz="0" w:space="0" w:color="auto" w:frame="1"/>
+        </w:rPr>
+      </w:pPr>
+      <w:r>
+        <w:rPr>
+          <w:rFonts w:ascii="Lucida Console" w:eastAsia="Times New Roman" w:hAnsi="Lucida Console" w:cs="Courier New"/>
+          <w:color w:val="000000"/>
+          <w:sz w:val="20"/>
+          <w:szCs w:val="20"/>
+          <w:bdr w:val="none" w:sz="0" w:space="0" w:color="auto" w:frame="1"/>
+        </w:rPr>
+        <w:t>GO:0007059 ZWINT/NUSAP1/UBE2C/PRC1/CCNB1/NEK2/KIF4A/TOP2A/CDK1/DLGAP5/CENPF/CDC20    12</w:t>
+      </w:r>
+    </w:p>
+    <w:p>
+      <w:pPr>
+        <w:shd w:val="clear" w:color="auto" w:fill="FFFFFF"/>
+        <w:tabs>
+          <w:tab w:val="left" w:pos="916"/>
+          <w:tab w:val="left" w:pos="1832"/>
+          <w:tab w:val="left" w:pos="2748"/>
+          <w:tab w:val="left" w:pos="3664"/>
+          <w:tab w:val="left" w:pos="4580"/>
+          <w:tab w:val="left" w:pos="5496"/>
+          <w:tab w:val="left" w:pos="6412"/>
+          <w:tab w:val="left" w:pos="7328"/>
+          <w:tab w:val="left" w:pos="8244"/>
+          <w:tab w:val="left" w:pos="9160"/>
+          <w:tab w:val="left" w:pos="10076"/>
+          <w:tab w:val="left" w:pos="10992"/>
+          <w:tab w:val="left" w:pos="11908"/>
+          <w:tab w:val="left" w:pos="12824"/>
+          <w:tab w:val="left" w:pos="13740"/>
+          <w:tab w:val="left" w:pos="14656"/>
+        </w:tabs>
+        <w:wordWrap w:val="0"/>
+        <w:spacing w:after="0" w:line="240" w:lineRule="atLeast"/>
+        <w:rPr>
+          <w:rFonts w:ascii="Lucida Console" w:eastAsia="Times New Roman" w:hAnsi="Lucida Console" w:cs="Courier New"/>
+          <w:color w:val="000000"/>
+          <w:sz w:val="20"/>
+          <w:szCs w:val="20"/>
+          <w:bdr w:val="none" w:sz="0" w:space="0" w:color="auto" w:frame="1"/>
+        </w:rPr>
+      </w:pPr>
+      <w:r>
+        <w:rPr>
+          <w:rFonts w:ascii="Lucida Console" w:eastAsia="Times New Roman" w:hAnsi="Lucida Console" w:cs="Courier New"/>
+          <w:color w:val="000000"/>
+          <w:sz w:val="20"/>
+          <w:szCs w:val="20"/>
+          <w:bdr w:val="none" w:sz="0" w:space="0" w:color="auto" w:frame="1"/>
+        </w:rPr>
+        <w:t>GO:0000280 ZWINT/NUSAP1/UBE2C/PRC1/CCNB1/NEK2/KIF4A/TOP2A/CDK1/DLGAP5/CENPF/CDC20    12</w:t>
+      </w:r>
+    </w:p>
+    <w:p>
+      <w:pPr>
+        <w:shd w:val="clear" w:color="auto" w:fill="FFFFFF"/>
+        <w:tabs>
+          <w:tab w:val="left" w:pos="916"/>
+          <w:tab w:val="left" w:pos="1832"/>
+          <w:tab w:val="left" w:pos="2748"/>
+          <w:tab w:val="left" w:pos="3664"/>
+          <w:tab w:val="left" w:pos="4580"/>
+          <w:tab w:val="left" w:pos="5496"/>
+          <w:tab w:val="left" w:pos="6412"/>
+          <w:tab w:val="left" w:pos="7328"/>
+          <w:tab w:val="left" w:pos="8244"/>
+          <w:tab w:val="left" w:pos="9160"/>
+          <w:tab w:val="left" w:pos="10076"/>
+          <w:tab w:val="left" w:pos="10992"/>
+          <w:tab w:val="left" w:pos="11908"/>
+          <w:tab w:val="left" w:pos="12824"/>
+          <w:tab w:val="left" w:pos="13740"/>
+          <w:tab w:val="left" w:pos="14656"/>
+        </w:tabs>
+        <w:wordWrap w:val="0"/>
+        <w:spacing w:after="0" w:line="240" w:lineRule="atLeast"/>
+        <w:rPr>
+          <w:rFonts w:ascii="Lucida Console" w:eastAsia="Times New Roman" w:hAnsi="Lucida Console" w:cs="Courier New"/>
+          <w:color w:val="000000"/>
+          <w:sz w:val="20"/>
+          <w:szCs w:val="20"/>
+          <w:bdr w:val="none" w:sz="0" w:space="0" w:color="auto" w:frame="1"/>
+        </w:rPr>
+      </w:pPr>
+      <w:r>
+        <w:rPr>
+          <w:rFonts w:ascii="Lucida Console" w:eastAsia="Times New Roman" w:hAnsi="Lucida Console" w:cs="Courier New"/>
+          <w:color w:val="000000"/>
+          <w:sz w:val="20"/>
+          <w:szCs w:val="20"/>
+          <w:bdr w:val="none" w:sz="0" w:space="0" w:color="auto" w:frame="1"/>
+        </w:rPr>
+        <w:t>GO:0044772   ZWINT/UBE2C/CCNB1/NEK2/FOXM1/CDKN3/CDK1/DLGAP5/RRM2/MELK/CENPF/CDC20    12</w:t>
+      </w:r>
+    </w:p>
+    <w:p>
+      <w:pPr>
+        <w:shd w:val="clear" w:color="auto" w:fill="FFFFFF"/>
+        <w:tabs>
+          <w:tab w:val="left" w:pos="916"/>
+          <w:tab w:val="left" w:pos="1832"/>
+          <w:tab w:val="left" w:pos="2748"/>
+          <w:tab w:val="left" w:pos="3664"/>
+          <w:tab w:val="left" w:pos="4580"/>
+          <w:tab w:val="left" w:pos="5496"/>
+          <w:tab w:val="left" w:pos="6412"/>
+          <w:tab w:val="left" w:pos="7328"/>
+          <w:tab w:val="left" w:pos="8244"/>
+          <w:tab w:val="left" w:pos="9160"/>
+          <w:tab w:val="left" w:pos="10076"/>
+          <w:tab w:val="left" w:pos="10992"/>
+          <w:tab w:val="left" w:pos="11908"/>
+          <w:tab w:val="left" w:pos="12824"/>
+          <w:tab w:val="left" w:pos="13740"/>
+          <w:tab w:val="left" w:pos="14656"/>
+        </w:tabs>
+        <w:wordWrap w:val="0"/>
+        <w:spacing w:after="0" w:line="240" w:lineRule="atLeast"/>
+        <w:rPr>
+          <w:rFonts w:ascii="Lucida Console" w:eastAsia="Times New Roman" w:hAnsi="Lucida Console" w:cs="Courier New"/>
+          <w:color w:val="000000"/>
+          <w:sz w:val="20"/>
+          <w:szCs w:val="20"/>
+          <w:bdr w:val="none" w:sz="0" w:space="0" w:color="auto" w:frame="1"/>
+        </w:rPr>
+      </w:pPr>
+      <w:r>
+        <w:rPr>
+          <w:rFonts w:ascii="Lucida Console" w:eastAsia="Times New Roman" w:hAnsi="Lucida Console" w:cs="Courier New"/>
+          <w:color w:val="000000"/>
+          <w:sz w:val="20"/>
+          <w:szCs w:val="20"/>
+          <w:bdr w:val="none" w:sz="0" w:space="0" w:color="auto" w:frame="1"/>
+        </w:rPr>
+        <w:t>GO:0000070            ZWINT/NUSAP1/UBE2C/PRC1/CCNB1/KIF4A/CDK1/DLGAP5/CENPF/CDC20    10</w:t>
+      </w:r>
+    </w:p>
+    <w:p>
+      <w:pPr>
+        <w:shd w:val="clear" w:color="auto" w:fill="FFFFFF"/>
+        <w:tabs>
+          <w:tab w:val="left" w:pos="916"/>
+          <w:tab w:val="left" w:pos="1832"/>
+          <w:tab w:val="left" w:pos="2748"/>
+          <w:tab w:val="left" w:pos="3664"/>
+          <w:tab w:val="left" w:pos="4580"/>
+          <w:tab w:val="left" w:pos="5496"/>
+          <w:tab w:val="left" w:pos="6412"/>
+          <w:tab w:val="left" w:pos="7328"/>
+          <w:tab w:val="left" w:pos="8244"/>
+          <w:tab w:val="left" w:pos="9160"/>
+          <w:tab w:val="left" w:pos="10076"/>
+          <w:tab w:val="left" w:pos="10992"/>
+          <w:tab w:val="left" w:pos="11908"/>
+          <w:tab w:val="left" w:pos="12824"/>
+          <w:tab w:val="left" w:pos="13740"/>
+          <w:tab w:val="left" w:pos="14656"/>
+        </w:tabs>
+        <w:wordWrap w:val="0"/>
+        <w:spacing w:after="0" w:line="240" w:lineRule="atLeast"/>
+        <w:rPr>
+          <w:rFonts w:ascii="Lucida Console" w:eastAsia="Times New Roman" w:hAnsi="Lucida Console" w:cs="Courier New"/>
+          <w:color w:val="000000"/>
+          <w:sz w:val="20"/>
+          <w:szCs w:val="20"/>
+          <w:bdr w:val="none" w:sz="0" w:space="0" w:color="auto" w:frame="1"/>
+        </w:rPr>
+      </w:pPr>
+      <w:r>
+        <w:rPr>
+          <w:rFonts w:ascii="Lucida Console" w:eastAsia="Times New Roman" w:hAnsi="Lucida Console" w:cs="Courier New"/>
+          <w:color w:val="000000"/>
+          <w:sz w:val="20"/>
+          <w:szCs w:val="20"/>
+          <w:bdr w:val="none" w:sz="0" w:space="0" w:color="auto" w:frame="1"/>
+        </w:rPr>
+        <w:t>GO:0048285 ZWINT/NUSAP1/UBE2C/PRC1/CCNB1/NEK2/KIF4A/TOP2A/CDK1/DLGAP5/CENPF/CDC20    12</w:t>
+      </w:r>
+    </w:p>
+    <w:p>
+      <w:pPr>
+        <w:shd w:val="clear" w:color="auto" w:fill="FFFFFF"/>
+        <w:tabs>
+          <w:tab w:val="left" w:pos="916"/>
+          <w:tab w:val="left" w:pos="1832"/>
+          <w:tab w:val="left" w:pos="2748"/>
+          <w:tab w:val="left" w:pos="3664"/>
+          <w:tab w:val="left" w:pos="4580"/>
+          <w:tab w:val="left" w:pos="5496"/>
+          <w:tab w:val="left" w:pos="6412"/>
+          <w:tab w:val="left" w:pos="7328"/>
+          <w:tab w:val="left" w:pos="8244"/>
+          <w:tab w:val="left" w:pos="9160"/>
+          <w:tab w:val="left" w:pos="10076"/>
+          <w:tab w:val="left" w:pos="10992"/>
+          <w:tab w:val="left" w:pos="11908"/>
+          <w:tab w:val="left" w:pos="12824"/>
+          <w:tab w:val="left" w:pos="13740"/>
+          <w:tab w:val="left" w:pos="14656"/>
+        </w:tabs>
+        <w:wordWrap w:val="0"/>
+        <w:spacing w:after="0" w:line="240" w:lineRule="atLeast"/>
+        <w:rPr>
+          <w:rFonts w:ascii="Lucida Console" w:eastAsia="Times New Roman" w:hAnsi="Lucida Console" w:cs="Courier New"/>
+          <w:color w:val="000000"/>
+          <w:sz w:val="20"/>
+          <w:szCs w:val="20"/>
+          <w:bdr w:val="none" w:sz="0" w:space="0" w:color="auto" w:frame="1"/>
+        </w:rPr>
+      </w:pPr>
+      <w:r>
+        <w:rPr>
+          <w:rFonts w:ascii="Lucida Console" w:eastAsia="Times New Roman" w:hAnsi="Lucida Console" w:cs="Courier New"/>
+          <w:color w:val="000000"/>
+          <w:sz w:val="20"/>
+          <w:szCs w:val="20"/>
+          <w:bdr w:val="none" w:sz="0" w:space="0" w:color="auto" w:frame="1"/>
+        </w:rPr>
+        <w:t>GO:0007088                       ZWINT/NUSAP1/UBE2C/CCNB1/NEK2/DLGAP5/CENPF/CDC20     8</w:t>
+      </w:r>
+    </w:p>
+    <w:p>
+      <w:pPr>
+        <w:shd w:val="clear" w:color="auto" w:fill="FFFFFF"/>
+        <w:tabs>
+          <w:tab w:val="left" w:pos="916"/>
+          <w:tab w:val="left" w:pos="1832"/>
+          <w:tab w:val="left" w:pos="2748"/>
+          <w:tab w:val="left" w:pos="3664"/>
+          <w:tab w:val="left" w:pos="4580"/>
+          <w:tab w:val="left" w:pos="5496"/>
+          <w:tab w:val="left" w:pos="6412"/>
+          <w:tab w:val="left" w:pos="7328"/>
+          <w:tab w:val="left" w:pos="8244"/>
+          <w:tab w:val="left" w:pos="9160"/>
+          <w:tab w:val="left" w:pos="10076"/>
+          <w:tab w:val="left" w:pos="10992"/>
+          <w:tab w:val="left" w:pos="11908"/>
+          <w:tab w:val="left" w:pos="12824"/>
+          <w:tab w:val="left" w:pos="13740"/>
+          <w:tab w:val="left" w:pos="14656"/>
+        </w:tabs>
+        <w:wordWrap w:val="0"/>
+        <w:spacing w:after="0" w:line="240" w:lineRule="atLeast"/>
+        <w:rPr>
+          <w:rFonts w:ascii="Lucida Console" w:eastAsia="Times New Roman" w:hAnsi="Lucida Console" w:cs="Courier New"/>
+          <w:color w:val="000000"/>
+          <w:sz w:val="20"/>
+          <w:szCs w:val="20"/>
+          <w:bdr w:val="none" w:sz="0" w:space="0" w:color="auto" w:frame="1"/>
+        </w:rPr>
+      </w:pPr>
+      <w:r>
+        <w:rPr>
+          <w:rFonts w:ascii="Lucida Console" w:eastAsia="Times New Roman" w:hAnsi="Lucida Console" w:cs="Courier New"/>
+          <w:color w:val="000000"/>
+          <w:sz w:val="20"/>
+          <w:szCs w:val="20"/>
+          <w:bdr w:val="none" w:sz="0" w:space="0" w:color="auto" w:frame="1"/>
+        </w:rPr>
+        <w:t>GO:0007346       ZWINT/NUSAP1/UBE2C/CCNB1/NEK2/FOXM1/CDK1/DLGAP5/RRM2/CENPF/CDC20    11</w:t>
+      </w:r>
+    </w:p>
+    <w:p>
+      <w:pPr>
+        <w:shd w:val="clear" w:color="auto" w:fill="FFFFFF"/>
+        <w:tabs>
+          <w:tab w:val="left" w:pos="916"/>
+          <w:tab w:val="left" w:pos="1832"/>
+          <w:tab w:val="left" w:pos="2748"/>
+          <w:tab w:val="left" w:pos="3664"/>
+          <w:tab w:val="left" w:pos="4580"/>
+          <w:tab w:val="left" w:pos="5496"/>
+          <w:tab w:val="left" w:pos="6412"/>
+          <w:tab w:val="left" w:pos="7328"/>
+          <w:tab w:val="left" w:pos="8244"/>
+          <w:tab w:val="left" w:pos="9160"/>
+          <w:tab w:val="left" w:pos="10076"/>
+          <w:tab w:val="left" w:pos="10992"/>
+          <w:tab w:val="left" w:pos="11908"/>
+          <w:tab w:val="left" w:pos="12824"/>
+          <w:tab w:val="left" w:pos="13740"/>
+          <w:tab w:val="left" w:pos="14656"/>
+        </w:tabs>
+        <w:wordWrap w:val="0"/>
+        <w:spacing w:after="0" w:line="240" w:lineRule="atLeast"/>
+        <w:rPr>
+          <w:rFonts w:ascii="Times New Roman" w:eastAsia="Times New Roman" w:hAnsi="Times New Roman" w:cs="Times New Roman"/>
+          <w:b/>
+          <w:bCs/>
+          <w:color w:val="000000"/>
+          <w:sz w:val="32"/>
+          <w:szCs w:val="32"/>
+        </w:rPr>
+      </w:pPr>
+      <w:r>
+        <w:rPr>
+          <w:rFonts w:ascii="Times New Roman" w:eastAsia="Times New Roman" w:hAnsi="Times New Roman" w:cs="Times New Roman"/>
+          <w:b/>
+          <w:bCs/>
+          <w:color w:val="000000"/>
+          <w:sz w:val="32"/>
+          <w:szCs w:val="32"/>
+        </w:rPr>
+        <w:t>&gt;</w:t>
+      </w:r>
+      <w:r>
+        <w:rPr>
+          <w:rFonts w:ascii="Times New Roman" w:eastAsia="Times New Roman" w:hAnsi="Times New Roman" w:cs="Times New Roman"/>
+          <w:b/>
+          <w:bCs/>
+          <w:color w:val="000000"/>
+          <w:sz w:val="32"/>
+          <w:szCs w:val="32"/>
+        </w:rPr>
+        <w:t>FROM MODULE-2</w:t>
+      </w:r>
+    </w:p>
+    <w:p>
+      <w:pPr>
+        <w:shd w:val="clear" w:color="auto" w:fill="FFFFFF"/>
+        <w:tabs>
+          <w:tab w:val="left" w:pos="916"/>
+          <w:tab w:val="left" w:pos="1832"/>
+          <w:tab w:val="left" w:pos="2748"/>
+          <w:tab w:val="left" w:pos="3664"/>
+          <w:tab w:val="left" w:pos="4580"/>
+          <w:tab w:val="left" w:pos="5496"/>
+          <w:tab w:val="left" w:pos="6412"/>
+          <w:tab w:val="left" w:pos="7328"/>
+          <w:tab w:val="left" w:pos="8244"/>
+          <w:tab w:val="left" w:pos="9160"/>
+          <w:tab w:val="left" w:pos="10076"/>
+          <w:tab w:val="left" w:pos="10992"/>
+          <w:tab w:val="left" w:pos="11908"/>
+          <w:tab w:val="left" w:pos="12824"/>
+          <w:tab w:val="left" w:pos="13740"/>
+          <w:tab w:val="left" w:pos="14656"/>
+        </w:tabs>
+        <w:wordWrap w:val="0"/>
+        <w:spacing w:after="0" w:line="240" w:lineRule="atLeast"/>
+        <w:rPr>
+          <w:rFonts w:ascii="Lucida Console" w:eastAsia="Times New Roman" w:hAnsi="Lucida Console" w:cs="Courier New"/>
+          <w:color w:val="000000"/>
+          <w:sz w:val="20"/>
+          <w:szCs w:val="20"/>
+          <w:bdr w:val="none" w:sz="0" w:space="0" w:color="auto" w:frame="1"/>
+        </w:rPr>
+      </w:pPr>
+      <w:r>
+        <w:rPr>
+          <w:rFonts w:ascii="Lucida Console" w:eastAsia="Times New Roman" w:hAnsi="Lucida Console" w:cs="Courier New"/>
+          <w:color w:val="000000"/>
+          <w:sz w:val="20"/>
+          <w:szCs w:val="20"/>
+          <w:bdr w:val="none" w:sz="0" w:space="0" w:color="auto" w:frame="1"/>
+        </w:rPr>
+        <w:t xml:space="preserve">                   ID                                              Description </w:t>
+      </w:r>
+      <w:proofErr w:type="spellStart"/>
+      <w:r>
+        <w:rPr>
+          <w:rFonts w:ascii="Lucida Console" w:eastAsia="Times New Roman" w:hAnsi="Lucida Console" w:cs="Courier New"/>
+          <w:color w:val="000000"/>
+          <w:sz w:val="20"/>
+          <w:szCs w:val="20"/>
+          <w:bdr w:val="none" w:sz="0" w:space="0" w:color="auto" w:frame="1"/>
+        </w:rPr>
+        <w:t>GeneRatio</w:t>
+      </w:r>
+      <w:proofErr w:type="spellEnd"/>
+      <w:r>
+        <w:rPr>
+          <w:rFonts w:ascii="Lucida Console" w:eastAsia="Times New Roman" w:hAnsi="Lucida Console" w:cs="Courier New"/>
+          <w:color w:val="000000"/>
+          <w:sz w:val="20"/>
+          <w:szCs w:val="20"/>
+          <w:bdr w:val="none" w:sz="0" w:space="0" w:color="auto" w:frame="1"/>
+        </w:rPr>
+        <w:t xml:space="preserve">   </w:t>
+      </w:r>
+      <w:proofErr w:type="spellStart"/>
+      <w:r>
+        <w:rPr>
+          <w:rFonts w:ascii="Lucida Console" w:eastAsia="Times New Roman" w:hAnsi="Lucida Console" w:cs="Courier New"/>
+          <w:color w:val="000000"/>
+          <w:sz w:val="20"/>
+          <w:szCs w:val="20"/>
+          <w:bdr w:val="none" w:sz="0" w:space="0" w:color="auto" w:frame="1"/>
+        </w:rPr>
+        <w:t>BgRatio</w:t>
+      </w:r>
+      <w:proofErr w:type="spellEnd"/>
+      <w:r>
+        <w:rPr>
+          <w:rFonts w:ascii="Lucida Console" w:eastAsia="Times New Roman" w:hAnsi="Lucida Console" w:cs="Courier New"/>
+          <w:color w:val="000000"/>
+          <w:sz w:val="20"/>
+          <w:szCs w:val="20"/>
+          <w:bdr w:val="none" w:sz="0" w:space="0" w:color="auto" w:frame="1"/>
+        </w:rPr>
+        <w:t xml:space="preserve"> </w:t>
+      </w:r>
+      <w:proofErr w:type="spellStart"/>
+      <w:r>
+        <w:rPr>
+          <w:rFonts w:ascii="Lucida Console" w:eastAsia="Times New Roman" w:hAnsi="Lucida Console" w:cs="Courier New"/>
+          <w:color w:val="000000"/>
+          <w:sz w:val="20"/>
+          <w:szCs w:val="20"/>
+          <w:bdr w:val="none" w:sz="0" w:space="0" w:color="auto" w:frame="1"/>
+        </w:rPr>
+        <w:t>RichFactor</w:t>
+      </w:r>
+      <w:proofErr w:type="spellEnd"/>
+    </w:p>
+    <w:p>
+      <w:pPr>
+        <w:shd w:val="clear" w:color="auto" w:fill="FFFFFF"/>
+        <w:tabs>
+          <w:tab w:val="left" w:pos="916"/>
+          <w:tab w:val="left" w:pos="1832"/>
+          <w:tab w:val="left" w:pos="2748"/>
+          <w:tab w:val="left" w:pos="3664"/>
+          <w:tab w:val="left" w:pos="4580"/>
+          <w:tab w:val="left" w:pos="5496"/>
+          <w:tab w:val="left" w:pos="6412"/>
+          <w:tab w:val="left" w:pos="7328"/>
+          <w:tab w:val="left" w:pos="8244"/>
+          <w:tab w:val="left" w:pos="9160"/>
+          <w:tab w:val="left" w:pos="10076"/>
+          <w:tab w:val="left" w:pos="10992"/>
+          <w:tab w:val="left" w:pos="11908"/>
+          <w:tab w:val="left" w:pos="12824"/>
+          <w:tab w:val="left" w:pos="13740"/>
+          <w:tab w:val="left" w:pos="14656"/>
+        </w:tabs>
+        <w:wordWrap w:val="0"/>
+        <w:spacing w:after="0" w:line="240" w:lineRule="atLeast"/>
+        <w:rPr>
+          <w:rFonts w:ascii="Lucida Console" w:eastAsia="Times New Roman" w:hAnsi="Lucida Console" w:cs="Courier New"/>
+          <w:color w:val="000000"/>
+          <w:sz w:val="20"/>
+          <w:szCs w:val="20"/>
+          <w:bdr w:val="none" w:sz="0" w:space="0" w:color="auto" w:frame="1"/>
+        </w:rPr>
+      </w:pPr>
+      <w:r>
+        <w:rPr>
+          <w:rFonts w:ascii="Lucida Console" w:eastAsia="Times New Roman" w:hAnsi="Lucida Console" w:cs="Courier New"/>
+          <w:color w:val="000000"/>
+          <w:sz w:val="20"/>
+          <w:szCs w:val="20"/>
+          <w:bdr w:val="none" w:sz="0" w:space="0" w:color="auto" w:frame="1"/>
+        </w:rPr>
+        <w:t xml:space="preserve">GO:0006261 </w:t>
+      </w:r>
+      <w:proofErr w:type="spellStart"/>
+      <w:r>
+        <w:rPr>
+          <w:rFonts w:ascii="Lucida Console" w:eastAsia="Times New Roman" w:hAnsi="Lucida Console" w:cs="Courier New"/>
+          <w:color w:val="000000"/>
+          <w:sz w:val="20"/>
+          <w:szCs w:val="20"/>
+          <w:bdr w:val="none" w:sz="0" w:space="0" w:color="auto" w:frame="1"/>
+        </w:rPr>
+        <w:t>GO:0006261</w:t>
+      </w:r>
+      <w:proofErr w:type="spellEnd"/>
+      <w:r>
+        <w:rPr>
+          <w:rFonts w:ascii="Lucida Console" w:eastAsia="Times New Roman" w:hAnsi="Lucida Console" w:cs="Courier New"/>
+          <w:color w:val="000000"/>
+          <w:sz w:val="20"/>
+          <w:szCs w:val="20"/>
+          <w:bdr w:val="none" w:sz="0" w:space="0" w:color="auto" w:frame="1"/>
+        </w:rPr>
+        <w:t xml:space="preserve">                            DNA-templated DNA replication       7/7 171/18842 0.04093567</w:t>
+      </w:r>
+    </w:p>
+    <w:p>
+      <w:pPr>
+        <w:shd w:val="clear" w:color="auto" w:fill="FFFFFF"/>
+        <w:tabs>
+          <w:tab w:val="left" w:pos="916"/>
+          <w:tab w:val="left" w:pos="1832"/>
+          <w:tab w:val="left" w:pos="2748"/>
+          <w:tab w:val="left" w:pos="3664"/>
+          <w:tab w:val="left" w:pos="4580"/>
+          <w:tab w:val="left" w:pos="5496"/>
+          <w:tab w:val="left" w:pos="6412"/>
+          <w:tab w:val="left" w:pos="7328"/>
+          <w:tab w:val="left" w:pos="8244"/>
+          <w:tab w:val="left" w:pos="9160"/>
+          <w:tab w:val="left" w:pos="10076"/>
+          <w:tab w:val="left" w:pos="10992"/>
+          <w:tab w:val="left" w:pos="11908"/>
+          <w:tab w:val="left" w:pos="12824"/>
+          <w:tab w:val="left" w:pos="13740"/>
+          <w:tab w:val="left" w:pos="14656"/>
+        </w:tabs>
+        <w:wordWrap w:val="0"/>
+        <w:spacing w:after="0" w:line="240" w:lineRule="atLeast"/>
+        <w:rPr>
+          <w:rFonts w:ascii="Lucida Console" w:eastAsia="Times New Roman" w:hAnsi="Lucida Console" w:cs="Courier New"/>
+          <w:color w:val="000000"/>
+          <w:sz w:val="20"/>
+          <w:szCs w:val="20"/>
+          <w:bdr w:val="none" w:sz="0" w:space="0" w:color="auto" w:frame="1"/>
+        </w:rPr>
+      </w:pPr>
+      <w:r>
+        <w:rPr>
+          <w:rFonts w:ascii="Lucida Console" w:eastAsia="Times New Roman" w:hAnsi="Lucida Console" w:cs="Courier New"/>
+          <w:color w:val="000000"/>
+          <w:sz w:val="20"/>
+          <w:szCs w:val="20"/>
+          <w:bdr w:val="none" w:sz="0" w:space="0" w:color="auto" w:frame="1"/>
+        </w:rPr>
+        <w:t xml:space="preserve">GO:0006260 </w:t>
+      </w:r>
+      <w:proofErr w:type="spellStart"/>
+      <w:r>
+        <w:rPr>
+          <w:rFonts w:ascii="Lucida Console" w:eastAsia="Times New Roman" w:hAnsi="Lucida Console" w:cs="Courier New"/>
+          <w:color w:val="000000"/>
+          <w:sz w:val="20"/>
+          <w:szCs w:val="20"/>
+          <w:bdr w:val="none" w:sz="0" w:space="0" w:color="auto" w:frame="1"/>
+        </w:rPr>
+        <w:t>GO:0006260</w:t>
+      </w:r>
+      <w:proofErr w:type="spellEnd"/>
+      <w:r>
+        <w:rPr>
+          <w:rFonts w:ascii="Lucida Console" w:eastAsia="Times New Roman" w:hAnsi="Lucida Console" w:cs="Courier New"/>
+          <w:color w:val="000000"/>
+          <w:sz w:val="20"/>
+          <w:szCs w:val="20"/>
+          <w:bdr w:val="none" w:sz="0" w:space="0" w:color="auto" w:frame="1"/>
+        </w:rPr>
+        <w:t xml:space="preserve">                                          DNA replication       7/7 313/18842 0.02236422</w:t>
+      </w:r>
+    </w:p>
+    <w:p>
+      <w:pPr>
+        <w:shd w:val="clear" w:color="auto" w:fill="FFFFFF"/>
+        <w:tabs>
+          <w:tab w:val="left" w:pos="916"/>
+          <w:tab w:val="left" w:pos="1832"/>
+          <w:tab w:val="left" w:pos="2748"/>
+          <w:tab w:val="left" w:pos="3664"/>
+          <w:tab w:val="left" w:pos="4580"/>
+          <w:tab w:val="left" w:pos="5496"/>
+          <w:tab w:val="left" w:pos="6412"/>
+          <w:tab w:val="left" w:pos="7328"/>
+          <w:tab w:val="left" w:pos="8244"/>
+          <w:tab w:val="left" w:pos="9160"/>
+          <w:tab w:val="left" w:pos="10076"/>
+          <w:tab w:val="left" w:pos="10992"/>
+          <w:tab w:val="left" w:pos="11908"/>
+          <w:tab w:val="left" w:pos="12824"/>
+          <w:tab w:val="left" w:pos="13740"/>
+          <w:tab w:val="left" w:pos="14656"/>
+        </w:tabs>
+        <w:wordWrap w:val="0"/>
+        <w:spacing w:after="0" w:line="240" w:lineRule="atLeast"/>
+        <w:rPr>
+          <w:rFonts w:ascii="Lucida Console" w:eastAsia="Times New Roman" w:hAnsi="Lucida Console" w:cs="Courier New"/>
+          <w:color w:val="000000"/>
+          <w:sz w:val="20"/>
+          <w:szCs w:val="20"/>
+          <w:bdr w:val="none" w:sz="0" w:space="0" w:color="auto" w:frame="1"/>
+        </w:rPr>
+      </w:pPr>
+      <w:r>
+        <w:rPr>
+          <w:rFonts w:ascii="Lucida Console" w:eastAsia="Times New Roman" w:hAnsi="Lucida Console" w:cs="Courier New"/>
+          <w:color w:val="000000"/>
+          <w:sz w:val="20"/>
+          <w:szCs w:val="20"/>
+          <w:bdr w:val="none" w:sz="0" w:space="0" w:color="auto" w:frame="1"/>
+        </w:rPr>
+        <w:t xml:space="preserve">GO:0033260 </w:t>
+      </w:r>
+      <w:proofErr w:type="spellStart"/>
+      <w:r>
+        <w:rPr>
+          <w:rFonts w:ascii="Lucida Console" w:eastAsia="Times New Roman" w:hAnsi="Lucida Console" w:cs="Courier New"/>
+          <w:color w:val="000000"/>
+          <w:sz w:val="20"/>
+          <w:szCs w:val="20"/>
+          <w:bdr w:val="none" w:sz="0" w:space="0" w:color="auto" w:frame="1"/>
+        </w:rPr>
+        <w:t>GO:0033260</w:t>
+      </w:r>
+      <w:proofErr w:type="spellEnd"/>
+      <w:r>
+        <w:rPr>
+          <w:rFonts w:ascii="Lucida Console" w:eastAsia="Times New Roman" w:hAnsi="Lucida Console" w:cs="Courier New"/>
+          <w:color w:val="000000"/>
+          <w:sz w:val="20"/>
+          <w:szCs w:val="20"/>
+          <w:bdr w:val="none" w:sz="0" w:space="0" w:color="auto" w:frame="1"/>
+        </w:rPr>
+        <w:t xml:space="preserve">                                  nuclear DNA replication       5/</w:t>
+      </w:r>
+      <w:proofErr w:type="gramStart"/>
+      <w:r>
+        <w:rPr>
+          <w:rFonts w:ascii="Lucida Console" w:eastAsia="Times New Roman" w:hAnsi="Lucida Console" w:cs="Courier New"/>
+          <w:color w:val="000000"/>
+          <w:sz w:val="20"/>
+          <w:szCs w:val="20"/>
+          <w:bdr w:val="none" w:sz="0" w:space="0" w:color="auto" w:frame="1"/>
+        </w:rPr>
+        <w:t>7  36</w:t>
+      </w:r>
+      <w:proofErr w:type="gramEnd"/>
+      <w:r>
+        <w:rPr>
+          <w:rFonts w:ascii="Lucida Console" w:eastAsia="Times New Roman" w:hAnsi="Lucida Console" w:cs="Courier New"/>
+          <w:color w:val="000000"/>
+          <w:sz w:val="20"/>
+          <w:szCs w:val="20"/>
+          <w:bdr w:val="none" w:sz="0" w:space="0" w:color="auto" w:frame="1"/>
+        </w:rPr>
+        <w:t>/18842 0.13888889</w:t>
+      </w:r>
+    </w:p>
+    <w:p>
+      <w:pPr>
+        <w:shd w:val="clear" w:color="auto" w:fill="FFFFFF"/>
+        <w:tabs>
+          <w:tab w:val="left" w:pos="916"/>
+          <w:tab w:val="left" w:pos="1832"/>
+          <w:tab w:val="left" w:pos="2748"/>
+          <w:tab w:val="left" w:pos="3664"/>
+          <w:tab w:val="left" w:pos="4580"/>
+          <w:tab w:val="left" w:pos="5496"/>
+          <w:tab w:val="left" w:pos="6412"/>
+          <w:tab w:val="left" w:pos="7328"/>
+          <w:tab w:val="left" w:pos="8244"/>
+          <w:tab w:val="left" w:pos="9160"/>
+          <w:tab w:val="left" w:pos="10076"/>
+          <w:tab w:val="left" w:pos="10992"/>
+          <w:tab w:val="left" w:pos="11908"/>
+          <w:tab w:val="left" w:pos="12824"/>
+          <w:tab w:val="left" w:pos="13740"/>
+          <w:tab w:val="left" w:pos="14656"/>
+        </w:tabs>
+        <w:wordWrap w:val="0"/>
+        <w:spacing w:after="0" w:line="240" w:lineRule="atLeast"/>
+        <w:rPr>
+          <w:rFonts w:ascii="Lucida Console" w:eastAsia="Times New Roman" w:hAnsi="Lucida Console" w:cs="Courier New"/>
+          <w:color w:val="000000"/>
+          <w:sz w:val="20"/>
+          <w:szCs w:val="20"/>
+          <w:bdr w:val="none" w:sz="0" w:space="0" w:color="auto" w:frame="1"/>
+        </w:rPr>
+      </w:pPr>
+      <w:r>
+        <w:rPr>
+          <w:rFonts w:ascii="Lucida Console" w:eastAsia="Times New Roman" w:hAnsi="Lucida Console" w:cs="Courier New"/>
+          <w:color w:val="000000"/>
+          <w:sz w:val="20"/>
+          <w:szCs w:val="20"/>
+          <w:bdr w:val="none" w:sz="0" w:space="0" w:color="auto" w:frame="1"/>
+        </w:rPr>
+        <w:t xml:space="preserve">GO:0044786 </w:t>
+      </w:r>
+      <w:proofErr w:type="spellStart"/>
+      <w:r>
+        <w:rPr>
+          <w:rFonts w:ascii="Lucida Console" w:eastAsia="Times New Roman" w:hAnsi="Lucida Console" w:cs="Courier New"/>
+          <w:color w:val="000000"/>
+          <w:sz w:val="20"/>
+          <w:szCs w:val="20"/>
+          <w:bdr w:val="none" w:sz="0" w:space="0" w:color="auto" w:frame="1"/>
+        </w:rPr>
+        <w:t>GO:0044786</w:t>
+      </w:r>
+      <w:proofErr w:type="spellEnd"/>
+      <w:r>
+        <w:rPr>
+          <w:rFonts w:ascii="Lucida Console" w:eastAsia="Times New Roman" w:hAnsi="Lucida Console" w:cs="Courier New"/>
+          <w:color w:val="000000"/>
+          <w:sz w:val="20"/>
+          <w:szCs w:val="20"/>
+          <w:bdr w:val="none" w:sz="0" w:space="0" w:color="auto" w:frame="1"/>
+        </w:rPr>
+        <w:t xml:space="preserve">                               cell cycle DNA replication       5/</w:t>
+      </w:r>
+      <w:proofErr w:type="gramStart"/>
+      <w:r>
+        <w:rPr>
+          <w:rFonts w:ascii="Lucida Console" w:eastAsia="Times New Roman" w:hAnsi="Lucida Console" w:cs="Courier New"/>
+          <w:color w:val="000000"/>
+          <w:sz w:val="20"/>
+          <w:szCs w:val="20"/>
+          <w:bdr w:val="none" w:sz="0" w:space="0" w:color="auto" w:frame="1"/>
+        </w:rPr>
+        <w:t>7  40</w:t>
+      </w:r>
+      <w:proofErr w:type="gramEnd"/>
+      <w:r>
+        <w:rPr>
+          <w:rFonts w:ascii="Lucida Console" w:eastAsia="Times New Roman" w:hAnsi="Lucida Console" w:cs="Courier New"/>
+          <w:color w:val="000000"/>
+          <w:sz w:val="20"/>
+          <w:szCs w:val="20"/>
+          <w:bdr w:val="none" w:sz="0" w:space="0" w:color="auto" w:frame="1"/>
+        </w:rPr>
+        <w:t>/18842 0.12500000</w:t>
+      </w:r>
+    </w:p>
+    <w:p>
+      <w:pPr>
+        <w:shd w:val="clear" w:color="auto" w:fill="FFFFFF"/>
+        <w:tabs>
+          <w:tab w:val="left" w:pos="916"/>
+          <w:tab w:val="left" w:pos="1832"/>
+          <w:tab w:val="left" w:pos="2748"/>
+          <w:tab w:val="left" w:pos="3664"/>
+          <w:tab w:val="left" w:pos="4580"/>
+          <w:tab w:val="left" w:pos="5496"/>
+          <w:tab w:val="left" w:pos="6412"/>
+          <w:tab w:val="left" w:pos="7328"/>
+          <w:tab w:val="left" w:pos="8244"/>
+          <w:tab w:val="left" w:pos="9160"/>
+          <w:tab w:val="left" w:pos="10076"/>
+          <w:tab w:val="left" w:pos="10992"/>
+          <w:tab w:val="left" w:pos="11908"/>
+          <w:tab w:val="left" w:pos="12824"/>
+          <w:tab w:val="left" w:pos="13740"/>
+          <w:tab w:val="left" w:pos="14656"/>
+        </w:tabs>
+        <w:wordWrap w:val="0"/>
+        <w:spacing w:after="0" w:line="240" w:lineRule="atLeast"/>
+        <w:rPr>
+          <w:rFonts w:ascii="Lucida Console" w:eastAsia="Times New Roman" w:hAnsi="Lucida Console" w:cs="Courier New"/>
+          <w:color w:val="000000"/>
+          <w:sz w:val="20"/>
+          <w:szCs w:val="20"/>
+          <w:bdr w:val="none" w:sz="0" w:space="0" w:color="auto" w:frame="1"/>
+        </w:rPr>
+      </w:pPr>
+      <w:r>
+        <w:rPr>
+          <w:rFonts w:ascii="Lucida Console" w:eastAsia="Times New Roman" w:hAnsi="Lucida Console" w:cs="Courier New"/>
+          <w:color w:val="000000"/>
+          <w:sz w:val="20"/>
+          <w:szCs w:val="20"/>
+          <w:bdr w:val="none" w:sz="0" w:space="0" w:color="auto" w:frame="1"/>
+        </w:rPr>
+        <w:t xml:space="preserve">GO:0090329 </w:t>
+      </w:r>
+      <w:proofErr w:type="spellStart"/>
+      <w:r>
+        <w:rPr>
+          <w:rFonts w:ascii="Lucida Console" w:eastAsia="Times New Roman" w:hAnsi="Lucida Console" w:cs="Courier New"/>
+          <w:color w:val="000000"/>
+          <w:sz w:val="20"/>
+          <w:szCs w:val="20"/>
+          <w:bdr w:val="none" w:sz="0" w:space="0" w:color="auto" w:frame="1"/>
+        </w:rPr>
+        <w:t>GO:0090329</w:t>
+      </w:r>
+      <w:proofErr w:type="spellEnd"/>
+      <w:r>
+        <w:rPr>
+          <w:rFonts w:ascii="Lucida Console" w:eastAsia="Times New Roman" w:hAnsi="Lucida Console" w:cs="Courier New"/>
+          <w:color w:val="000000"/>
+          <w:sz w:val="20"/>
+          <w:szCs w:val="20"/>
+          <w:bdr w:val="none" w:sz="0" w:space="0" w:color="auto" w:frame="1"/>
+        </w:rPr>
+        <w:t xml:space="preserve">              regulation of DNA-templated DNA replication       5/</w:t>
+      </w:r>
+      <w:proofErr w:type="gramStart"/>
+      <w:r>
+        <w:rPr>
+          <w:rFonts w:ascii="Lucida Console" w:eastAsia="Times New Roman" w:hAnsi="Lucida Console" w:cs="Courier New"/>
+          <w:color w:val="000000"/>
+          <w:sz w:val="20"/>
+          <w:szCs w:val="20"/>
+          <w:bdr w:val="none" w:sz="0" w:space="0" w:color="auto" w:frame="1"/>
+        </w:rPr>
+        <w:t>7  46</w:t>
+      </w:r>
+      <w:proofErr w:type="gramEnd"/>
+      <w:r>
+        <w:rPr>
+          <w:rFonts w:ascii="Lucida Console" w:eastAsia="Times New Roman" w:hAnsi="Lucida Console" w:cs="Courier New"/>
+          <w:color w:val="000000"/>
+          <w:sz w:val="20"/>
+          <w:szCs w:val="20"/>
+          <w:bdr w:val="none" w:sz="0" w:space="0" w:color="auto" w:frame="1"/>
+        </w:rPr>
+        <w:t>/18842 0.10869565</w:t>
+      </w:r>
+    </w:p>
+    <w:p>
+      <w:pPr>
+        <w:shd w:val="clear" w:color="auto" w:fill="FFFFFF"/>
+        <w:tabs>
+          <w:tab w:val="left" w:pos="916"/>
+          <w:tab w:val="left" w:pos="1832"/>
+          <w:tab w:val="left" w:pos="2748"/>
+          <w:tab w:val="left" w:pos="3664"/>
+          <w:tab w:val="left" w:pos="4580"/>
+          <w:tab w:val="left" w:pos="5496"/>
+          <w:tab w:val="left" w:pos="6412"/>
+          <w:tab w:val="left" w:pos="7328"/>
+          <w:tab w:val="left" w:pos="8244"/>
+          <w:tab w:val="left" w:pos="9160"/>
+          <w:tab w:val="left" w:pos="10076"/>
+          <w:tab w:val="left" w:pos="10992"/>
+          <w:tab w:val="left" w:pos="11908"/>
+          <w:tab w:val="left" w:pos="12824"/>
+          <w:tab w:val="left" w:pos="13740"/>
+          <w:tab w:val="left" w:pos="14656"/>
+        </w:tabs>
+        <w:wordWrap w:val="0"/>
+        <w:spacing w:after="0" w:line="240" w:lineRule="atLeast"/>
+        <w:rPr>
+          <w:rFonts w:ascii="Lucida Console" w:eastAsia="Times New Roman" w:hAnsi="Lucida Console" w:cs="Courier New"/>
+          <w:color w:val="000000"/>
+          <w:sz w:val="20"/>
+          <w:szCs w:val="20"/>
+          <w:bdr w:val="none" w:sz="0" w:space="0" w:color="auto" w:frame="1"/>
+        </w:rPr>
+      </w:pPr>
+      <w:r>
+        <w:rPr>
+          <w:rFonts w:ascii="Lucida Console" w:eastAsia="Times New Roman" w:hAnsi="Lucida Console" w:cs="Courier New"/>
+          <w:color w:val="000000"/>
+          <w:sz w:val="20"/>
+          <w:szCs w:val="20"/>
+          <w:bdr w:val="none" w:sz="0" w:space="0" w:color="auto" w:frame="1"/>
+        </w:rPr>
+        <w:t xml:space="preserve">GO:0000727 </w:t>
+      </w:r>
+      <w:proofErr w:type="spellStart"/>
+      <w:r>
+        <w:rPr>
+          <w:rFonts w:ascii="Lucida Console" w:eastAsia="Times New Roman" w:hAnsi="Lucida Console" w:cs="Courier New"/>
+          <w:color w:val="000000"/>
+          <w:sz w:val="20"/>
+          <w:szCs w:val="20"/>
+          <w:bdr w:val="none" w:sz="0" w:space="0" w:color="auto" w:frame="1"/>
+        </w:rPr>
+        <w:t>GO:0000727</w:t>
+      </w:r>
+      <w:proofErr w:type="spellEnd"/>
+      <w:r>
+        <w:rPr>
+          <w:rFonts w:ascii="Lucida Console" w:eastAsia="Times New Roman" w:hAnsi="Lucida Console" w:cs="Courier New"/>
+          <w:color w:val="000000"/>
+          <w:sz w:val="20"/>
+          <w:szCs w:val="20"/>
+          <w:bdr w:val="none" w:sz="0" w:space="0" w:color="auto" w:frame="1"/>
+        </w:rPr>
+        <w:t xml:space="preserve"> double-strand break repair via break-induced replication       4/</w:t>
+      </w:r>
+      <w:proofErr w:type="gramStart"/>
+      <w:r>
+        <w:rPr>
+          <w:rFonts w:ascii="Lucida Console" w:eastAsia="Times New Roman" w:hAnsi="Lucida Console" w:cs="Courier New"/>
+          <w:color w:val="000000"/>
+          <w:sz w:val="20"/>
+          <w:szCs w:val="20"/>
+          <w:bdr w:val="none" w:sz="0" w:space="0" w:color="auto" w:frame="1"/>
+        </w:rPr>
+        <w:t>7  12</w:t>
+      </w:r>
+      <w:proofErr w:type="gramEnd"/>
+      <w:r>
+        <w:rPr>
+          <w:rFonts w:ascii="Lucida Console" w:eastAsia="Times New Roman" w:hAnsi="Lucida Console" w:cs="Courier New"/>
+          <w:color w:val="000000"/>
+          <w:sz w:val="20"/>
+          <w:szCs w:val="20"/>
+          <w:bdr w:val="none" w:sz="0" w:space="0" w:color="auto" w:frame="1"/>
+        </w:rPr>
+        <w:t>/18842 0.33333333</w:t>
+      </w:r>
+    </w:p>
+    <w:p>
+      <w:pPr>
+        <w:shd w:val="clear" w:color="auto" w:fill="FFFFFF"/>
+        <w:tabs>
+          <w:tab w:val="left" w:pos="916"/>
+          <w:tab w:val="left" w:pos="1832"/>
+          <w:tab w:val="left" w:pos="2748"/>
+          <w:tab w:val="left" w:pos="3664"/>
+          <w:tab w:val="left" w:pos="4580"/>
+          <w:tab w:val="left" w:pos="5496"/>
+          <w:tab w:val="left" w:pos="6412"/>
+          <w:tab w:val="left" w:pos="7328"/>
+          <w:tab w:val="left" w:pos="8244"/>
+          <w:tab w:val="left" w:pos="9160"/>
+          <w:tab w:val="left" w:pos="10076"/>
+          <w:tab w:val="left" w:pos="10992"/>
+          <w:tab w:val="left" w:pos="11908"/>
+          <w:tab w:val="left" w:pos="12824"/>
+          <w:tab w:val="left" w:pos="13740"/>
+          <w:tab w:val="left" w:pos="14656"/>
+        </w:tabs>
+        <w:wordWrap w:val="0"/>
+        <w:spacing w:after="0" w:line="240" w:lineRule="atLeast"/>
+        <w:rPr>
+          <w:rFonts w:ascii="Lucida Console" w:eastAsia="Times New Roman" w:hAnsi="Lucida Console" w:cs="Courier New"/>
+          <w:color w:val="000000"/>
+          <w:sz w:val="20"/>
+          <w:szCs w:val="20"/>
+          <w:bdr w:val="none" w:sz="0" w:space="0" w:color="auto" w:frame="1"/>
+        </w:rPr>
+      </w:pPr>
+      <w:r>
+        <w:rPr>
+          <w:rFonts w:ascii="Lucida Console" w:eastAsia="Times New Roman" w:hAnsi="Lucida Console" w:cs="Courier New"/>
+          <w:color w:val="000000"/>
+          <w:sz w:val="20"/>
+          <w:szCs w:val="20"/>
+          <w:bdr w:val="none" w:sz="0" w:space="0" w:color="auto" w:frame="1"/>
+        </w:rPr>
+        <w:t xml:space="preserve">GO:1902969 </w:t>
+      </w:r>
+      <w:proofErr w:type="spellStart"/>
+      <w:r>
+        <w:rPr>
+          <w:rFonts w:ascii="Lucida Console" w:eastAsia="Times New Roman" w:hAnsi="Lucida Console" w:cs="Courier New"/>
+          <w:color w:val="000000"/>
+          <w:sz w:val="20"/>
+          <w:szCs w:val="20"/>
+          <w:bdr w:val="none" w:sz="0" w:space="0" w:color="auto" w:frame="1"/>
+        </w:rPr>
+        <w:t>GO:1902969</w:t>
+      </w:r>
+      <w:proofErr w:type="spellEnd"/>
+      <w:r>
+        <w:rPr>
+          <w:rFonts w:ascii="Lucida Console" w:eastAsia="Times New Roman" w:hAnsi="Lucida Console" w:cs="Courier New"/>
+          <w:color w:val="000000"/>
+          <w:sz w:val="20"/>
+          <w:szCs w:val="20"/>
+          <w:bdr w:val="none" w:sz="0" w:space="0" w:color="auto" w:frame="1"/>
+        </w:rPr>
+        <w:t xml:space="preserve">                                  mitotic DNA replication       4/</w:t>
+      </w:r>
+      <w:proofErr w:type="gramStart"/>
+      <w:r>
+        <w:rPr>
+          <w:rFonts w:ascii="Lucida Console" w:eastAsia="Times New Roman" w:hAnsi="Lucida Console" w:cs="Courier New"/>
+          <w:color w:val="000000"/>
+          <w:sz w:val="20"/>
+          <w:szCs w:val="20"/>
+          <w:bdr w:val="none" w:sz="0" w:space="0" w:color="auto" w:frame="1"/>
+        </w:rPr>
+        <w:t>7  16</w:t>
+      </w:r>
+      <w:proofErr w:type="gramEnd"/>
+      <w:r>
+        <w:rPr>
+          <w:rFonts w:ascii="Lucida Console" w:eastAsia="Times New Roman" w:hAnsi="Lucida Console" w:cs="Courier New"/>
+          <w:color w:val="000000"/>
+          <w:sz w:val="20"/>
+          <w:szCs w:val="20"/>
+          <w:bdr w:val="none" w:sz="0" w:space="0" w:color="auto" w:frame="1"/>
+        </w:rPr>
+        <w:t>/18842 0.25000000</w:t>
+      </w:r>
+    </w:p>
+    <w:p>
+      <w:pPr>
+        <w:shd w:val="clear" w:color="auto" w:fill="FFFFFF"/>
+        <w:tabs>
+          <w:tab w:val="left" w:pos="916"/>
+          <w:tab w:val="left" w:pos="1832"/>
+          <w:tab w:val="left" w:pos="2748"/>
+          <w:tab w:val="left" w:pos="3664"/>
+          <w:tab w:val="left" w:pos="4580"/>
+          <w:tab w:val="left" w:pos="5496"/>
+          <w:tab w:val="left" w:pos="6412"/>
+          <w:tab w:val="left" w:pos="7328"/>
+          <w:tab w:val="left" w:pos="8244"/>
+          <w:tab w:val="left" w:pos="9160"/>
+          <w:tab w:val="left" w:pos="10076"/>
+          <w:tab w:val="left" w:pos="10992"/>
+          <w:tab w:val="left" w:pos="11908"/>
+          <w:tab w:val="left" w:pos="12824"/>
+          <w:tab w:val="left" w:pos="13740"/>
+          <w:tab w:val="left" w:pos="14656"/>
+        </w:tabs>
+        <w:wordWrap w:val="0"/>
+        <w:spacing w:after="0" w:line="240" w:lineRule="atLeast"/>
+        <w:rPr>
+          <w:rFonts w:ascii="Lucida Console" w:eastAsia="Times New Roman" w:hAnsi="Lucida Console" w:cs="Courier New"/>
+          <w:color w:val="000000"/>
+          <w:sz w:val="20"/>
+          <w:szCs w:val="20"/>
+          <w:bdr w:val="none" w:sz="0" w:space="0" w:color="auto" w:frame="1"/>
+        </w:rPr>
+      </w:pPr>
+      <w:r>
+        <w:rPr>
+          <w:rFonts w:ascii="Lucida Console" w:eastAsia="Times New Roman" w:hAnsi="Lucida Console" w:cs="Courier New"/>
+          <w:color w:val="000000"/>
+          <w:sz w:val="20"/>
+          <w:szCs w:val="20"/>
+          <w:bdr w:val="none" w:sz="0" w:space="0" w:color="auto" w:frame="1"/>
+        </w:rPr>
+        <w:t xml:space="preserve">GO:0030174 </w:t>
+      </w:r>
+      <w:proofErr w:type="spellStart"/>
+      <w:r>
+        <w:rPr>
+          <w:rFonts w:ascii="Lucida Console" w:eastAsia="Times New Roman" w:hAnsi="Lucida Console" w:cs="Courier New"/>
+          <w:color w:val="000000"/>
+          <w:sz w:val="20"/>
+          <w:szCs w:val="20"/>
+          <w:bdr w:val="none" w:sz="0" w:space="0" w:color="auto" w:frame="1"/>
+        </w:rPr>
+        <w:t>GO:0030174</w:t>
+      </w:r>
+      <w:proofErr w:type="spellEnd"/>
+      <w:r>
+        <w:rPr>
+          <w:rFonts w:ascii="Lucida Console" w:eastAsia="Times New Roman" w:hAnsi="Lucida Console" w:cs="Courier New"/>
+          <w:color w:val="000000"/>
+          <w:sz w:val="20"/>
+          <w:szCs w:val="20"/>
+          <w:bdr w:val="none" w:sz="0" w:space="0" w:color="auto" w:frame="1"/>
+        </w:rPr>
+        <w:t xml:space="preserve">   regulation of DNA-templated DNA replication initiation       4/</w:t>
+      </w:r>
+      <w:proofErr w:type="gramStart"/>
+      <w:r>
+        <w:rPr>
+          <w:rFonts w:ascii="Lucida Console" w:eastAsia="Times New Roman" w:hAnsi="Lucida Console" w:cs="Courier New"/>
+          <w:color w:val="000000"/>
+          <w:sz w:val="20"/>
+          <w:szCs w:val="20"/>
+          <w:bdr w:val="none" w:sz="0" w:space="0" w:color="auto" w:frame="1"/>
+        </w:rPr>
+        <w:t>7  19</w:t>
+      </w:r>
+      <w:proofErr w:type="gramEnd"/>
+      <w:r>
+        <w:rPr>
+          <w:rFonts w:ascii="Lucida Console" w:eastAsia="Times New Roman" w:hAnsi="Lucida Console" w:cs="Courier New"/>
+          <w:color w:val="000000"/>
+          <w:sz w:val="20"/>
+          <w:szCs w:val="20"/>
+          <w:bdr w:val="none" w:sz="0" w:space="0" w:color="auto" w:frame="1"/>
+        </w:rPr>
+        <w:t>/18842 0.21052632</w:t>
+      </w:r>
+    </w:p>
+    <w:p>
+      <w:pPr>
+        <w:shd w:val="clear" w:color="auto" w:fill="FFFFFF"/>
+        <w:tabs>
+          <w:tab w:val="left" w:pos="916"/>
+          <w:tab w:val="left" w:pos="1832"/>
+          <w:tab w:val="left" w:pos="2748"/>
+          <w:tab w:val="left" w:pos="3664"/>
+          <w:tab w:val="left" w:pos="4580"/>
+          <w:tab w:val="left" w:pos="5496"/>
+          <w:tab w:val="left" w:pos="6412"/>
+          <w:tab w:val="left" w:pos="7328"/>
+          <w:tab w:val="left" w:pos="8244"/>
+          <w:tab w:val="left" w:pos="9160"/>
+          <w:tab w:val="left" w:pos="10076"/>
+          <w:tab w:val="left" w:pos="10992"/>
+          <w:tab w:val="left" w:pos="11908"/>
+          <w:tab w:val="left" w:pos="12824"/>
+          <w:tab w:val="left" w:pos="13740"/>
+          <w:tab w:val="left" w:pos="14656"/>
+        </w:tabs>
+        <w:wordWrap w:val="0"/>
+        <w:spacing w:after="0" w:line="240" w:lineRule="atLeast"/>
+        <w:rPr>
+          <w:rFonts w:ascii="Lucida Console" w:eastAsia="Times New Roman" w:hAnsi="Lucida Console" w:cs="Courier New"/>
+          <w:color w:val="000000"/>
+          <w:sz w:val="20"/>
+          <w:szCs w:val="20"/>
+          <w:bdr w:val="none" w:sz="0" w:space="0" w:color="auto" w:frame="1"/>
+        </w:rPr>
+      </w:pPr>
+      <w:r>
+        <w:rPr>
+          <w:rFonts w:ascii="Lucida Console" w:eastAsia="Times New Roman" w:hAnsi="Lucida Console" w:cs="Courier New"/>
+          <w:color w:val="000000"/>
+          <w:sz w:val="20"/>
+          <w:szCs w:val="20"/>
+          <w:bdr w:val="none" w:sz="0" w:space="0" w:color="auto" w:frame="1"/>
+        </w:rPr>
+        <w:t xml:space="preserve">GO:0006275 </w:t>
+      </w:r>
+      <w:proofErr w:type="spellStart"/>
+      <w:r>
+        <w:rPr>
+          <w:rFonts w:ascii="Lucida Console" w:eastAsia="Times New Roman" w:hAnsi="Lucida Console" w:cs="Courier New"/>
+          <w:color w:val="000000"/>
+          <w:sz w:val="20"/>
+          <w:szCs w:val="20"/>
+          <w:bdr w:val="none" w:sz="0" w:space="0" w:color="auto" w:frame="1"/>
+        </w:rPr>
+        <w:t>GO:0006275</w:t>
+      </w:r>
+      <w:proofErr w:type="spellEnd"/>
+      <w:r>
+        <w:rPr>
+          <w:rFonts w:ascii="Lucida Console" w:eastAsia="Times New Roman" w:hAnsi="Lucida Console" w:cs="Courier New"/>
+          <w:color w:val="000000"/>
+          <w:sz w:val="20"/>
+          <w:szCs w:val="20"/>
+          <w:bdr w:val="none" w:sz="0" w:space="0" w:color="auto" w:frame="1"/>
+        </w:rPr>
+        <w:t xml:space="preserve">                            regulation of DNA replication       5/7 123/18842 0.04065041</w:t>
+      </w:r>
+    </w:p>
+    <w:p>
+      <w:pPr>
+        <w:shd w:val="clear" w:color="auto" w:fill="FFFFFF"/>
+        <w:tabs>
+          <w:tab w:val="left" w:pos="916"/>
+          <w:tab w:val="left" w:pos="1832"/>
+          <w:tab w:val="left" w:pos="2748"/>
+          <w:tab w:val="left" w:pos="3664"/>
+          <w:tab w:val="left" w:pos="4580"/>
+          <w:tab w:val="left" w:pos="5496"/>
+          <w:tab w:val="left" w:pos="6412"/>
+          <w:tab w:val="left" w:pos="7328"/>
+          <w:tab w:val="left" w:pos="8244"/>
+          <w:tab w:val="left" w:pos="9160"/>
+          <w:tab w:val="left" w:pos="10076"/>
+          <w:tab w:val="left" w:pos="10992"/>
+          <w:tab w:val="left" w:pos="11908"/>
+          <w:tab w:val="left" w:pos="12824"/>
+          <w:tab w:val="left" w:pos="13740"/>
+          <w:tab w:val="left" w:pos="14656"/>
+        </w:tabs>
+        <w:wordWrap w:val="0"/>
+        <w:spacing w:after="0" w:line="240" w:lineRule="atLeast"/>
+        <w:rPr>
+          <w:rFonts w:ascii="Lucida Console" w:eastAsia="Times New Roman" w:hAnsi="Lucida Console" w:cs="Courier New"/>
+          <w:color w:val="000000"/>
+          <w:sz w:val="20"/>
+          <w:szCs w:val="20"/>
+          <w:bdr w:val="none" w:sz="0" w:space="0" w:color="auto" w:frame="1"/>
+        </w:rPr>
+      </w:pPr>
+      <w:r>
+        <w:rPr>
+          <w:rFonts w:ascii="Lucida Console" w:eastAsia="Times New Roman" w:hAnsi="Lucida Console" w:cs="Courier New"/>
+          <w:color w:val="000000"/>
+          <w:sz w:val="20"/>
+          <w:szCs w:val="20"/>
+          <w:bdr w:val="none" w:sz="0" w:space="0" w:color="auto" w:frame="1"/>
+        </w:rPr>
+        <w:t xml:space="preserve">GO:0006270 </w:t>
+      </w:r>
+      <w:proofErr w:type="spellStart"/>
+      <w:r>
+        <w:rPr>
+          <w:rFonts w:ascii="Lucida Console" w:eastAsia="Times New Roman" w:hAnsi="Lucida Console" w:cs="Courier New"/>
+          <w:color w:val="000000"/>
+          <w:sz w:val="20"/>
+          <w:szCs w:val="20"/>
+          <w:bdr w:val="none" w:sz="0" w:space="0" w:color="auto" w:frame="1"/>
+        </w:rPr>
+        <w:t>GO:0006270</w:t>
+      </w:r>
+      <w:proofErr w:type="spellEnd"/>
+      <w:r>
+        <w:rPr>
+          <w:rFonts w:ascii="Lucida Console" w:eastAsia="Times New Roman" w:hAnsi="Lucida Console" w:cs="Courier New"/>
+          <w:color w:val="000000"/>
+          <w:sz w:val="20"/>
+          <w:szCs w:val="20"/>
+          <w:bdr w:val="none" w:sz="0" w:space="0" w:color="auto" w:frame="1"/>
+        </w:rPr>
+        <w:t xml:space="preserve">                               DNA replication initiation       4/</w:t>
+      </w:r>
+      <w:proofErr w:type="gramStart"/>
+      <w:r>
+        <w:rPr>
+          <w:rFonts w:ascii="Lucida Console" w:eastAsia="Times New Roman" w:hAnsi="Lucida Console" w:cs="Courier New"/>
+          <w:color w:val="000000"/>
+          <w:sz w:val="20"/>
+          <w:szCs w:val="20"/>
+          <w:bdr w:val="none" w:sz="0" w:space="0" w:color="auto" w:frame="1"/>
+        </w:rPr>
+        <w:t>7  39</w:t>
+      </w:r>
+      <w:proofErr w:type="gramEnd"/>
+      <w:r>
+        <w:rPr>
+          <w:rFonts w:ascii="Lucida Console" w:eastAsia="Times New Roman" w:hAnsi="Lucida Console" w:cs="Courier New"/>
+          <w:color w:val="000000"/>
+          <w:sz w:val="20"/>
+          <w:szCs w:val="20"/>
+          <w:bdr w:val="none" w:sz="0" w:space="0" w:color="auto" w:frame="1"/>
+        </w:rPr>
+        <w:t>/18842 0.10256410</w:t>
+      </w:r>
+    </w:p>
+    <w:p>
+      <w:pPr>
+        <w:shd w:val="clear" w:color="auto" w:fill="FFFFFF"/>
+        <w:tabs>
+          <w:tab w:val="left" w:pos="916"/>
+          <w:tab w:val="left" w:pos="1832"/>
+          <w:tab w:val="left" w:pos="2748"/>
+          <w:tab w:val="left" w:pos="3664"/>
+          <w:tab w:val="left" w:pos="4580"/>
+          <w:tab w:val="left" w:pos="5496"/>
+          <w:tab w:val="left" w:pos="6412"/>
+          <w:tab w:val="left" w:pos="7328"/>
+          <w:tab w:val="left" w:pos="8244"/>
+          <w:tab w:val="left" w:pos="9160"/>
+          <w:tab w:val="left" w:pos="10076"/>
+          <w:tab w:val="left" w:pos="10992"/>
+          <w:tab w:val="left" w:pos="11908"/>
+          <w:tab w:val="left" w:pos="12824"/>
+          <w:tab w:val="left" w:pos="13740"/>
+          <w:tab w:val="left" w:pos="14656"/>
+        </w:tabs>
+        <w:wordWrap w:val="0"/>
+        <w:spacing w:after="0" w:line="240" w:lineRule="atLeast"/>
+        <w:rPr>
+          <w:rFonts w:ascii="Lucida Console" w:eastAsia="Times New Roman" w:hAnsi="Lucida Console" w:cs="Courier New"/>
+          <w:color w:val="000000"/>
+          <w:sz w:val="20"/>
+          <w:szCs w:val="20"/>
+          <w:bdr w:val="none" w:sz="0" w:space="0" w:color="auto" w:frame="1"/>
+        </w:rPr>
+      </w:pPr>
+      <w:r>
+        <w:rPr>
+          <w:rFonts w:ascii="Lucida Console" w:eastAsia="Times New Roman" w:hAnsi="Lucida Console" w:cs="Courier New"/>
+          <w:color w:val="000000"/>
+          <w:sz w:val="20"/>
+          <w:szCs w:val="20"/>
+          <w:bdr w:val="none" w:sz="0" w:space="0" w:color="auto" w:frame="1"/>
+        </w:rPr>
+        <w:t xml:space="preserve">           </w:t>
+      </w:r>
+      <w:proofErr w:type="spellStart"/>
+      <w:r>
+        <w:rPr>
+          <w:rFonts w:ascii="Lucida Console" w:eastAsia="Times New Roman" w:hAnsi="Lucida Console" w:cs="Courier New"/>
+          <w:color w:val="000000"/>
+          <w:sz w:val="20"/>
+          <w:szCs w:val="20"/>
+          <w:bdr w:val="none" w:sz="0" w:space="0" w:color="auto" w:frame="1"/>
+        </w:rPr>
+        <w:t>FoldEnrichment</w:t>
+      </w:r>
+      <w:proofErr w:type="spellEnd"/>
+      <w:r>
+        <w:rPr>
+          <w:rFonts w:ascii="Lucida Console" w:eastAsia="Times New Roman" w:hAnsi="Lucida Console" w:cs="Courier New"/>
+          <w:color w:val="000000"/>
+          <w:sz w:val="20"/>
+          <w:szCs w:val="20"/>
+          <w:bdr w:val="none" w:sz="0" w:space="0" w:color="auto" w:frame="1"/>
+        </w:rPr>
+        <w:t xml:space="preserve">   </w:t>
+      </w:r>
+      <w:proofErr w:type="spellStart"/>
+      <w:r>
+        <w:rPr>
+          <w:rFonts w:ascii="Lucida Console" w:eastAsia="Times New Roman" w:hAnsi="Lucida Console" w:cs="Courier New"/>
+          <w:color w:val="000000"/>
+          <w:sz w:val="20"/>
+          <w:szCs w:val="20"/>
+          <w:bdr w:val="none" w:sz="0" w:space="0" w:color="auto" w:frame="1"/>
+        </w:rPr>
+        <w:t>zScore</w:t>
+      </w:r>
+      <w:proofErr w:type="spellEnd"/>
+      <w:r>
+        <w:rPr>
+          <w:rFonts w:ascii="Lucida Console" w:eastAsia="Times New Roman" w:hAnsi="Lucida Console" w:cs="Courier New"/>
+          <w:color w:val="000000"/>
+          <w:sz w:val="20"/>
+          <w:szCs w:val="20"/>
+          <w:bdr w:val="none" w:sz="0" w:space="0" w:color="auto" w:frame="1"/>
+        </w:rPr>
+        <w:t xml:space="preserve">       </w:t>
+      </w:r>
+      <w:proofErr w:type="spellStart"/>
+      <w:r>
+        <w:rPr>
+          <w:rFonts w:ascii="Lucida Console" w:eastAsia="Times New Roman" w:hAnsi="Lucida Console" w:cs="Courier New"/>
+          <w:color w:val="000000"/>
+          <w:sz w:val="20"/>
+          <w:szCs w:val="20"/>
+          <w:bdr w:val="none" w:sz="0" w:space="0" w:color="auto" w:frame="1"/>
+        </w:rPr>
+        <w:t>pvalue</w:t>
+      </w:r>
+      <w:proofErr w:type="spellEnd"/>
+      <w:r>
+        <w:rPr>
+          <w:rFonts w:ascii="Lucida Console" w:eastAsia="Times New Roman" w:hAnsi="Lucida Console" w:cs="Courier New"/>
+          <w:color w:val="000000"/>
+          <w:sz w:val="20"/>
+          <w:szCs w:val="20"/>
+          <w:bdr w:val="none" w:sz="0" w:space="0" w:color="auto" w:frame="1"/>
+        </w:rPr>
+        <w:t xml:space="preserve">     </w:t>
+      </w:r>
+      <w:proofErr w:type="spellStart"/>
+      <w:proofErr w:type="gramStart"/>
+      <w:r>
+        <w:rPr>
+          <w:rFonts w:ascii="Lucida Console" w:eastAsia="Times New Roman" w:hAnsi="Lucida Console" w:cs="Courier New"/>
+          <w:color w:val="000000"/>
+          <w:sz w:val="20"/>
+          <w:szCs w:val="20"/>
+          <w:bdr w:val="none" w:sz="0" w:space="0" w:color="auto" w:frame="1"/>
+        </w:rPr>
+        <w:t>p.adjust</w:t>
+      </w:r>
+      <w:proofErr w:type="spellEnd"/>
+      <w:proofErr w:type="gramEnd"/>
+      <w:r>
+        <w:rPr>
+          <w:rFonts w:ascii="Lucida Console" w:eastAsia="Times New Roman" w:hAnsi="Lucida Console" w:cs="Courier New"/>
+          <w:color w:val="000000"/>
+          <w:sz w:val="20"/>
+          <w:szCs w:val="20"/>
+          <w:bdr w:val="none" w:sz="0" w:space="0" w:color="auto" w:frame="1"/>
+        </w:rPr>
+        <w:t xml:space="preserve">       </w:t>
+      </w:r>
+      <w:proofErr w:type="spellStart"/>
+      <w:r>
+        <w:rPr>
+          <w:rFonts w:ascii="Lucida Console" w:eastAsia="Times New Roman" w:hAnsi="Lucida Console" w:cs="Courier New"/>
+          <w:color w:val="000000"/>
+          <w:sz w:val="20"/>
+          <w:szCs w:val="20"/>
+          <w:bdr w:val="none" w:sz="0" w:space="0" w:color="auto" w:frame="1"/>
+        </w:rPr>
+        <w:t>qvalue</w:t>
+      </w:r>
+      <w:proofErr w:type="spellEnd"/>
+      <w:r>
+        <w:rPr>
+          <w:rFonts w:ascii="Lucida Console" w:eastAsia="Times New Roman" w:hAnsi="Lucida Console" w:cs="Courier New"/>
+          <w:color w:val="000000"/>
+          <w:sz w:val="20"/>
+          <w:szCs w:val="20"/>
+          <w:bdr w:val="none" w:sz="0" w:space="0" w:color="auto" w:frame="1"/>
+        </w:rPr>
+        <w:t xml:space="preserve">                              </w:t>
+      </w:r>
+      <w:proofErr w:type="spellStart"/>
+      <w:r>
+        <w:rPr>
+          <w:rFonts w:ascii="Lucida Console" w:eastAsia="Times New Roman" w:hAnsi="Lucida Console" w:cs="Courier New"/>
+          <w:color w:val="000000"/>
+          <w:sz w:val="20"/>
+          <w:szCs w:val="20"/>
+          <w:bdr w:val="none" w:sz="0" w:space="0" w:color="auto" w:frame="1"/>
+        </w:rPr>
+        <w:t>geneID</w:t>
+      </w:r>
+      <w:proofErr w:type="spellEnd"/>
+    </w:p>
+    <w:p>
+      <w:pPr>
+        <w:shd w:val="clear" w:color="auto" w:fill="FFFFFF"/>
+        <w:tabs>
+          <w:tab w:val="left" w:pos="916"/>
+          <w:tab w:val="left" w:pos="1832"/>
+          <w:tab w:val="left" w:pos="2748"/>
+          <w:tab w:val="left" w:pos="3664"/>
+          <w:tab w:val="left" w:pos="4580"/>
+          <w:tab w:val="left" w:pos="5496"/>
+          <w:tab w:val="left" w:pos="6412"/>
+          <w:tab w:val="left" w:pos="7328"/>
+          <w:tab w:val="left" w:pos="8244"/>
+          <w:tab w:val="left" w:pos="9160"/>
+          <w:tab w:val="left" w:pos="10076"/>
+          <w:tab w:val="left" w:pos="10992"/>
+          <w:tab w:val="left" w:pos="11908"/>
+          <w:tab w:val="left" w:pos="12824"/>
+          <w:tab w:val="left" w:pos="13740"/>
+          <w:tab w:val="left" w:pos="14656"/>
+        </w:tabs>
+        <w:wordWrap w:val="0"/>
+        <w:spacing w:after="0" w:line="240" w:lineRule="atLeast"/>
+        <w:rPr>
+          <w:rFonts w:ascii="Lucida Console" w:eastAsia="Times New Roman" w:hAnsi="Lucida Console" w:cs="Courier New"/>
+          <w:color w:val="000000"/>
+          <w:sz w:val="20"/>
+          <w:szCs w:val="20"/>
+          <w:bdr w:val="none" w:sz="0" w:space="0" w:color="auto" w:frame="1"/>
+        </w:rPr>
+      </w:pPr>
+      <w:r>
+        <w:rPr>
+          <w:rFonts w:ascii="Lucida Console" w:eastAsia="Times New Roman" w:hAnsi="Lucida Console" w:cs="Courier New"/>
+          <w:color w:val="000000"/>
+          <w:sz w:val="20"/>
+          <w:szCs w:val="20"/>
+          <w:bdr w:val="none" w:sz="0" w:space="0" w:color="auto" w:frame="1"/>
+        </w:rPr>
+        <w:lastRenderedPageBreak/>
+        <w:t xml:space="preserve">GO:0006261      110.18713 27.65056 4.482751e-15 2.635858e-11 </w:t>
+      </w:r>
+      <w:proofErr w:type="spellStart"/>
+      <w:r>
+        <w:rPr>
+          <w:rFonts w:ascii="Lucida Console" w:eastAsia="Times New Roman" w:hAnsi="Lucida Console" w:cs="Courier New"/>
+          <w:color w:val="000000"/>
+          <w:sz w:val="20"/>
+          <w:szCs w:val="20"/>
+          <w:bdr w:val="none" w:sz="0" w:space="0" w:color="auto" w:frame="1"/>
+        </w:rPr>
+        <w:t>2.635858e-11</w:t>
+      </w:r>
+      <w:proofErr w:type="spellEnd"/>
+      <w:r>
+        <w:rPr>
+          <w:rFonts w:ascii="Lucida Console" w:eastAsia="Times New Roman" w:hAnsi="Lucida Console" w:cs="Courier New"/>
+          <w:color w:val="000000"/>
+          <w:sz w:val="20"/>
+          <w:szCs w:val="20"/>
+          <w:bdr w:val="none" w:sz="0" w:space="0" w:color="auto" w:frame="1"/>
+        </w:rPr>
+        <w:t xml:space="preserve"> GINS1/CDC7/MCM5/MCM6/RFC4/MCM2/GMNN</w:t>
+      </w:r>
+    </w:p>
+    <w:p>
+      <w:pPr>
+        <w:shd w:val="clear" w:color="auto" w:fill="FFFFFF"/>
+        <w:tabs>
+          <w:tab w:val="left" w:pos="916"/>
+          <w:tab w:val="left" w:pos="1832"/>
+          <w:tab w:val="left" w:pos="2748"/>
+          <w:tab w:val="left" w:pos="3664"/>
+          <w:tab w:val="left" w:pos="4580"/>
+          <w:tab w:val="left" w:pos="5496"/>
+          <w:tab w:val="left" w:pos="6412"/>
+          <w:tab w:val="left" w:pos="7328"/>
+          <w:tab w:val="left" w:pos="8244"/>
+          <w:tab w:val="left" w:pos="9160"/>
+          <w:tab w:val="left" w:pos="10076"/>
+          <w:tab w:val="left" w:pos="10992"/>
+          <w:tab w:val="left" w:pos="11908"/>
+          <w:tab w:val="left" w:pos="12824"/>
+          <w:tab w:val="left" w:pos="13740"/>
+          <w:tab w:val="left" w:pos="14656"/>
+        </w:tabs>
+        <w:wordWrap w:val="0"/>
+        <w:spacing w:after="0" w:line="240" w:lineRule="atLeast"/>
+        <w:rPr>
+          <w:rFonts w:ascii="Lucida Console" w:eastAsia="Times New Roman" w:hAnsi="Lucida Console" w:cs="Courier New"/>
+          <w:color w:val="000000"/>
+          <w:sz w:val="20"/>
+          <w:szCs w:val="20"/>
+          <w:bdr w:val="none" w:sz="0" w:space="0" w:color="auto" w:frame="1"/>
+        </w:rPr>
+      </w:pPr>
+      <w:r>
+        <w:rPr>
+          <w:rFonts w:ascii="Lucida Console" w:eastAsia="Times New Roman" w:hAnsi="Lucida Console" w:cs="Courier New"/>
+          <w:color w:val="000000"/>
+          <w:sz w:val="20"/>
+          <w:szCs w:val="20"/>
+          <w:bdr w:val="none" w:sz="0" w:space="0" w:color="auto" w:frame="1"/>
+        </w:rPr>
+        <w:t xml:space="preserve">GO:0006260       60.19808 20.35973 3.266357e-13 7.823341e-10 </w:t>
+      </w:r>
+      <w:proofErr w:type="spellStart"/>
+      <w:r>
+        <w:rPr>
+          <w:rFonts w:ascii="Lucida Console" w:eastAsia="Times New Roman" w:hAnsi="Lucida Console" w:cs="Courier New"/>
+          <w:color w:val="000000"/>
+          <w:sz w:val="20"/>
+          <w:szCs w:val="20"/>
+          <w:bdr w:val="none" w:sz="0" w:space="0" w:color="auto" w:frame="1"/>
+        </w:rPr>
+        <w:t>7.823341e-10</w:t>
+      </w:r>
+      <w:proofErr w:type="spellEnd"/>
+      <w:r>
+        <w:rPr>
+          <w:rFonts w:ascii="Lucida Console" w:eastAsia="Times New Roman" w:hAnsi="Lucida Console" w:cs="Courier New"/>
+          <w:color w:val="000000"/>
+          <w:sz w:val="20"/>
+          <w:szCs w:val="20"/>
+          <w:bdr w:val="none" w:sz="0" w:space="0" w:color="auto" w:frame="1"/>
+        </w:rPr>
+        <w:t xml:space="preserve"> GINS1/CDC7/MCM5/MCM6/RFC4/MCM2/GMNN</w:t>
+      </w:r>
+    </w:p>
+    <w:p>
+      <w:pPr>
+        <w:shd w:val="clear" w:color="auto" w:fill="FFFFFF"/>
+        <w:tabs>
+          <w:tab w:val="left" w:pos="916"/>
+          <w:tab w:val="left" w:pos="1832"/>
+          <w:tab w:val="left" w:pos="2748"/>
+          <w:tab w:val="left" w:pos="3664"/>
+          <w:tab w:val="left" w:pos="4580"/>
+          <w:tab w:val="left" w:pos="5496"/>
+          <w:tab w:val="left" w:pos="6412"/>
+          <w:tab w:val="left" w:pos="7328"/>
+          <w:tab w:val="left" w:pos="8244"/>
+          <w:tab w:val="left" w:pos="9160"/>
+          <w:tab w:val="left" w:pos="10076"/>
+          <w:tab w:val="left" w:pos="10992"/>
+          <w:tab w:val="left" w:pos="11908"/>
+          <w:tab w:val="left" w:pos="12824"/>
+          <w:tab w:val="left" w:pos="13740"/>
+          <w:tab w:val="left" w:pos="14656"/>
+        </w:tabs>
+        <w:wordWrap w:val="0"/>
+        <w:spacing w:after="0" w:line="240" w:lineRule="atLeast"/>
+        <w:rPr>
+          <w:rFonts w:ascii="Lucida Console" w:eastAsia="Times New Roman" w:hAnsi="Lucida Console" w:cs="Courier New"/>
+          <w:color w:val="000000"/>
+          <w:sz w:val="20"/>
+          <w:szCs w:val="20"/>
+          <w:bdr w:val="none" w:sz="0" w:space="0" w:color="auto" w:frame="1"/>
+        </w:rPr>
+      </w:pPr>
+      <w:r>
+        <w:rPr>
+          <w:rFonts w:ascii="Lucida Console" w:eastAsia="Times New Roman" w:hAnsi="Lucida Console" w:cs="Courier New"/>
+          <w:color w:val="000000"/>
+          <w:sz w:val="20"/>
+          <w:szCs w:val="20"/>
+          <w:bdr w:val="none" w:sz="0" w:space="0" w:color="auto" w:frame="1"/>
+        </w:rPr>
+        <w:t xml:space="preserve">GO:0033260      373.84921 43.16726 3.991500e-13 7.823341e-10 </w:t>
+      </w:r>
+      <w:proofErr w:type="spellStart"/>
+      <w:r>
+        <w:rPr>
+          <w:rFonts w:ascii="Lucida Console" w:eastAsia="Times New Roman" w:hAnsi="Lucida Console" w:cs="Courier New"/>
+          <w:color w:val="000000"/>
+          <w:sz w:val="20"/>
+          <w:szCs w:val="20"/>
+          <w:bdr w:val="none" w:sz="0" w:space="0" w:color="auto" w:frame="1"/>
+        </w:rPr>
+        <w:t>7.823341e-10</w:t>
+      </w:r>
+      <w:proofErr w:type="spellEnd"/>
+      <w:r>
+        <w:rPr>
+          <w:rFonts w:ascii="Lucida Console" w:eastAsia="Times New Roman" w:hAnsi="Lucida Console" w:cs="Courier New"/>
+          <w:color w:val="000000"/>
+          <w:sz w:val="20"/>
+          <w:szCs w:val="20"/>
+          <w:bdr w:val="none" w:sz="0" w:space="0" w:color="auto" w:frame="1"/>
+        </w:rPr>
+        <w:t xml:space="preserve">           GINS1/CDC7/MCM6/MCM2/GMNN</w:t>
+      </w:r>
+    </w:p>
+    <w:p>
+      <w:pPr>
+        <w:shd w:val="clear" w:color="auto" w:fill="FFFFFF"/>
+        <w:tabs>
+          <w:tab w:val="left" w:pos="916"/>
+          <w:tab w:val="left" w:pos="1832"/>
+          <w:tab w:val="left" w:pos="2748"/>
+          <w:tab w:val="left" w:pos="3664"/>
+          <w:tab w:val="left" w:pos="4580"/>
+          <w:tab w:val="left" w:pos="5496"/>
+          <w:tab w:val="left" w:pos="6412"/>
+          <w:tab w:val="left" w:pos="7328"/>
+          <w:tab w:val="left" w:pos="8244"/>
+          <w:tab w:val="left" w:pos="9160"/>
+          <w:tab w:val="left" w:pos="10076"/>
+          <w:tab w:val="left" w:pos="10992"/>
+          <w:tab w:val="left" w:pos="11908"/>
+          <w:tab w:val="left" w:pos="12824"/>
+          <w:tab w:val="left" w:pos="13740"/>
+          <w:tab w:val="left" w:pos="14656"/>
+        </w:tabs>
+        <w:wordWrap w:val="0"/>
+        <w:spacing w:after="0" w:line="240" w:lineRule="atLeast"/>
+        <w:rPr>
+          <w:rFonts w:ascii="Lucida Console" w:eastAsia="Times New Roman" w:hAnsi="Lucida Console" w:cs="Courier New"/>
+          <w:color w:val="000000"/>
+          <w:sz w:val="20"/>
+          <w:szCs w:val="20"/>
+          <w:bdr w:val="none" w:sz="0" w:space="0" w:color="auto" w:frame="1"/>
+        </w:rPr>
+      </w:pPr>
+      <w:r>
+        <w:rPr>
+          <w:rFonts w:ascii="Lucida Console" w:eastAsia="Times New Roman" w:hAnsi="Lucida Console" w:cs="Courier New"/>
+          <w:color w:val="000000"/>
+          <w:sz w:val="20"/>
+          <w:szCs w:val="20"/>
+          <w:bdr w:val="none" w:sz="0" w:space="0" w:color="auto" w:frame="1"/>
+        </w:rPr>
+        <w:t xml:space="preserve">GO:0044786      336.46429 40.94421 6.964361e-13 1.023761e-09 </w:t>
+      </w:r>
+      <w:proofErr w:type="spellStart"/>
+      <w:r>
+        <w:rPr>
+          <w:rFonts w:ascii="Lucida Console" w:eastAsia="Times New Roman" w:hAnsi="Lucida Console" w:cs="Courier New"/>
+          <w:color w:val="000000"/>
+          <w:sz w:val="20"/>
+          <w:szCs w:val="20"/>
+          <w:bdr w:val="none" w:sz="0" w:space="0" w:color="auto" w:frame="1"/>
+        </w:rPr>
+        <w:t>1.023761e-09</w:t>
+      </w:r>
+      <w:proofErr w:type="spellEnd"/>
+      <w:r>
+        <w:rPr>
+          <w:rFonts w:ascii="Lucida Console" w:eastAsia="Times New Roman" w:hAnsi="Lucida Console" w:cs="Courier New"/>
+          <w:color w:val="000000"/>
+          <w:sz w:val="20"/>
+          <w:szCs w:val="20"/>
+          <w:bdr w:val="none" w:sz="0" w:space="0" w:color="auto" w:frame="1"/>
+        </w:rPr>
+        <w:t xml:space="preserve">           GINS1/CDC7/MCM6/MCM2/GMNN</w:t>
+      </w:r>
+    </w:p>
+    <w:p>
+      <w:pPr>
+        <w:shd w:val="clear" w:color="auto" w:fill="FFFFFF"/>
+        <w:tabs>
+          <w:tab w:val="left" w:pos="916"/>
+          <w:tab w:val="left" w:pos="1832"/>
+          <w:tab w:val="left" w:pos="2748"/>
+          <w:tab w:val="left" w:pos="3664"/>
+          <w:tab w:val="left" w:pos="4580"/>
+          <w:tab w:val="left" w:pos="5496"/>
+          <w:tab w:val="left" w:pos="6412"/>
+          <w:tab w:val="left" w:pos="7328"/>
+          <w:tab w:val="left" w:pos="8244"/>
+          <w:tab w:val="left" w:pos="9160"/>
+          <w:tab w:val="left" w:pos="10076"/>
+          <w:tab w:val="left" w:pos="10992"/>
+          <w:tab w:val="left" w:pos="11908"/>
+          <w:tab w:val="left" w:pos="12824"/>
+          <w:tab w:val="left" w:pos="13740"/>
+          <w:tab w:val="left" w:pos="14656"/>
+        </w:tabs>
+        <w:wordWrap w:val="0"/>
+        <w:spacing w:after="0" w:line="240" w:lineRule="atLeast"/>
+        <w:rPr>
+          <w:rFonts w:ascii="Lucida Console" w:eastAsia="Times New Roman" w:hAnsi="Lucida Console" w:cs="Courier New"/>
+          <w:color w:val="000000"/>
+          <w:sz w:val="20"/>
+          <w:szCs w:val="20"/>
+          <w:bdr w:val="none" w:sz="0" w:space="0" w:color="auto" w:frame="1"/>
+        </w:rPr>
+      </w:pPr>
+      <w:r>
+        <w:rPr>
+          <w:rFonts w:ascii="Lucida Console" w:eastAsia="Times New Roman" w:hAnsi="Lucida Console" w:cs="Courier New"/>
+          <w:color w:val="000000"/>
+          <w:sz w:val="20"/>
+          <w:szCs w:val="20"/>
+          <w:bdr w:val="none" w:sz="0" w:space="0" w:color="auto" w:frame="1"/>
+        </w:rPr>
+        <w:t xml:space="preserve">GO:0090329      292.57764 38.16969 1.450036e-12 1.705242e-09 </w:t>
+      </w:r>
+      <w:proofErr w:type="spellStart"/>
+      <w:r>
+        <w:rPr>
+          <w:rFonts w:ascii="Lucida Console" w:eastAsia="Times New Roman" w:hAnsi="Lucida Console" w:cs="Courier New"/>
+          <w:color w:val="000000"/>
+          <w:sz w:val="20"/>
+          <w:szCs w:val="20"/>
+          <w:bdr w:val="none" w:sz="0" w:space="0" w:color="auto" w:frame="1"/>
+        </w:rPr>
+        <w:t>1.705242e-09</w:t>
+      </w:r>
+      <w:proofErr w:type="spellEnd"/>
+      <w:r>
+        <w:rPr>
+          <w:rFonts w:ascii="Lucida Console" w:eastAsia="Times New Roman" w:hAnsi="Lucida Console" w:cs="Courier New"/>
+          <w:color w:val="000000"/>
+          <w:sz w:val="20"/>
+          <w:szCs w:val="20"/>
+          <w:bdr w:val="none" w:sz="0" w:space="0" w:color="auto" w:frame="1"/>
+        </w:rPr>
+        <w:t xml:space="preserve">            CDC7/MCM5/MCM6/MCM2/GMNN</w:t>
+      </w:r>
+    </w:p>
+    <w:p>
+      <w:pPr>
+        <w:shd w:val="clear" w:color="auto" w:fill="FFFFFF"/>
+        <w:tabs>
+          <w:tab w:val="left" w:pos="916"/>
+          <w:tab w:val="left" w:pos="1832"/>
+          <w:tab w:val="left" w:pos="2748"/>
+          <w:tab w:val="left" w:pos="3664"/>
+          <w:tab w:val="left" w:pos="4580"/>
+          <w:tab w:val="left" w:pos="5496"/>
+          <w:tab w:val="left" w:pos="6412"/>
+          <w:tab w:val="left" w:pos="7328"/>
+          <w:tab w:val="left" w:pos="8244"/>
+          <w:tab w:val="left" w:pos="9160"/>
+          <w:tab w:val="left" w:pos="10076"/>
+          <w:tab w:val="left" w:pos="10992"/>
+          <w:tab w:val="left" w:pos="11908"/>
+          <w:tab w:val="left" w:pos="12824"/>
+          <w:tab w:val="left" w:pos="13740"/>
+          <w:tab w:val="left" w:pos="14656"/>
+        </w:tabs>
+        <w:wordWrap w:val="0"/>
+        <w:spacing w:after="0" w:line="240" w:lineRule="atLeast"/>
+        <w:rPr>
+          <w:rFonts w:ascii="Lucida Console" w:eastAsia="Times New Roman" w:hAnsi="Lucida Console" w:cs="Courier New"/>
+          <w:color w:val="000000"/>
+          <w:sz w:val="20"/>
+          <w:szCs w:val="20"/>
+          <w:bdr w:val="none" w:sz="0" w:space="0" w:color="auto" w:frame="1"/>
+        </w:rPr>
+      </w:pPr>
+      <w:r>
+        <w:rPr>
+          <w:rFonts w:ascii="Lucida Console" w:eastAsia="Times New Roman" w:hAnsi="Lucida Console" w:cs="Courier New"/>
+          <w:color w:val="000000"/>
+          <w:sz w:val="20"/>
+          <w:szCs w:val="20"/>
+          <w:bdr w:val="none" w:sz="0" w:space="0" w:color="auto" w:frame="1"/>
+        </w:rPr>
+        <w:t xml:space="preserve">GO:0000727      897.23810 59.86969 3.296644e-12 3.230711e-09 </w:t>
+      </w:r>
+      <w:proofErr w:type="spellStart"/>
+      <w:r>
+        <w:rPr>
+          <w:rFonts w:ascii="Lucida Console" w:eastAsia="Times New Roman" w:hAnsi="Lucida Console" w:cs="Courier New"/>
+          <w:color w:val="000000"/>
+          <w:sz w:val="20"/>
+          <w:szCs w:val="20"/>
+          <w:bdr w:val="none" w:sz="0" w:space="0" w:color="auto" w:frame="1"/>
+        </w:rPr>
+        <w:t>3.230711e-09</w:t>
+      </w:r>
+      <w:proofErr w:type="spellEnd"/>
+      <w:r>
+        <w:rPr>
+          <w:rFonts w:ascii="Lucida Console" w:eastAsia="Times New Roman" w:hAnsi="Lucida Console" w:cs="Courier New"/>
+          <w:color w:val="000000"/>
+          <w:sz w:val="20"/>
+          <w:szCs w:val="20"/>
+          <w:bdr w:val="none" w:sz="0" w:space="0" w:color="auto" w:frame="1"/>
+        </w:rPr>
+        <w:t xml:space="preserve">                 CDC7/MCM5/MCM6/MCM2</w:t>
+      </w:r>
+    </w:p>
+    <w:p>
+      <w:pPr>
+        <w:shd w:val="clear" w:color="auto" w:fill="FFFFFF"/>
+        <w:tabs>
+          <w:tab w:val="left" w:pos="916"/>
+          <w:tab w:val="left" w:pos="1832"/>
+          <w:tab w:val="left" w:pos="2748"/>
+          <w:tab w:val="left" w:pos="3664"/>
+          <w:tab w:val="left" w:pos="4580"/>
+          <w:tab w:val="left" w:pos="5496"/>
+          <w:tab w:val="left" w:pos="6412"/>
+          <w:tab w:val="left" w:pos="7328"/>
+          <w:tab w:val="left" w:pos="8244"/>
+          <w:tab w:val="left" w:pos="9160"/>
+          <w:tab w:val="left" w:pos="10076"/>
+          <w:tab w:val="left" w:pos="10992"/>
+          <w:tab w:val="left" w:pos="11908"/>
+          <w:tab w:val="left" w:pos="12824"/>
+          <w:tab w:val="left" w:pos="13740"/>
+          <w:tab w:val="left" w:pos="14656"/>
+        </w:tabs>
+        <w:wordWrap w:val="0"/>
+        <w:spacing w:after="0" w:line="240" w:lineRule="atLeast"/>
+        <w:rPr>
+          <w:rFonts w:ascii="Lucida Console" w:eastAsia="Times New Roman" w:hAnsi="Lucida Console" w:cs="Courier New"/>
+          <w:color w:val="000000"/>
+          <w:sz w:val="20"/>
+          <w:szCs w:val="20"/>
+          <w:bdr w:val="none" w:sz="0" w:space="0" w:color="auto" w:frame="1"/>
+        </w:rPr>
+      </w:pPr>
+      <w:r>
+        <w:rPr>
+          <w:rFonts w:ascii="Lucida Console" w:eastAsia="Times New Roman" w:hAnsi="Lucida Console" w:cs="Courier New"/>
+          <w:color w:val="000000"/>
+          <w:sz w:val="20"/>
+          <w:szCs w:val="20"/>
+          <w:bdr w:val="none" w:sz="0" w:space="0" w:color="auto" w:frame="1"/>
+        </w:rPr>
+        <w:t xml:space="preserve">GO:1902969      672.92857 51.83490 1.211482e-11 1.017645e-08 </w:t>
+      </w:r>
+      <w:proofErr w:type="spellStart"/>
+      <w:r>
+        <w:rPr>
+          <w:rFonts w:ascii="Lucida Console" w:eastAsia="Times New Roman" w:hAnsi="Lucida Console" w:cs="Courier New"/>
+          <w:color w:val="000000"/>
+          <w:sz w:val="20"/>
+          <w:szCs w:val="20"/>
+          <w:bdr w:val="none" w:sz="0" w:space="0" w:color="auto" w:frame="1"/>
+        </w:rPr>
+        <w:t>1.017645e-08</w:t>
+      </w:r>
+      <w:proofErr w:type="spellEnd"/>
+      <w:r>
+        <w:rPr>
+          <w:rFonts w:ascii="Lucida Console" w:eastAsia="Times New Roman" w:hAnsi="Lucida Console" w:cs="Courier New"/>
+          <w:color w:val="000000"/>
+          <w:sz w:val="20"/>
+          <w:szCs w:val="20"/>
+          <w:bdr w:val="none" w:sz="0" w:space="0" w:color="auto" w:frame="1"/>
+        </w:rPr>
+        <w:t xml:space="preserve">                GINS1/MCM6/MCM2/GMNN</w:t>
+      </w:r>
+    </w:p>
+    <w:p>
+      <w:pPr>
+        <w:shd w:val="clear" w:color="auto" w:fill="FFFFFF"/>
+        <w:tabs>
+          <w:tab w:val="left" w:pos="916"/>
+          <w:tab w:val="left" w:pos="1832"/>
+          <w:tab w:val="left" w:pos="2748"/>
+          <w:tab w:val="left" w:pos="3664"/>
+          <w:tab w:val="left" w:pos="4580"/>
+          <w:tab w:val="left" w:pos="5496"/>
+          <w:tab w:val="left" w:pos="6412"/>
+          <w:tab w:val="left" w:pos="7328"/>
+          <w:tab w:val="left" w:pos="8244"/>
+          <w:tab w:val="left" w:pos="9160"/>
+          <w:tab w:val="left" w:pos="10076"/>
+          <w:tab w:val="left" w:pos="10992"/>
+          <w:tab w:val="left" w:pos="11908"/>
+          <w:tab w:val="left" w:pos="12824"/>
+          <w:tab w:val="left" w:pos="13740"/>
+          <w:tab w:val="left" w:pos="14656"/>
+        </w:tabs>
+        <w:wordWrap w:val="0"/>
+        <w:spacing w:after="0" w:line="240" w:lineRule="atLeast"/>
+        <w:rPr>
+          <w:rFonts w:ascii="Lucida Console" w:eastAsia="Times New Roman" w:hAnsi="Lucida Console" w:cs="Courier New"/>
+          <w:color w:val="000000"/>
+          <w:sz w:val="20"/>
+          <w:szCs w:val="20"/>
+          <w:bdr w:val="none" w:sz="0" w:space="0" w:color="auto" w:frame="1"/>
+        </w:rPr>
+      </w:pPr>
+      <w:r>
+        <w:rPr>
+          <w:rFonts w:ascii="Lucida Console" w:eastAsia="Times New Roman" w:hAnsi="Lucida Console" w:cs="Courier New"/>
+          <w:color w:val="000000"/>
+          <w:sz w:val="20"/>
+          <w:szCs w:val="20"/>
+          <w:bdr w:val="none" w:sz="0" w:space="0" w:color="auto" w:frame="1"/>
+        </w:rPr>
+        <w:t xml:space="preserve">GO:0030174      566.67669 47.55748 2.579070e-11 1.895616e-08 </w:t>
+      </w:r>
+      <w:proofErr w:type="spellStart"/>
+      <w:r>
+        <w:rPr>
+          <w:rFonts w:ascii="Lucida Console" w:eastAsia="Times New Roman" w:hAnsi="Lucida Console" w:cs="Courier New"/>
+          <w:color w:val="000000"/>
+          <w:sz w:val="20"/>
+          <w:szCs w:val="20"/>
+          <w:bdr w:val="none" w:sz="0" w:space="0" w:color="auto" w:frame="1"/>
+        </w:rPr>
+        <w:t>1.895616e-08</w:t>
+      </w:r>
+      <w:proofErr w:type="spellEnd"/>
+      <w:r>
+        <w:rPr>
+          <w:rFonts w:ascii="Lucida Console" w:eastAsia="Times New Roman" w:hAnsi="Lucida Console" w:cs="Courier New"/>
+          <w:color w:val="000000"/>
+          <w:sz w:val="20"/>
+          <w:szCs w:val="20"/>
+          <w:bdr w:val="none" w:sz="0" w:space="0" w:color="auto" w:frame="1"/>
+        </w:rPr>
+        <w:t xml:space="preserve">                 MCM5/MCM6/MCM2/GMNN</w:t>
+      </w:r>
+    </w:p>
+    <w:p>
+      <w:pPr>
+        <w:shd w:val="clear" w:color="auto" w:fill="FFFFFF"/>
+        <w:tabs>
+          <w:tab w:val="left" w:pos="916"/>
+          <w:tab w:val="left" w:pos="1832"/>
+          <w:tab w:val="left" w:pos="2748"/>
+          <w:tab w:val="left" w:pos="3664"/>
+          <w:tab w:val="left" w:pos="4580"/>
+          <w:tab w:val="left" w:pos="5496"/>
+          <w:tab w:val="left" w:pos="6412"/>
+          <w:tab w:val="left" w:pos="7328"/>
+          <w:tab w:val="left" w:pos="8244"/>
+          <w:tab w:val="left" w:pos="9160"/>
+          <w:tab w:val="left" w:pos="10076"/>
+          <w:tab w:val="left" w:pos="10992"/>
+          <w:tab w:val="left" w:pos="11908"/>
+          <w:tab w:val="left" w:pos="12824"/>
+          <w:tab w:val="left" w:pos="13740"/>
+          <w:tab w:val="left" w:pos="14656"/>
+        </w:tabs>
+        <w:wordWrap w:val="0"/>
+        <w:spacing w:after="0" w:line="240" w:lineRule="atLeast"/>
+        <w:rPr>
+          <w:rFonts w:ascii="Lucida Console" w:eastAsia="Times New Roman" w:hAnsi="Lucida Console" w:cs="Courier New"/>
+          <w:color w:val="000000"/>
+          <w:sz w:val="20"/>
+          <w:szCs w:val="20"/>
+          <w:bdr w:val="none" w:sz="0" w:space="0" w:color="auto" w:frame="1"/>
+        </w:rPr>
+      </w:pPr>
+      <w:r>
+        <w:rPr>
+          <w:rFonts w:ascii="Lucida Console" w:eastAsia="Times New Roman" w:hAnsi="Lucida Console" w:cs="Courier New"/>
+          <w:color w:val="000000"/>
+          <w:sz w:val="20"/>
+          <w:szCs w:val="20"/>
+          <w:bdr w:val="none" w:sz="0" w:space="0" w:color="auto" w:frame="1"/>
+        </w:rPr>
+        <w:t xml:space="preserve">GO:0006275      109.41928 23.25605 2.270113e-10 1.483140e-07 </w:t>
+      </w:r>
+      <w:proofErr w:type="spellStart"/>
+      <w:r>
+        <w:rPr>
+          <w:rFonts w:ascii="Lucida Console" w:eastAsia="Times New Roman" w:hAnsi="Lucida Console" w:cs="Courier New"/>
+          <w:color w:val="000000"/>
+          <w:sz w:val="20"/>
+          <w:szCs w:val="20"/>
+          <w:bdr w:val="none" w:sz="0" w:space="0" w:color="auto" w:frame="1"/>
+        </w:rPr>
+        <w:t>1.483140e-07</w:t>
+      </w:r>
+      <w:proofErr w:type="spellEnd"/>
+      <w:r>
+        <w:rPr>
+          <w:rFonts w:ascii="Lucida Console" w:eastAsia="Times New Roman" w:hAnsi="Lucida Console" w:cs="Courier New"/>
+          <w:color w:val="000000"/>
+          <w:sz w:val="20"/>
+          <w:szCs w:val="20"/>
+          <w:bdr w:val="none" w:sz="0" w:space="0" w:color="auto" w:frame="1"/>
+        </w:rPr>
+        <w:t xml:space="preserve">            CDC7/MCM5/MCM6/MCM2/GMNN</w:t>
+      </w:r>
+    </w:p>
+    <w:p>
+      <w:pPr>
+        <w:shd w:val="clear" w:color="auto" w:fill="FFFFFF"/>
+        <w:tabs>
+          <w:tab w:val="left" w:pos="916"/>
+          <w:tab w:val="left" w:pos="1832"/>
+          <w:tab w:val="left" w:pos="2748"/>
+          <w:tab w:val="left" w:pos="3664"/>
+          <w:tab w:val="left" w:pos="4580"/>
+          <w:tab w:val="left" w:pos="5496"/>
+          <w:tab w:val="left" w:pos="6412"/>
+          <w:tab w:val="left" w:pos="7328"/>
+          <w:tab w:val="left" w:pos="8244"/>
+          <w:tab w:val="left" w:pos="9160"/>
+          <w:tab w:val="left" w:pos="10076"/>
+          <w:tab w:val="left" w:pos="10992"/>
+          <w:tab w:val="left" w:pos="11908"/>
+          <w:tab w:val="left" w:pos="12824"/>
+          <w:tab w:val="left" w:pos="13740"/>
+          <w:tab w:val="left" w:pos="14656"/>
+        </w:tabs>
+        <w:wordWrap w:val="0"/>
+        <w:spacing w:after="0" w:line="240" w:lineRule="atLeast"/>
+        <w:rPr>
+          <w:rFonts w:ascii="Lucida Console" w:eastAsia="Times New Roman" w:hAnsi="Lucida Console" w:cs="Courier New"/>
+          <w:color w:val="000000"/>
+          <w:sz w:val="20"/>
+          <w:szCs w:val="20"/>
+          <w:bdr w:val="none" w:sz="0" w:space="0" w:color="auto" w:frame="1"/>
+        </w:rPr>
+      </w:pPr>
+      <w:r>
+        <w:rPr>
+          <w:rFonts w:ascii="Lucida Console" w:eastAsia="Times New Roman" w:hAnsi="Lucida Console" w:cs="Courier New"/>
+          <w:color w:val="000000"/>
+          <w:sz w:val="20"/>
+          <w:szCs w:val="20"/>
+          <w:bdr w:val="none" w:sz="0" w:space="0" w:color="auto" w:frame="1"/>
+        </w:rPr>
+        <w:t xml:space="preserve">GO:0006270      276.07326 33.15013 5.458997e-10 3.209890e-07 </w:t>
+      </w:r>
+      <w:proofErr w:type="spellStart"/>
+      <w:r>
+        <w:rPr>
+          <w:rFonts w:ascii="Lucida Console" w:eastAsia="Times New Roman" w:hAnsi="Lucida Console" w:cs="Courier New"/>
+          <w:color w:val="000000"/>
+          <w:sz w:val="20"/>
+          <w:szCs w:val="20"/>
+          <w:bdr w:val="none" w:sz="0" w:space="0" w:color="auto" w:frame="1"/>
+        </w:rPr>
+        <w:t>3.209890e-07</w:t>
+      </w:r>
+      <w:proofErr w:type="spellEnd"/>
+      <w:r>
+        <w:rPr>
+          <w:rFonts w:ascii="Lucida Console" w:eastAsia="Times New Roman" w:hAnsi="Lucida Console" w:cs="Courier New"/>
+          <w:color w:val="000000"/>
+          <w:sz w:val="20"/>
+          <w:szCs w:val="20"/>
+          <w:bdr w:val="none" w:sz="0" w:space="0" w:color="auto" w:frame="1"/>
+        </w:rPr>
+        <w:t xml:space="preserve">                 MCM5/MCM6/MCM2/GMNN</w:t>
+      </w:r>
+    </w:p>
+    <w:p>
+      <w:pPr>
+        <w:shd w:val="clear" w:color="auto" w:fill="FFFFFF"/>
+        <w:tabs>
+          <w:tab w:val="left" w:pos="916"/>
+          <w:tab w:val="left" w:pos="1832"/>
+          <w:tab w:val="left" w:pos="2748"/>
+          <w:tab w:val="left" w:pos="3664"/>
+          <w:tab w:val="left" w:pos="4580"/>
+          <w:tab w:val="left" w:pos="5496"/>
+          <w:tab w:val="left" w:pos="6412"/>
+          <w:tab w:val="left" w:pos="7328"/>
+          <w:tab w:val="left" w:pos="8244"/>
+          <w:tab w:val="left" w:pos="9160"/>
+          <w:tab w:val="left" w:pos="10076"/>
+          <w:tab w:val="left" w:pos="10992"/>
+          <w:tab w:val="left" w:pos="11908"/>
+          <w:tab w:val="left" w:pos="12824"/>
+          <w:tab w:val="left" w:pos="13740"/>
+          <w:tab w:val="left" w:pos="14656"/>
+        </w:tabs>
+        <w:wordWrap w:val="0"/>
+        <w:spacing w:after="0" w:line="240" w:lineRule="atLeast"/>
+        <w:rPr>
+          <w:rFonts w:ascii="Lucida Console" w:eastAsia="Times New Roman" w:hAnsi="Lucida Console" w:cs="Courier New"/>
+          <w:color w:val="000000"/>
+          <w:sz w:val="20"/>
+          <w:szCs w:val="20"/>
+          <w:bdr w:val="none" w:sz="0" w:space="0" w:color="auto" w:frame="1"/>
+        </w:rPr>
+      </w:pPr>
+      <w:r>
+        <w:rPr>
+          <w:rFonts w:ascii="Lucida Console" w:eastAsia="Times New Roman" w:hAnsi="Lucida Console" w:cs="Courier New"/>
+          <w:color w:val="000000"/>
+          <w:sz w:val="20"/>
+          <w:szCs w:val="20"/>
+          <w:bdr w:val="none" w:sz="0" w:space="0" w:color="auto" w:frame="1"/>
+        </w:rPr>
+        <w:t xml:space="preserve">           Count</w:t>
+      </w:r>
+    </w:p>
+    <w:p>
+      <w:pPr>
+        <w:shd w:val="clear" w:color="auto" w:fill="FFFFFF"/>
+        <w:tabs>
+          <w:tab w:val="left" w:pos="916"/>
+          <w:tab w:val="left" w:pos="1832"/>
+          <w:tab w:val="left" w:pos="2748"/>
+          <w:tab w:val="left" w:pos="3664"/>
+          <w:tab w:val="left" w:pos="4580"/>
+          <w:tab w:val="left" w:pos="5496"/>
+          <w:tab w:val="left" w:pos="6412"/>
+          <w:tab w:val="left" w:pos="7328"/>
+          <w:tab w:val="left" w:pos="8244"/>
+          <w:tab w:val="left" w:pos="9160"/>
+          <w:tab w:val="left" w:pos="10076"/>
+          <w:tab w:val="left" w:pos="10992"/>
+          <w:tab w:val="left" w:pos="11908"/>
+          <w:tab w:val="left" w:pos="12824"/>
+          <w:tab w:val="left" w:pos="13740"/>
+          <w:tab w:val="left" w:pos="14656"/>
+        </w:tabs>
+        <w:wordWrap w:val="0"/>
+        <w:spacing w:after="0" w:line="240" w:lineRule="atLeast"/>
+        <w:rPr>
+          <w:rFonts w:ascii="Lucida Console" w:eastAsia="Times New Roman" w:hAnsi="Lucida Console" w:cs="Courier New"/>
+          <w:color w:val="000000"/>
+          <w:sz w:val="20"/>
+          <w:szCs w:val="20"/>
+          <w:bdr w:val="none" w:sz="0" w:space="0" w:color="auto" w:frame="1"/>
+        </w:rPr>
+      </w:pPr>
+      <w:r>
+        <w:rPr>
+          <w:rFonts w:ascii="Lucida Console" w:eastAsia="Times New Roman" w:hAnsi="Lucida Console" w:cs="Courier New"/>
+          <w:color w:val="000000"/>
+          <w:sz w:val="20"/>
+          <w:szCs w:val="20"/>
+          <w:bdr w:val="none" w:sz="0" w:space="0" w:color="auto" w:frame="1"/>
+        </w:rPr>
+        <w:t>GO:0006261     7</w:t>
+      </w:r>
+    </w:p>
+    <w:p>
+      <w:pPr>
+        <w:shd w:val="clear" w:color="auto" w:fill="FFFFFF"/>
+        <w:tabs>
+          <w:tab w:val="left" w:pos="916"/>
+          <w:tab w:val="left" w:pos="1832"/>
+          <w:tab w:val="left" w:pos="2748"/>
+          <w:tab w:val="left" w:pos="3664"/>
+          <w:tab w:val="left" w:pos="4580"/>
+          <w:tab w:val="left" w:pos="5496"/>
+          <w:tab w:val="left" w:pos="6412"/>
+          <w:tab w:val="left" w:pos="7328"/>
+          <w:tab w:val="left" w:pos="8244"/>
+          <w:tab w:val="left" w:pos="9160"/>
+          <w:tab w:val="left" w:pos="10076"/>
+          <w:tab w:val="left" w:pos="10992"/>
+          <w:tab w:val="left" w:pos="11908"/>
+          <w:tab w:val="left" w:pos="12824"/>
+          <w:tab w:val="left" w:pos="13740"/>
+          <w:tab w:val="left" w:pos="14656"/>
+        </w:tabs>
+        <w:wordWrap w:val="0"/>
+        <w:spacing w:after="0" w:line="240" w:lineRule="atLeast"/>
+        <w:rPr>
+          <w:rFonts w:ascii="Lucida Console" w:eastAsia="Times New Roman" w:hAnsi="Lucida Console" w:cs="Courier New"/>
+          <w:color w:val="000000"/>
+          <w:sz w:val="20"/>
+          <w:szCs w:val="20"/>
+          <w:bdr w:val="none" w:sz="0" w:space="0" w:color="auto" w:frame="1"/>
+        </w:rPr>
+      </w:pPr>
+      <w:r>
+        <w:rPr>
+          <w:rFonts w:ascii="Lucida Console" w:eastAsia="Times New Roman" w:hAnsi="Lucida Console" w:cs="Courier New"/>
+          <w:color w:val="000000"/>
+          <w:sz w:val="20"/>
+          <w:szCs w:val="20"/>
+          <w:bdr w:val="none" w:sz="0" w:space="0" w:color="auto" w:frame="1"/>
+        </w:rPr>
+        <w:t>GO:0006260     7</w:t>
+      </w:r>
+    </w:p>
+    <w:p>
+      <w:pPr>
+        <w:shd w:val="clear" w:color="auto" w:fill="FFFFFF"/>
+        <w:tabs>
+          <w:tab w:val="left" w:pos="916"/>
+          <w:tab w:val="left" w:pos="1832"/>
+          <w:tab w:val="left" w:pos="2748"/>
+          <w:tab w:val="left" w:pos="3664"/>
+          <w:tab w:val="left" w:pos="4580"/>
+          <w:tab w:val="left" w:pos="5496"/>
+          <w:tab w:val="left" w:pos="6412"/>
+          <w:tab w:val="left" w:pos="7328"/>
+          <w:tab w:val="left" w:pos="8244"/>
+          <w:tab w:val="left" w:pos="9160"/>
+          <w:tab w:val="left" w:pos="10076"/>
+          <w:tab w:val="left" w:pos="10992"/>
+          <w:tab w:val="left" w:pos="11908"/>
+          <w:tab w:val="left" w:pos="12824"/>
+          <w:tab w:val="left" w:pos="13740"/>
+          <w:tab w:val="left" w:pos="14656"/>
+        </w:tabs>
+        <w:wordWrap w:val="0"/>
+        <w:spacing w:after="0" w:line="240" w:lineRule="atLeast"/>
+        <w:rPr>
+          <w:rFonts w:ascii="Lucida Console" w:eastAsia="Times New Roman" w:hAnsi="Lucida Console" w:cs="Courier New"/>
+          <w:color w:val="000000"/>
+          <w:sz w:val="20"/>
+          <w:szCs w:val="20"/>
+          <w:bdr w:val="none" w:sz="0" w:space="0" w:color="auto" w:frame="1"/>
+        </w:rPr>
+      </w:pPr>
+      <w:r>
+        <w:rPr>
+          <w:rFonts w:ascii="Lucida Console" w:eastAsia="Times New Roman" w:hAnsi="Lucida Console" w:cs="Courier New"/>
+          <w:color w:val="000000"/>
+          <w:sz w:val="20"/>
+          <w:szCs w:val="20"/>
+          <w:bdr w:val="none" w:sz="0" w:space="0" w:color="auto" w:frame="1"/>
+        </w:rPr>
+        <w:t>GO:0033260     5</w:t>
+      </w:r>
+    </w:p>
+    <w:p>
+      <w:pPr>
+        <w:shd w:val="clear" w:color="auto" w:fill="FFFFFF"/>
+        <w:tabs>
+          <w:tab w:val="left" w:pos="916"/>
+          <w:tab w:val="left" w:pos="1832"/>
+          <w:tab w:val="left" w:pos="2748"/>
+          <w:tab w:val="left" w:pos="3664"/>
+          <w:tab w:val="left" w:pos="4580"/>
+          <w:tab w:val="left" w:pos="5496"/>
+          <w:tab w:val="left" w:pos="6412"/>
+          <w:tab w:val="left" w:pos="7328"/>
+          <w:tab w:val="left" w:pos="8244"/>
+          <w:tab w:val="left" w:pos="9160"/>
+          <w:tab w:val="left" w:pos="10076"/>
+          <w:tab w:val="left" w:pos="10992"/>
+          <w:tab w:val="left" w:pos="11908"/>
+          <w:tab w:val="left" w:pos="12824"/>
+          <w:tab w:val="left" w:pos="13740"/>
+          <w:tab w:val="left" w:pos="14656"/>
+        </w:tabs>
+        <w:wordWrap w:val="0"/>
+        <w:spacing w:after="0" w:line="240" w:lineRule="atLeast"/>
+        <w:rPr>
+          <w:rFonts w:ascii="Lucida Console" w:eastAsia="Times New Roman" w:hAnsi="Lucida Console" w:cs="Courier New"/>
+          <w:color w:val="000000"/>
+          <w:sz w:val="20"/>
+          <w:szCs w:val="20"/>
+          <w:bdr w:val="none" w:sz="0" w:space="0" w:color="auto" w:frame="1"/>
+        </w:rPr>
+      </w:pPr>
+      <w:r>
+        <w:rPr>
+          <w:rFonts w:ascii="Lucida Console" w:eastAsia="Times New Roman" w:hAnsi="Lucida Console" w:cs="Courier New"/>
+          <w:color w:val="000000"/>
+          <w:sz w:val="20"/>
+          <w:szCs w:val="20"/>
+          <w:bdr w:val="none" w:sz="0" w:space="0" w:color="auto" w:frame="1"/>
+        </w:rPr>
+        <w:t>GO:0044786     5</w:t>
+      </w:r>
+    </w:p>
+    <w:p>
+      <w:pPr>
+        <w:shd w:val="clear" w:color="auto" w:fill="FFFFFF"/>
+        <w:tabs>
+          <w:tab w:val="left" w:pos="916"/>
+          <w:tab w:val="left" w:pos="1832"/>
+          <w:tab w:val="left" w:pos="2748"/>
+          <w:tab w:val="left" w:pos="3664"/>
+          <w:tab w:val="left" w:pos="4580"/>
+          <w:tab w:val="left" w:pos="5496"/>
+          <w:tab w:val="left" w:pos="6412"/>
+          <w:tab w:val="left" w:pos="7328"/>
+          <w:tab w:val="left" w:pos="8244"/>
+          <w:tab w:val="left" w:pos="9160"/>
+          <w:tab w:val="left" w:pos="10076"/>
+          <w:tab w:val="left" w:pos="10992"/>
+          <w:tab w:val="left" w:pos="11908"/>
+          <w:tab w:val="left" w:pos="12824"/>
+          <w:tab w:val="left" w:pos="13740"/>
+          <w:tab w:val="left" w:pos="14656"/>
+        </w:tabs>
+        <w:wordWrap w:val="0"/>
+        <w:spacing w:after="0" w:line="240" w:lineRule="atLeast"/>
+        <w:rPr>
+          <w:rFonts w:ascii="Lucida Console" w:eastAsia="Times New Roman" w:hAnsi="Lucida Console" w:cs="Courier New"/>
+          <w:color w:val="000000"/>
+          <w:sz w:val="20"/>
+          <w:szCs w:val="20"/>
+          <w:bdr w:val="none" w:sz="0" w:space="0" w:color="auto" w:frame="1"/>
+        </w:rPr>
+      </w:pPr>
+      <w:r>
+        <w:rPr>
+          <w:rFonts w:ascii="Lucida Console" w:eastAsia="Times New Roman" w:hAnsi="Lucida Console" w:cs="Courier New"/>
+          <w:color w:val="000000"/>
+          <w:sz w:val="20"/>
+          <w:szCs w:val="20"/>
+          <w:bdr w:val="none" w:sz="0" w:space="0" w:color="auto" w:frame="1"/>
+        </w:rPr>
+        <w:t>GO:0090329     5</w:t>
+      </w:r>
+    </w:p>
+    <w:p>
+      <w:pPr>
+        <w:shd w:val="clear" w:color="auto" w:fill="FFFFFF"/>
+        <w:tabs>
+          <w:tab w:val="left" w:pos="916"/>
+          <w:tab w:val="left" w:pos="1832"/>
+          <w:tab w:val="left" w:pos="2748"/>
+          <w:tab w:val="left" w:pos="3664"/>
+          <w:tab w:val="left" w:pos="4580"/>
+          <w:tab w:val="left" w:pos="5496"/>
+          <w:tab w:val="left" w:pos="6412"/>
+          <w:tab w:val="left" w:pos="7328"/>
+          <w:tab w:val="left" w:pos="8244"/>
+          <w:tab w:val="left" w:pos="9160"/>
+          <w:tab w:val="left" w:pos="10076"/>
+          <w:tab w:val="left" w:pos="10992"/>
+          <w:tab w:val="left" w:pos="11908"/>
+          <w:tab w:val="left" w:pos="12824"/>
+          <w:tab w:val="left" w:pos="13740"/>
+          <w:tab w:val="left" w:pos="14656"/>
+        </w:tabs>
+        <w:wordWrap w:val="0"/>
+        <w:spacing w:after="0" w:line="240" w:lineRule="atLeast"/>
+        <w:rPr>
+          <w:rFonts w:ascii="Lucida Console" w:eastAsia="Times New Roman" w:hAnsi="Lucida Console" w:cs="Courier New"/>
+          <w:color w:val="000000"/>
+          <w:sz w:val="20"/>
+          <w:szCs w:val="20"/>
+          <w:bdr w:val="none" w:sz="0" w:space="0" w:color="auto" w:frame="1"/>
+        </w:rPr>
+      </w:pPr>
+      <w:r>
+        <w:rPr>
+          <w:rFonts w:ascii="Lucida Console" w:eastAsia="Times New Roman" w:hAnsi="Lucida Console" w:cs="Courier New"/>
+          <w:color w:val="000000"/>
+          <w:sz w:val="20"/>
+          <w:szCs w:val="20"/>
+          <w:bdr w:val="none" w:sz="0" w:space="0" w:color="auto" w:frame="1"/>
+        </w:rPr>
+        <w:t>GO:0000727     4</w:t>
+      </w:r>
+    </w:p>
+    <w:p>
+      <w:pPr>
+        <w:shd w:val="clear" w:color="auto" w:fill="FFFFFF"/>
+        <w:tabs>
+          <w:tab w:val="left" w:pos="916"/>
+          <w:tab w:val="left" w:pos="1832"/>
+          <w:tab w:val="left" w:pos="2748"/>
+          <w:tab w:val="left" w:pos="3664"/>
+          <w:tab w:val="left" w:pos="4580"/>
+          <w:tab w:val="left" w:pos="5496"/>
+          <w:tab w:val="left" w:pos="6412"/>
+          <w:tab w:val="left" w:pos="7328"/>
+          <w:tab w:val="left" w:pos="8244"/>
+          <w:tab w:val="left" w:pos="9160"/>
+          <w:tab w:val="left" w:pos="10076"/>
+          <w:tab w:val="left" w:pos="10992"/>
+          <w:tab w:val="left" w:pos="11908"/>
+          <w:tab w:val="left" w:pos="12824"/>
+          <w:tab w:val="left" w:pos="13740"/>
+          <w:tab w:val="left" w:pos="14656"/>
+        </w:tabs>
+        <w:wordWrap w:val="0"/>
+        <w:spacing w:after="0" w:line="240" w:lineRule="atLeast"/>
+        <w:rPr>
+          <w:rFonts w:ascii="Lucida Console" w:eastAsia="Times New Roman" w:hAnsi="Lucida Console" w:cs="Courier New"/>
+          <w:color w:val="000000"/>
+          <w:sz w:val="20"/>
+          <w:szCs w:val="20"/>
+          <w:bdr w:val="none" w:sz="0" w:space="0" w:color="auto" w:frame="1"/>
+        </w:rPr>
+      </w:pPr>
+      <w:r>
+        <w:rPr>
+          <w:rFonts w:ascii="Lucida Console" w:eastAsia="Times New Roman" w:hAnsi="Lucida Console" w:cs="Courier New"/>
+          <w:color w:val="000000"/>
+          <w:sz w:val="20"/>
+          <w:szCs w:val="20"/>
+          <w:bdr w:val="none" w:sz="0" w:space="0" w:color="auto" w:frame="1"/>
+        </w:rPr>
+        <w:t>GO:1902969     4</w:t>
+      </w:r>
+    </w:p>
+    <w:p>
+      <w:pPr>
+        <w:shd w:val="clear" w:color="auto" w:fill="FFFFFF"/>
+        <w:tabs>
+          <w:tab w:val="left" w:pos="916"/>
+          <w:tab w:val="left" w:pos="1832"/>
+          <w:tab w:val="left" w:pos="2748"/>
+          <w:tab w:val="left" w:pos="3664"/>
+          <w:tab w:val="left" w:pos="4580"/>
+          <w:tab w:val="left" w:pos="5496"/>
+          <w:tab w:val="left" w:pos="6412"/>
+          <w:tab w:val="left" w:pos="7328"/>
+          <w:tab w:val="left" w:pos="8244"/>
+          <w:tab w:val="left" w:pos="9160"/>
+          <w:tab w:val="left" w:pos="10076"/>
+          <w:tab w:val="left" w:pos="10992"/>
+          <w:tab w:val="left" w:pos="11908"/>
+          <w:tab w:val="left" w:pos="12824"/>
+          <w:tab w:val="left" w:pos="13740"/>
+          <w:tab w:val="left" w:pos="14656"/>
+        </w:tabs>
+        <w:wordWrap w:val="0"/>
+        <w:spacing w:after="0" w:line="240" w:lineRule="atLeast"/>
+        <w:rPr>
+          <w:rFonts w:ascii="Lucida Console" w:eastAsia="Times New Roman" w:hAnsi="Lucida Console" w:cs="Courier New"/>
+          <w:color w:val="000000"/>
+          <w:sz w:val="20"/>
+          <w:szCs w:val="20"/>
+          <w:bdr w:val="none" w:sz="0" w:space="0" w:color="auto" w:frame="1"/>
+        </w:rPr>
+      </w:pPr>
+      <w:r>
+        <w:rPr>
+          <w:rFonts w:ascii="Lucida Console" w:eastAsia="Times New Roman" w:hAnsi="Lucida Console" w:cs="Courier New"/>
+          <w:color w:val="000000"/>
+          <w:sz w:val="20"/>
+          <w:szCs w:val="20"/>
+          <w:bdr w:val="none" w:sz="0" w:space="0" w:color="auto" w:frame="1"/>
+        </w:rPr>
+        <w:t>GO:0030174     4</w:t>
+      </w:r>
+    </w:p>
+    <w:p>
+      <w:pPr>
+        <w:shd w:val="clear" w:color="auto" w:fill="FFFFFF"/>
+        <w:tabs>
+          <w:tab w:val="left" w:pos="916"/>
+          <w:tab w:val="left" w:pos="1832"/>
+          <w:tab w:val="left" w:pos="2748"/>
+          <w:tab w:val="left" w:pos="3664"/>
+          <w:tab w:val="left" w:pos="4580"/>
+          <w:tab w:val="left" w:pos="5496"/>
+          <w:tab w:val="left" w:pos="6412"/>
+          <w:tab w:val="left" w:pos="7328"/>
+          <w:tab w:val="left" w:pos="8244"/>
+          <w:tab w:val="left" w:pos="9160"/>
+          <w:tab w:val="left" w:pos="10076"/>
+          <w:tab w:val="left" w:pos="10992"/>
+          <w:tab w:val="left" w:pos="11908"/>
+          <w:tab w:val="left" w:pos="12824"/>
+          <w:tab w:val="left" w:pos="13740"/>
+          <w:tab w:val="left" w:pos="14656"/>
+        </w:tabs>
+        <w:wordWrap w:val="0"/>
+        <w:spacing w:after="0" w:line="240" w:lineRule="atLeast"/>
+        <w:rPr>
+          <w:rFonts w:ascii="Lucida Console" w:eastAsia="Times New Roman" w:hAnsi="Lucida Console" w:cs="Courier New"/>
+          <w:color w:val="000000"/>
+          <w:sz w:val="20"/>
+          <w:szCs w:val="20"/>
+          <w:bdr w:val="none" w:sz="0" w:space="0" w:color="auto" w:frame="1"/>
+        </w:rPr>
+      </w:pPr>
+      <w:r>
+        <w:rPr>
+          <w:rFonts w:ascii="Lucida Console" w:eastAsia="Times New Roman" w:hAnsi="Lucida Console" w:cs="Courier New"/>
+          <w:color w:val="000000"/>
+          <w:sz w:val="20"/>
+          <w:szCs w:val="20"/>
+          <w:bdr w:val="none" w:sz="0" w:space="0" w:color="auto" w:frame="1"/>
+        </w:rPr>
+        <w:t>GO:0006275     5</w:t>
+      </w:r>
+    </w:p>
+    <w:p>
+      <w:pPr>
+        <w:shd w:val="clear" w:color="auto" w:fill="FFFFFF"/>
+        <w:tabs>
+          <w:tab w:val="left" w:pos="916"/>
+          <w:tab w:val="left" w:pos="1832"/>
+          <w:tab w:val="left" w:pos="2748"/>
+          <w:tab w:val="left" w:pos="3664"/>
+          <w:tab w:val="left" w:pos="4580"/>
+          <w:tab w:val="left" w:pos="5496"/>
+          <w:tab w:val="left" w:pos="6412"/>
+          <w:tab w:val="left" w:pos="7328"/>
+          <w:tab w:val="left" w:pos="8244"/>
+          <w:tab w:val="left" w:pos="9160"/>
+          <w:tab w:val="left" w:pos="10076"/>
+          <w:tab w:val="left" w:pos="10992"/>
+          <w:tab w:val="left" w:pos="11908"/>
+          <w:tab w:val="left" w:pos="12824"/>
+          <w:tab w:val="left" w:pos="13740"/>
+          <w:tab w:val="left" w:pos="14656"/>
+        </w:tabs>
+        <w:wordWrap w:val="0"/>
+        <w:spacing w:after="0" w:line="240" w:lineRule="atLeast"/>
+        <w:rPr>
+          <w:rFonts w:ascii="Lucida Console" w:eastAsia="Times New Roman" w:hAnsi="Lucida Console" w:cs="Courier New"/>
+          <w:color w:val="000000"/>
+          <w:sz w:val="20"/>
+          <w:szCs w:val="20"/>
+        </w:rPr>
+      </w:pPr>
+      <w:r>
+        <w:rPr>
+          <w:rFonts w:ascii="Lucida Console" w:eastAsia="Times New Roman" w:hAnsi="Lucida Console" w:cs="Courier New"/>
+          <w:color w:val="000000"/>
+          <w:sz w:val="20"/>
+          <w:szCs w:val="20"/>
+          <w:bdr w:val="none" w:sz="0" w:space="0" w:color="auto" w:frame="1"/>
+        </w:rPr>
+        <w:t>GO:0006270     4</w:t>
+      </w:r>
     </w:p>
     <w:p>
       <w:pPr>
@@ -962,6 +5122,7 @@
           <w:sz w:val="32"/>
           <w:szCs w:val="32"/>
         </w:rPr>
+        <w:lastRenderedPageBreak/>
         <w:t>Question 2 If a protein is significantly differentially expressed but absent from every detected network module, should it still be considered a therapeutic target? Justify using principles of network biology.</w:t>
       </w:r>
     </w:p>
@@ -974,7 +5135,6 @@
           <w:sz w:val="32"/>
           <w:szCs w:val="32"/>
         </w:rPr>
-        <w:lastRenderedPageBreak/>
         <w:t>Answer-2.</w:t>
       </w:r>
       <w:r>
@@ -1110,6 +5270,7 @@
           <w:sz w:val="24"/>
           <w:szCs w:val="24"/>
         </w:rPr>
+        <w:lastRenderedPageBreak/>
         <w:t xml:space="preserve">Our centrality analysis highlights a consistent set of hub proteins across multiple ranking methods. Degree, MCC, and MNC all repeatedly identified </w:t>
       </w:r>
       <w:r>
@@ -1137,16 +5298,7 @@
           <w:szCs w:val="24"/>
         </w:rPr>
         <w:noBreakHyphen/>
-        <w:t xml:space="preserve">ranked nodes. These proteins are embedded in cell cycle and DNA replication modules, underscoring their role as master regulators of proliferation in cervical carcinoma. Their presence across several </w:t>
-      </w:r>
-      <w:r>
-        <w:rPr>
-          <w:rFonts w:ascii="Times New Roman" w:eastAsia="Times New Roman" w:hAnsi="Times New Roman" w:cs="Times New Roman"/>
-          <w:sz w:val="24"/>
-          <w:szCs w:val="24"/>
-        </w:rPr>
-        <w:lastRenderedPageBreak/>
-        <w:t>centrality measures strengthens confidence that they are structurally and functionally critical to the disease network.</w:t>
+        <w:t>ranked nodes. These proteins are embedded in cell cycle and DNA replication modules, underscoring their role as master regulators of proliferation in cervical carcinoma. Their presence across several centrality measures strengthens confidence that they are structurally and functionally critical to the disease network.</w:t>
       </w:r>
     </w:p>
     <w:p>
@@ -1960,6 +6112,69 @@
       </w:tblBorders>
     </w:tblPr>
   </w:style>
+  <w:style w:type="paragraph" w:styleId="HTMLPreformatted">
+    <w:name w:val="HTML Preformatted"/>
+    <w:basedOn w:val="Normal"/>
+    <w:link w:val="HTMLPreformattedChar"/>
+    <w:uiPriority w:val="99"/>
+    <w:semiHidden/>
+    <w:unhideWhenUsed/>
+    <w:rsid w:val="00731FEE"/>
+    <w:pPr>
+      <w:tabs>
+        <w:tab w:val="left" w:pos="916"/>
+        <w:tab w:val="left" w:pos="1832"/>
+        <w:tab w:val="left" w:pos="2748"/>
+        <w:tab w:val="left" w:pos="3664"/>
+        <w:tab w:val="left" w:pos="4580"/>
+        <w:tab w:val="left" w:pos="5496"/>
+        <w:tab w:val="left" w:pos="6412"/>
+        <w:tab w:val="left" w:pos="7328"/>
+        <w:tab w:val="left" w:pos="8244"/>
+        <w:tab w:val="left" w:pos="9160"/>
+        <w:tab w:val="left" w:pos="10076"/>
+        <w:tab w:val="left" w:pos="10992"/>
+        <w:tab w:val="left" w:pos="11908"/>
+        <w:tab w:val="left" w:pos="12824"/>
+        <w:tab w:val="left" w:pos="13740"/>
+        <w:tab w:val="left" w:pos="14656"/>
+      </w:tabs>
+      <w:spacing w:after="0" w:line="240" w:lineRule="auto"/>
+    </w:pPr>
+    <w:rPr>
+      <w:rFonts w:ascii="Courier New" w:eastAsia="Times New Roman" w:hAnsi="Courier New" w:cs="Courier New"/>
+      <w:sz w:val="20"/>
+      <w:szCs w:val="20"/>
+    </w:rPr>
+  </w:style>
+  <w:style w:type="character" w:customStyle="1" w:styleId="HTMLPreformattedChar">
+    <w:name w:val="HTML Preformatted Char"/>
+    <w:basedOn w:val="DefaultParagraphFont"/>
+    <w:link w:val="HTMLPreformatted"/>
+    <w:uiPriority w:val="99"/>
+    <w:semiHidden/>
+    <w:rsid w:val="00731FEE"/>
+    <w:rPr>
+      <w:rFonts w:ascii="Courier New" w:eastAsia="Times New Roman" w:hAnsi="Courier New" w:cs="Courier New"/>
+      <w:sz w:val="20"/>
+      <w:szCs w:val="20"/>
+    </w:rPr>
+  </w:style>
+  <w:style w:type="character" w:customStyle="1" w:styleId="gbqs1kebk5b">
+    <w:name w:val="gbqs1kebk5b"/>
+    <w:basedOn w:val="DefaultParagraphFont"/>
+    <w:rsid w:val="00731FEE"/>
+  </w:style>
+  <w:style w:type="character" w:customStyle="1" w:styleId="gbqs1kebcac">
+    <w:name w:val="gbqs1kebcac"/>
+    <w:basedOn w:val="DefaultParagraphFont"/>
+    <w:rsid w:val="00731FEE"/>
+  </w:style>
+  <w:style w:type="character" w:customStyle="1" w:styleId="gbqs1keba5b">
+    <w:name w:val="gbqs1keba5b"/>
+    <w:basedOn w:val="DefaultParagraphFont"/>
+    <w:rsid w:val="00731FEE"/>
+  </w:style>
 </w:styles>
 </file>
 
